--- a/site/downloads/handbook-A5.docx
+++ b/site/downloads/handbook-A5.docx
@@ -2124,7 +2124,7 @@
           <w:b w:val="0"/>
           <w:i w:val="0"/>
         </w:rPr>
-        <w:t>Serverless compute does not support DataFrame or SQL cache APIs. (search-only: https://docs.databricks.com/aws/en/compute/serverless/limitations)</w:t>
+        <w:t>Serverless compute does not support DataFrame or SQL cache APIs. (verified: https://docs.databricks.com/aws/en/compute/serverless/limitations (checked 2026-09-25))</w:t>
       </w:r>
     </w:p>
     <w:p>
@@ -7061,7 +7061,7 @@
           <w:b w:val="0"/>
           <w:i w:val="0"/>
         </w:rPr>
-        <w:t>Databricks recommends liquid clustering over partitioning for UC managed tables; serverless does not support cache APIs. (search-only: https://docs.databricks.com/aws/en/tables/clustering and https://docs.databricks.com/aws/en/compute/serverless/limitations)</w:t>
+        <w:t>Databricks recommends liquid clustering over partitioning for UC managed tables; serverless does not support cache APIs. (verified: https://docs.databricks.com/aws/en/tables/clustering and https://docs.databricks.com/aws/en/compute/serverless/limitations (checked 2026-09-25))</w:t>
       </w:r>
     </w:p>
     <w:p>

--- a/site/downloads/handbook-A5.docx
+++ b/site/downloads/handbook-A5.docx
@@ -1815,7 +1815,7 @@
           <w:b w:val="0"/>
           <w:i w:val="0"/>
         </w:rPr>
-        <w:t>Starter code:</w:t>
+        <w:t>Shape of the answer. The reference solution defines these names. Write the bodies yourself.</w:t>
       </w:r>
     </w:p>
     <w:tbl>
@@ -1853,7 +1853,7 @@
                 <w:b w:val="0"/>
                 <w:sz w:val="16"/>
               </w:rPr>
-              <w:t>def table_health(df):</w:t>
+              <w:t># Row count, null counts and weight range in one pass over df.</w:t>
             </w:r>
           </w:p>
           <w:p>
@@ -1876,7 +1876,7 @@
                 <w:b w:val="0"/>
                 <w:sz w:val="16"/>
               </w:rPr>
-              <w:t xml:space="preserve">    return {</w:t>
+              <w:t>def table_health(</w:t>
             </w:r>
           </w:p>
           <w:p>
@@ -1899,7 +1899,7 @@
                 <w:b w:val="0"/>
                 <w:sz w:val="16"/>
               </w:rPr>
-              <w:t xml:space="preserve">        "rows": df.count(),</w:t>
+              <w:t xml:space="preserve">    df: DataFrame,</w:t>
             </w:r>
           </w:p>
           <w:p>
@@ -1922,99 +1922,7 @@
                 <w:b w:val="0"/>
                 <w:sz w:val="16"/>
               </w:rPr>
-              <w:t xml:space="preserve">        "null_ids": df.filter(F.col("respondent_id").isNull()).count(),</w:t>
-            </w:r>
-          </w:p>
-          <w:p>
-            <w:pPr>
-              <w:spacing w:before="0" w:after="0" w:line="240" w:lineRule="auto"/>
-              <w:ind w:left="567" w:hanging="567"/>
-            </w:pPr>
-            <w:r>
-              <w:rPr>
-                <w:rFonts w:ascii="Consolas" w:hAnsi="Consolas" w:eastAsia="Consolas"/>
-                <w:b w:val="0"/>
-                <w:color w:val="5B6875"/>
-                <w:sz w:val="16"/>
-              </w:rPr>
-              <w:t xml:space="preserve">   5  </w:t>
-            </w:r>
-            <w:r>
-              <w:rPr>
-                <w:rFonts w:ascii="Consolas" w:hAnsi="Consolas" w:eastAsia="Consolas"/>
-                <w:b w:val="0"/>
-                <w:sz w:val="16"/>
-              </w:rPr>
-              <w:t xml:space="preserve">        "null_weights": df.filter(F.col("final_weight").isNull()).count(),</w:t>
-            </w:r>
-          </w:p>
-          <w:p>
-            <w:pPr>
-              <w:spacing w:before="0" w:after="0" w:line="240" w:lineRule="auto"/>
-              <w:ind w:left="567" w:hanging="567"/>
-            </w:pPr>
-            <w:r>
-              <w:rPr>
-                <w:rFonts w:ascii="Consolas" w:hAnsi="Consolas" w:eastAsia="Consolas"/>
-                <w:b w:val="0"/>
-                <w:color w:val="5B6875"/>
-                <w:sz w:val="16"/>
-              </w:rPr>
-              <w:t xml:space="preserve">   6  </w:t>
-            </w:r>
-            <w:r>
-              <w:rPr>
-                <w:rFonts w:ascii="Consolas" w:hAnsi="Consolas" w:eastAsia="Consolas"/>
-                <w:b w:val="0"/>
-                <w:sz w:val="16"/>
-              </w:rPr>
-              <w:t xml:space="preserve">        "min_weight": df.agg({"final_weight": "min"}).collect()[0][0],</w:t>
-            </w:r>
-          </w:p>
-          <w:p>
-            <w:pPr>
-              <w:spacing w:before="0" w:after="0" w:line="240" w:lineRule="auto"/>
-              <w:ind w:left="567" w:hanging="567"/>
-            </w:pPr>
-            <w:r>
-              <w:rPr>
-                <w:rFonts w:ascii="Consolas" w:hAnsi="Consolas" w:eastAsia="Consolas"/>
-                <w:b w:val="0"/>
-                <w:color w:val="5B6875"/>
-                <w:sz w:val="16"/>
-              </w:rPr>
-              <w:t xml:space="preserve">   7  </w:t>
-            </w:r>
-            <w:r>
-              <w:rPr>
-                <w:rFonts w:ascii="Consolas" w:hAnsi="Consolas" w:eastAsia="Consolas"/>
-                <w:b w:val="0"/>
-                <w:sz w:val="16"/>
-              </w:rPr>
-              <w:t xml:space="preserve">        "max_weight": df.agg({"final_weight": "max"}).collect()[0][0],</w:t>
-            </w:r>
-          </w:p>
-          <w:p>
-            <w:pPr>
-              <w:spacing w:before="0" w:after="0" w:line="240" w:lineRule="auto"/>
-              <w:ind w:left="567" w:hanging="567"/>
-            </w:pPr>
-            <w:r>
-              <w:rPr>
-                <w:rFonts w:ascii="Consolas" w:hAnsi="Consolas" w:eastAsia="Consolas"/>
-                <w:b w:val="0"/>
-                <w:color w:val="5B6875"/>
-                <w:sz w:val="16"/>
-              </w:rPr>
-              <w:t xml:space="preserve">   8  </w:t>
-            </w:r>
-            <w:r>
-              <w:rPr>
-                <w:rFonts w:ascii="Consolas" w:hAnsi="Consolas" w:eastAsia="Consolas"/>
-                <w:b w:val="0"/>
-                <w:sz w:val="16"/>
-              </w:rPr>
-              <w:t xml:space="preserve">    }</w:t>
+              <w:t>) -&gt; dict[str, float | int | None]: ...</w:t>
             </w:r>
           </w:p>
         </w:tc>
@@ -2022,719 +1930,12 @@
     </w:tbl>
     <w:p/>
     <w:p>
-      <w:pPr>
-        <w:pStyle w:val="Heading5"/>
-      </w:pPr>
-      <w:r>
-        <w:t>Exercise 5. Architecture design (level 5)</w:t>
-      </w:r>
-    </w:p>
-    <w:p>
-      <w:r>
-        <w:rPr>
-          <w:b w:val="0"/>
-          <w:i w:val="0"/>
-        </w:rPr>
-        <w:t>You run the silver QA notebook on Databricks Free Edition (serverless). An expensive joined DataFrame feeds six different checks. Choose the approach for each situation.</w:t>
-      </w:r>
-    </w:p>
-    <w:p>
-      <w:r>
-        <w:rPr>
-          <w:b w:val="0"/>
-          <w:i w:val="0"/>
-        </w:rPr>
-        <w:t>Options: Combine them into one agg, Write the joined data to a Delta table and read it back, df.cache(), Leave each check as its own action.</w:t>
-      </w:r>
-    </w:p>
-    <w:p>
-      <w:pPr>
-        <w:pStyle w:val="ListNumber"/>
-      </w:pPr>
-      <w:r>
-        <w:rPr>
-          <w:b w:val="0"/>
-          <w:i w:val="0"/>
-        </w:rPr>
-        <w:t>Four checks are simple counts and sums over the joined data</w:t>
-      </w:r>
-    </w:p>
-    <w:p>
-      <w:pPr>
-        <w:pStyle w:val="ListNumber"/>
-      </w:pPr>
-      <w:r>
-        <w:rPr>
-          <w:b w:val="0"/>
-          <w:i w:val="0"/>
-        </w:rPr>
-        <w:t>Two checks need different groupings and joins over the same expensive result</w:t>
-      </w:r>
-    </w:p>
-    <w:p>
-      <w:pPr>
-        <w:pStyle w:val="ListNumber"/>
-      </w:pPr>
-      <w:r>
-        <w:rPr>
-          <w:b w:val="0"/>
-          <w:i w:val="0"/>
-        </w:rPr>
-        <w:t>A colleague suggests cache() to speed it all up on serverless</w:t>
-      </w:r>
-    </w:p>
-    <w:p>
-      <w:pPr>
-        <w:pStyle w:val="Heading4"/>
-      </w:pPr>
-      <w:r>
-        <w:t>Sources</w:t>
-      </w:r>
-    </w:p>
-    <w:p>
-      <w:pPr>
-        <w:pStyle w:val="ListBullet"/>
-      </w:pPr>
-      <w:r>
-        <w:rPr>
-          <w:b w:val="0"/>
-          <w:i w:val="0"/>
-        </w:rPr>
-        <w:t>Each action re-executes the plan: a counting UDF ran 1,000 times after one count and 2,000 after two, on 1,000 rows. (verified: Run on PySpark 4.0.4 in this repository.)</w:t>
-      </w:r>
-    </w:p>
-    <w:p>
-      <w:pPr>
-        <w:pStyle w:val="ListBullet"/>
-      </w:pPr>
-      <w:r>
-        <w:rPr>
-          <w:b w:val="0"/>
-          <w:i w:val="0"/>
-        </w:rPr>
-        <w:t>F.count_if and F.count_distinct exist in PySpark 4.0. (verified: Run on PySpark 4.0.4 in this repository.)</w:t>
-      </w:r>
-    </w:p>
-    <w:p>
-      <w:pPr>
-        <w:pStyle w:val="ListBullet"/>
-      </w:pPr>
-      <w:r>
-        <w:rPr>
-          <w:b w:val="0"/>
-          <w:i w:val="0"/>
-        </w:rPr>
-        <w:t>Serverless compute does not support DataFrame or SQL cache APIs. (verified: https://docs.databricks.com/aws/en/compute/serverless/limitations (checked 2026-09-25))</w:t>
-      </w:r>
-    </w:p>
-    <w:p>
-      <w:pPr>
-        <w:pStyle w:val="Heading3"/>
-      </w:pPr>
-      <w:r>
-        <w:t>A5-L2 Built-in functions over Python UDFs</w:t>
-      </w:r>
-    </w:p>
-    <w:p>
-      <w:pPr>
-        <w:pStyle w:val="Heading4"/>
-      </w:pPr>
-      <w:r>
-        <w:t>Concept</w:t>
-      </w:r>
-    </w:p>
-    <w:p>
-      <w:r>
-        <w:rPr>
-          <w:b w:val="0"/>
-          <w:i w:val="0"/>
-        </w:rPr>
-        <w:t xml:space="preserve">A </w:t>
-      </w:r>
-      <w:r>
-        <w:rPr>
-          <w:b/>
-          <w:i w:val="0"/>
-        </w:rPr>
-        <w:t>Python UDF</w:t>
-      </w:r>
-      <w:r>
-        <w:rPr>
-          <w:b w:val="0"/>
-          <w:i w:val="0"/>
-        </w:rPr>
-        <w:t xml:space="preserve"> runs your Python function once per row. Spark must send each value from the JVM to a Python worker process, run the function, and send the result back. The physical plan shows this as a </w:t>
-      </w:r>
-      <w:r>
-        <w:rPr>
-          <w:rFonts w:ascii="Consolas" w:hAnsi="Consolas" w:eastAsia="Consolas"/>
-          <w:b w:val="0"/>
-          <w:sz w:val="19"/>
-        </w:rPr>
-        <w:t>BatchEvalPython</w:t>
-      </w:r>
-      <w:r>
-        <w:rPr>
-          <w:b w:val="0"/>
-          <w:i w:val="0"/>
-        </w:rPr>
-        <w:t xml:space="preserve"> step.</w:t>
-      </w:r>
-    </w:p>
-    <w:p>
-      <w:r>
-        <w:rPr>
-          <w:b w:val="0"/>
-          <w:i w:val="0"/>
-        </w:rPr>
-        <w:t xml:space="preserve">A </w:t>
-      </w:r>
-      <w:r>
-        <w:rPr>
-          <w:b/>
-          <w:i w:val="0"/>
-        </w:rPr>
-        <w:t>built-in function</w:t>
-      </w:r>
-      <w:r>
-        <w:rPr>
-          <w:b w:val="0"/>
-          <w:i w:val="0"/>
-        </w:rPr>
-        <w:t xml:space="preserve"> from </w:t>
-      </w:r>
-      <w:r>
-        <w:rPr>
-          <w:rFonts w:ascii="Consolas" w:hAnsi="Consolas" w:eastAsia="Consolas"/>
-          <w:b w:val="0"/>
-          <w:sz w:val="19"/>
-        </w:rPr>
-        <w:t>pyspark.sql.functions</w:t>
-      </w:r>
-      <w:r>
-        <w:rPr>
-          <w:b w:val="0"/>
-          <w:i w:val="0"/>
-        </w:rPr>
-        <w:t xml:space="preserve"> runs inside the JVM, in Spark's generated code, with no round trip.</w:t>
-      </w:r>
-    </w:p>
-    <w:p>
-      <w:r>
-        <w:rPr>
-          <w:b w:val="0"/>
-          <w:i w:val="0"/>
-        </w:rPr>
-        <w:t>Measured on 2 million strings (PySpark 4.0.4, two local cores):</w:t>
-      </w:r>
-    </w:p>
-    <w:tbl>
-      <w:tblPr>
-        <w:tblStyle w:val="TableGrid"/>
-        <w:tblW w:type="auto" w:w="0"/>
-        <w:tblLook w:firstColumn="1" w:firstRow="1" w:lastColumn="0" w:lastRow="0" w:noHBand="0" w:noVBand="1" w:val="04A0"/>
-      </w:tblPr>
-      <w:tblGrid>
-        <w:gridCol w:w="4110"/>
-        <w:gridCol w:w="4110"/>
-      </w:tblGrid>
-      <w:tr>
-        <w:tc>
-          <w:tcPr>
-            <w:tcW w:type="dxa" w:w="4110"/>
-          </w:tcPr>
-          <w:p>
-            <w:r>
-              <w:rPr>
-                <w:b/>
-              </w:rPr>
-              <w:t>Approach</w:t>
-            </w:r>
-          </w:p>
-        </w:tc>
-        <w:tc>
-          <w:tcPr>
-            <w:tcW w:type="dxa" w:w="4110"/>
-          </w:tcPr>
-          <w:p>
-            <w:r>
-              <w:rPr>
-                <w:b/>
-              </w:rPr>
-              <w:t>Time</w:t>
-            </w:r>
-          </w:p>
-        </w:tc>
-      </w:tr>
-      <w:tr>
-        <w:tc>
-          <w:tcPr>
-            <w:tcW w:type="dxa" w:w="4110"/>
-          </w:tcPr>
-          <w:p>
-            <w:r>
-              <w:t>F.upper(col)</w:t>
-            </w:r>
-          </w:p>
-        </w:tc>
-        <w:tc>
-          <w:tcPr>
-            <w:tcW w:type="dxa" w:w="4110"/>
-          </w:tcPr>
-          <w:p>
-            <w:r>
-              <w:t>0.30 s</w:t>
-            </w:r>
-          </w:p>
-        </w:tc>
-      </w:tr>
-      <w:tr>
-        <w:tc>
-          <w:tcPr>
-            <w:tcW w:type="dxa" w:w="4110"/>
-          </w:tcPr>
-          <w:p>
-            <w:r>
-              <w:t>pandas UDF (ArrowEvalPython)</w:t>
-            </w:r>
-          </w:p>
-        </w:tc>
-        <w:tc>
-          <w:tcPr>
-            <w:tcW w:type="dxa" w:w="4110"/>
-          </w:tcPr>
-          <w:p>
-            <w:r>
-              <w:t>1.16 s</w:t>
-            </w:r>
-          </w:p>
-        </w:tc>
-      </w:tr>
-      <w:tr>
-        <w:tc>
-          <w:tcPr>
-            <w:tcW w:type="dxa" w:w="4110"/>
-          </w:tcPr>
-          <w:p>
-            <w:r>
-              <w:t>Python UDF (BatchEvalPython)</w:t>
-            </w:r>
-          </w:p>
-        </w:tc>
-        <w:tc>
-          <w:tcPr>
-            <w:tcW w:type="dxa" w:w="4110"/>
-          </w:tcPr>
-          <w:p>
-            <w:r>
-              <w:t>1.82 s</w:t>
-            </w:r>
-          </w:p>
-        </w:tc>
-      </w:tr>
-    </w:tbl>
-    <w:p>
-      <w:r>
-        <w:rPr>
-          <w:b w:val="0"/>
-          <w:i w:val="0"/>
-        </w:rPr>
-        <w:t>The Python UDF was six times slower, and the gap grows with cluster size and data volume.</w:t>
-      </w:r>
-    </w:p>
-    <w:p>
-      <w:r>
-        <w:rPr>
-          <w:b w:val="0"/>
-          <w:i w:val="0"/>
-        </w:rPr>
-        <w:t>Speed is one reason. There are three more:</w:t>
-      </w:r>
-    </w:p>
-    <w:p>
-      <w:pPr>
-        <w:pStyle w:val="ListBullet"/>
-      </w:pPr>
-      <w:r>
-        <w:rPr>
-          <w:b/>
-          <w:i w:val="0"/>
-        </w:rPr>
-        <w:t>Nulls.</w:t>
-      </w:r>
-      <w:r>
-        <w:rPr>
-          <w:b w:val="0"/>
-          <w:i w:val="0"/>
-        </w:rPr>
-        <w:t xml:space="preserve"> Built-ins return NULL for NULL input. A UDF receives </w:t>
-      </w:r>
-      <w:r>
-        <w:rPr>
-          <w:rFonts w:ascii="Consolas" w:hAnsi="Consolas" w:eastAsia="Consolas"/>
-          <w:b w:val="0"/>
-          <w:sz w:val="19"/>
-        </w:rPr>
-        <w:t>None</w:t>
-      </w:r>
-      <w:r>
-        <w:rPr>
-          <w:b w:val="0"/>
-          <w:i w:val="0"/>
-        </w:rPr>
-        <w:t xml:space="preserve"> and must handle it. </w:t>
-      </w:r>
-      <w:r>
-        <w:rPr>
-          <w:rFonts w:ascii="Consolas" w:hAnsi="Consolas" w:eastAsia="Consolas"/>
-          <w:b w:val="0"/>
-          <w:sz w:val="19"/>
-        </w:rPr>
-        <w:t>lambda s: s.strip()</w:t>
-      </w:r>
-      <w:r>
-        <w:rPr>
-          <w:b w:val="0"/>
-          <w:i w:val="0"/>
-        </w:rPr>
-        <w:t xml:space="preserve"> fails the whole job with a </w:t>
-      </w:r>
-      <w:r>
-        <w:rPr>
-          <w:rFonts w:ascii="Consolas" w:hAnsi="Consolas" w:eastAsia="Consolas"/>
-          <w:b w:val="0"/>
-          <w:sz w:val="19"/>
-        </w:rPr>
-        <w:t>PythonException</w:t>
-      </w:r>
-      <w:r>
-        <w:rPr>
-          <w:b w:val="0"/>
-          <w:i w:val="0"/>
-        </w:rPr>
-        <w:t xml:space="preserve"> on the first NULL.</w:t>
-      </w:r>
-    </w:p>
-    <w:p>
-      <w:pPr>
-        <w:pStyle w:val="ListBullet"/>
-      </w:pPr>
-      <w:r>
-        <w:rPr>
-          <w:b/>
-          <w:i w:val="0"/>
-        </w:rPr>
-        <w:t>Optimisation.</w:t>
-      </w:r>
-      <w:r>
-        <w:rPr>
-          <w:b w:val="0"/>
-          <w:i w:val="0"/>
-        </w:rPr>
-        <w:t xml:space="preserve"> The optimiser cannot see inside a UDF, so it cannot push a filter on the UDF's output into the file scan.</w:t>
-      </w:r>
-    </w:p>
-    <w:p>
-      <w:pPr>
-        <w:pStyle w:val="ListBullet"/>
-      </w:pPr>
-      <w:r>
-        <w:rPr>
-          <w:b/>
-          <w:i w:val="0"/>
-        </w:rPr>
-        <w:t>Readability.</w:t>
-      </w:r>
-      <w:r>
-        <w:rPr>
-          <w:b w:val="0"/>
-          <w:i w:val="0"/>
-        </w:rPr>
-        <w:t xml:space="preserve"> </w:t>
-      </w:r>
-      <w:r>
-        <w:rPr>
-          <w:rFonts w:ascii="Consolas" w:hAnsi="Consolas" w:eastAsia="Consolas"/>
-          <w:b w:val="0"/>
-          <w:sz w:val="19"/>
-        </w:rPr>
-        <w:t>F.when(...).when(...)</w:t>
-      </w:r>
-      <w:r>
-        <w:rPr>
-          <w:b w:val="0"/>
-          <w:i w:val="0"/>
-        </w:rPr>
-        <w:t xml:space="preserve"> states a rule in one expression a reviewer can check.</w:t>
-      </w:r>
-    </w:p>
-    <w:p>
-      <w:r>
-        <w:rPr>
-          <w:b w:val="0"/>
-          <w:i w:val="0"/>
-        </w:rPr>
-        <w:t xml:space="preserve">Most UDFs in pipelines replace functions that already exist: </w:t>
-      </w:r>
-      <w:r>
-        <w:rPr>
-          <w:rFonts w:ascii="Consolas" w:hAnsi="Consolas" w:eastAsia="Consolas"/>
-          <w:b w:val="0"/>
-          <w:sz w:val="19"/>
-        </w:rPr>
-        <w:t>F.upper</w:t>
-      </w:r>
-      <w:r>
-        <w:rPr>
-          <w:b w:val="0"/>
-          <w:i w:val="0"/>
-        </w:rPr>
-        <w:t xml:space="preserve">, </w:t>
-      </w:r>
-      <w:r>
-        <w:rPr>
-          <w:rFonts w:ascii="Consolas" w:hAnsi="Consolas" w:eastAsia="Consolas"/>
-          <w:b w:val="0"/>
-          <w:sz w:val="19"/>
-        </w:rPr>
-        <w:t>F.trim</w:t>
-      </w:r>
-      <w:r>
-        <w:rPr>
-          <w:b w:val="0"/>
-          <w:i w:val="0"/>
-        </w:rPr>
-        <w:t xml:space="preserve">, </w:t>
-      </w:r>
-      <w:r>
-        <w:rPr>
-          <w:rFonts w:ascii="Consolas" w:hAnsi="Consolas" w:eastAsia="Consolas"/>
-          <w:b w:val="0"/>
-          <w:sz w:val="19"/>
-        </w:rPr>
-        <w:t>F.regexp_replace</w:t>
-      </w:r>
-      <w:r>
-        <w:rPr>
-          <w:b w:val="0"/>
-          <w:i w:val="0"/>
-        </w:rPr>
-        <w:t xml:space="preserve">, </w:t>
-      </w:r>
-      <w:r>
-        <w:rPr>
-          <w:rFonts w:ascii="Consolas" w:hAnsi="Consolas" w:eastAsia="Consolas"/>
-          <w:b w:val="0"/>
-          <w:sz w:val="19"/>
-        </w:rPr>
-        <w:t>F.regexp_extract</w:t>
-      </w:r>
-      <w:r>
-        <w:rPr>
-          <w:b w:val="0"/>
-          <w:i w:val="0"/>
-        </w:rPr>
-        <w:t xml:space="preserve">, </w:t>
-      </w:r>
-      <w:r>
-        <w:rPr>
-          <w:rFonts w:ascii="Consolas" w:hAnsi="Consolas" w:eastAsia="Consolas"/>
-          <w:b w:val="0"/>
-          <w:sz w:val="19"/>
-        </w:rPr>
-        <w:t>F.split</w:t>
-      </w:r>
-      <w:r>
-        <w:rPr>
-          <w:b w:val="0"/>
-          <w:i w:val="0"/>
-        </w:rPr>
-        <w:t xml:space="preserve">, </w:t>
-      </w:r>
-      <w:r>
-        <w:rPr>
-          <w:rFonts w:ascii="Consolas" w:hAnsi="Consolas" w:eastAsia="Consolas"/>
-          <w:b w:val="0"/>
-          <w:sz w:val="19"/>
-        </w:rPr>
-        <w:t>F.to_date</w:t>
-      </w:r>
-      <w:r>
-        <w:rPr>
-          <w:b w:val="0"/>
-          <w:i w:val="0"/>
-        </w:rPr>
-        <w:t xml:space="preserve">, </w:t>
-      </w:r>
-      <w:r>
-        <w:rPr>
-          <w:rFonts w:ascii="Consolas" w:hAnsi="Consolas" w:eastAsia="Consolas"/>
-          <w:b w:val="0"/>
-          <w:sz w:val="19"/>
-        </w:rPr>
-        <w:t>F.coalesce</w:t>
-      </w:r>
-      <w:r>
-        <w:rPr>
-          <w:b w:val="0"/>
-          <w:i w:val="0"/>
-        </w:rPr>
-        <w:t xml:space="preserve">, </w:t>
-      </w:r>
-      <w:r>
-        <w:rPr>
-          <w:rFonts w:ascii="Consolas" w:hAnsi="Consolas" w:eastAsia="Consolas"/>
-          <w:b w:val="0"/>
-          <w:sz w:val="19"/>
-        </w:rPr>
-        <w:t>F.when</w:t>
-      </w:r>
-      <w:r>
-        <w:rPr>
-          <w:b w:val="0"/>
-          <w:i w:val="0"/>
-        </w:rPr>
-        <w:t xml:space="preserve">, </w:t>
-      </w:r>
-      <w:r>
-        <w:rPr>
-          <w:rFonts w:ascii="Consolas" w:hAnsi="Consolas" w:eastAsia="Consolas"/>
-          <w:b w:val="0"/>
-          <w:sz w:val="19"/>
-        </w:rPr>
-        <w:t>F.concat_ws</w:t>
-      </w:r>
-      <w:r>
-        <w:rPr>
-          <w:b w:val="0"/>
-          <w:i w:val="0"/>
-        </w:rPr>
-        <w:t xml:space="preserve">, </w:t>
-      </w:r>
-      <w:r>
-        <w:rPr>
-          <w:rFonts w:ascii="Consolas" w:hAnsi="Consolas" w:eastAsia="Consolas"/>
-          <w:b w:val="0"/>
-          <w:sz w:val="19"/>
-        </w:rPr>
-        <w:t>F.lpad</w:t>
-      </w:r>
-      <w:r>
-        <w:rPr>
-          <w:b w:val="0"/>
-          <w:i w:val="0"/>
-        </w:rPr>
-        <w:t>. Search the functions reference before you write one.</w:t>
-      </w:r>
-    </w:p>
-    <w:p>
-      <w:r>
-        <w:rPr>
-          <w:b w:val="0"/>
-          <w:i w:val="0"/>
-        </w:rPr>
-        <w:t xml:space="preserve">When no built-in fits, prefer a </w:t>
-      </w:r>
-      <w:r>
-        <w:rPr>
-          <w:b/>
-          <w:i w:val="0"/>
-        </w:rPr>
-        <w:t>pandas UDF</w:t>
-      </w:r>
-      <w:r>
-        <w:rPr>
-          <w:b w:val="0"/>
-          <w:i w:val="0"/>
-        </w:rPr>
-        <w:t xml:space="preserve">: it moves data in Arrow batches and runs vectorised pandas code. Use a row-by-row Python UDF only as the last resort, and handle </w:t>
-      </w:r>
-      <w:r>
-        <w:rPr>
-          <w:rFonts w:ascii="Consolas" w:hAnsi="Consolas" w:eastAsia="Consolas"/>
-          <w:b w:val="0"/>
-          <w:sz w:val="19"/>
-        </w:rPr>
-        <w:t>None</w:t>
-      </w:r>
-      <w:r>
-        <w:rPr>
-          <w:b w:val="0"/>
-          <w:i w:val="0"/>
-        </w:rPr>
-        <w:t xml:space="preserve"> first.</w:t>
-      </w:r>
-    </w:p>
-    <w:p>
-      <w:pPr>
-        <w:pStyle w:val="Heading4"/>
-      </w:pPr>
-      <w:r>
-        <w:t>Why it matters</w:t>
-      </w:r>
-    </w:p>
-    <w:p>
-      <w:r>
-        <w:rPr>
-          <w:b w:val="0"/>
-          <w:i w:val="0"/>
-        </w:rPr>
-        <w:t xml:space="preserve">A silver job cleans postcodes with a Python UDF: </w:t>
-      </w:r>
-      <w:r>
-        <w:rPr>
-          <w:rFonts w:ascii="Consolas" w:hAnsi="Consolas" w:eastAsia="Consolas"/>
-          <w:b w:val="0"/>
-          <w:sz w:val="19"/>
-        </w:rPr>
-        <w:t>lambda s: s.replace(" ", "").upper()</w:t>
-      </w:r>
-      <w:r>
-        <w:rPr>
-          <w:b w:val="0"/>
-          <w:i w:val="0"/>
-        </w:rPr>
-        <w:t xml:space="preserve">. It runs for months on deliveries where every postcode is present. Then a supplier sends a wave with 40 blank postcodes, which arrive as NULL. The first NULL raises </w:t>
-      </w:r>
-      <w:r>
-        <w:rPr>
-          <w:rFonts w:ascii="Consolas" w:hAnsi="Consolas" w:eastAsia="Consolas"/>
-          <w:b w:val="0"/>
-          <w:sz w:val="19"/>
-        </w:rPr>
-        <w:t>AttributeError: 'NoneType' object has no attribute 'replace'</w:t>
-      </w:r>
-      <w:r>
-        <w:rPr>
-          <w:b w:val="0"/>
-          <w:i w:val="0"/>
-        </w:rPr>
-        <w:t xml:space="preserve"> inside a Python worker, and the whole silver job fails at 02:00.</w:t>
-      </w:r>
-    </w:p>
-    <w:p>
-      <w:r>
-        <w:rPr>
-          <w:rFonts w:ascii="Consolas" w:hAnsi="Consolas" w:eastAsia="Consolas"/>
-          <w:b w:val="0"/>
-          <w:sz w:val="19"/>
-        </w:rPr>
-        <w:t>F.upper(F.regexp_replace("postcode", r"\s+", ""))</w:t>
-      </w:r>
-      <w:r>
-        <w:rPr>
-          <w:b w:val="0"/>
-          <w:i w:val="0"/>
-        </w:rPr>
-        <w:t xml:space="preserve"> returns NULL for NULL, runs faster, and would never have failed.</w:t>
-      </w:r>
-    </w:p>
-    <w:p>
-      <w:pPr>
-        <w:pStyle w:val="Heading4"/>
-      </w:pPr>
-      <w:r>
-        <w:t>Worked example: weak code</w:t>
+      <w:r>
+        <w:rPr>
+          <w:b w:val="0"/>
+          <w:i w:val="0"/>
+        </w:rPr>
+        <w:t>Starter code:</w:t>
       </w:r>
     </w:p>
     <w:tbl>
@@ -2772,7 +1973,7 @@
                 <w:b w:val="0"/>
                 <w:sz w:val="16"/>
               </w:rPr>
-              <w:t>from pyspark.sql.functions import udf</w:t>
+              <w:t>def table_health(df):</w:t>
             </w:r>
           </w:p>
           <w:p>
@@ -2795,7 +1996,7 @@
                 <w:b w:val="0"/>
                 <w:sz w:val="16"/>
               </w:rPr>
-              <w:t xml:space="preserve"> </w:t>
+              <w:t xml:space="preserve">    return {</w:t>
             </w:r>
           </w:p>
           <w:p>
@@ -2818,7 +2019,7 @@
                 <w:b w:val="0"/>
                 <w:sz w:val="16"/>
               </w:rPr>
-              <w:t xml:space="preserve"> </w:t>
+              <w:t xml:space="preserve">        "rows": df.count(),</w:t>
             </w:r>
           </w:p>
           <w:p>
@@ -2841,7 +2042,7 @@
                 <w:b w:val="0"/>
                 <w:sz w:val="16"/>
               </w:rPr>
-              <w:t>@udf("string")</w:t>
+              <w:t xml:space="preserve">        "null_ids": df.filter(F.col("respondent_id").isNull()).count(),</w:t>
             </w:r>
           </w:p>
           <w:p>
@@ -2864,7 +2065,7 @@
                 <w:b w:val="0"/>
                 <w:sz w:val="16"/>
               </w:rPr>
-              <w:t>def clean_postcode(s):</w:t>
+              <w:t xml:space="preserve">        "null_weights": df.filter(F.col("final_weight").isNull()).count(),</w:t>
             </w:r>
           </w:p>
           <w:p>
@@ -2875,19 +2076,19 @@
             <w:r>
               <w:rPr>
                 <w:rFonts w:ascii="Consolas" w:hAnsi="Consolas" w:eastAsia="Consolas"/>
-                <w:b/>
+                <w:b w:val="0"/>
                 <w:color w:val="5B6875"/>
                 <w:sz w:val="16"/>
               </w:rPr>
-              <w:t xml:space="preserve"> [1]  </w:t>
-            </w:r>
-            <w:r>
-              <w:rPr>
-                <w:rFonts w:ascii="Consolas" w:hAnsi="Consolas" w:eastAsia="Consolas"/>
-                <w:b w:val="0"/>
-                <w:sz w:val="16"/>
-              </w:rPr>
-              <w:t xml:space="preserve">    return s.replace(" ", "").upper()</w:t>
+              <w:t xml:space="preserve">   6  </w:t>
+            </w:r>
+            <w:r>
+              <w:rPr>
+                <w:rFonts w:ascii="Consolas" w:hAnsi="Consolas" w:eastAsia="Consolas"/>
+                <w:b w:val="0"/>
+                <w:sz w:val="16"/>
+              </w:rPr>
+              <w:t xml:space="preserve">        "min_weight": df.agg({"final_weight": "min"}).collect()[0][0],</w:t>
             </w:r>
           </w:p>
           <w:p>
@@ -2910,7 +2111,7 @@
                 <w:b w:val="0"/>
                 <w:sz w:val="16"/>
               </w:rPr>
-              <w:t xml:space="preserve"> </w:t>
+              <w:t xml:space="preserve">        "max_weight": df.agg({"final_weight": "max"}).collect()[0][0],</w:t>
             </w:r>
           </w:p>
           <w:p>
@@ -2933,294 +2134,655 @@
                 <w:b w:val="0"/>
                 <w:sz w:val="16"/>
               </w:rPr>
-              <w:t xml:space="preserve"> </w:t>
+              <w:t xml:space="preserve">    }</w:t>
             </w:r>
           </w:p>
+        </w:tc>
+      </w:tr>
+    </w:tbl>
+    <w:p/>
+    <w:p>
+      <w:pPr>
+        <w:pStyle w:val="Heading5"/>
+      </w:pPr>
+      <w:r>
+        <w:t>Exercise 5. Architecture design (level 5)</w:t>
+      </w:r>
+    </w:p>
+    <w:p>
+      <w:r>
+        <w:rPr>
+          <w:b w:val="0"/>
+          <w:i w:val="0"/>
+        </w:rPr>
+        <w:t>You run the silver QA notebook on Databricks Free Edition (serverless). An expensive joined DataFrame feeds six different checks. Choose the approach for each situation.</w:t>
+      </w:r>
+    </w:p>
+    <w:p>
+      <w:r>
+        <w:rPr>
+          <w:b w:val="0"/>
+          <w:i w:val="0"/>
+        </w:rPr>
+        <w:t>Options: Combine them into one agg, Write the joined data to a Delta table and read it back, df.cache(), Leave each check as its own action.</w:t>
+      </w:r>
+    </w:p>
+    <w:p>
+      <w:pPr>
+        <w:pStyle w:val="ListNumber"/>
+      </w:pPr>
+      <w:r>
+        <w:rPr>
+          <w:b w:val="0"/>
+          <w:i w:val="0"/>
+        </w:rPr>
+        <w:t>Four checks are simple counts and sums over the joined data</w:t>
+      </w:r>
+    </w:p>
+    <w:p>
+      <w:pPr>
+        <w:pStyle w:val="ListNumber"/>
+      </w:pPr>
+      <w:r>
+        <w:rPr>
+          <w:b w:val="0"/>
+          <w:i w:val="0"/>
+        </w:rPr>
+        <w:t>Two checks need different groupings and joins over the same expensive result</w:t>
+      </w:r>
+    </w:p>
+    <w:p>
+      <w:pPr>
+        <w:pStyle w:val="ListNumber"/>
+      </w:pPr>
+      <w:r>
+        <w:rPr>
+          <w:b w:val="0"/>
+          <w:i w:val="0"/>
+        </w:rPr>
+        <w:t>A colleague suggests cache() to speed it all up on serverless</w:t>
+      </w:r>
+    </w:p>
+    <w:p>
+      <w:pPr>
+        <w:pStyle w:val="Heading4"/>
+      </w:pPr>
+      <w:r>
+        <w:t>Sources</w:t>
+      </w:r>
+    </w:p>
+    <w:p>
+      <w:pPr>
+        <w:pStyle w:val="ListBullet"/>
+      </w:pPr>
+      <w:r>
+        <w:rPr>
+          <w:b w:val="0"/>
+          <w:i w:val="0"/>
+        </w:rPr>
+        <w:t>Each action re-executes the plan: a counting UDF ran 1,000 times after one count and 2,000 after two, on 1,000 rows. (verified: Run on PySpark 4.0.4 in this repository.)</w:t>
+      </w:r>
+    </w:p>
+    <w:p>
+      <w:pPr>
+        <w:pStyle w:val="ListBullet"/>
+      </w:pPr>
+      <w:r>
+        <w:rPr>
+          <w:b w:val="0"/>
+          <w:i w:val="0"/>
+        </w:rPr>
+        <w:t>F.count_if and F.count_distinct exist in PySpark 4.0. (verified: Run on PySpark 4.0.4 in this repository.)</w:t>
+      </w:r>
+    </w:p>
+    <w:p>
+      <w:pPr>
+        <w:pStyle w:val="ListBullet"/>
+      </w:pPr>
+      <w:r>
+        <w:rPr>
+          <w:b w:val="0"/>
+          <w:i w:val="0"/>
+        </w:rPr>
+        <w:t>Serverless compute does not support DataFrame or SQL cache APIs. (verified: https://docs.databricks.com/aws/en/compute/serverless/limitations (checked 2026-09-25))</w:t>
+      </w:r>
+    </w:p>
+    <w:p>
+      <w:pPr>
+        <w:pStyle w:val="Heading3"/>
+      </w:pPr>
+      <w:r>
+        <w:t>A5-L2 Built-in functions over Python UDFs</w:t>
+      </w:r>
+    </w:p>
+    <w:p>
+      <w:pPr>
+        <w:pStyle w:val="Heading4"/>
+      </w:pPr>
+      <w:r>
+        <w:t>Concept</w:t>
+      </w:r>
+    </w:p>
+    <w:p>
+      <w:r>
+        <w:rPr>
+          <w:b w:val="0"/>
+          <w:i w:val="0"/>
+        </w:rPr>
+        <w:t xml:space="preserve">A </w:t>
+      </w:r>
+      <w:r>
+        <w:rPr>
+          <w:b/>
+          <w:i w:val="0"/>
+        </w:rPr>
+        <w:t>Python UDF</w:t>
+      </w:r>
+      <w:r>
+        <w:rPr>
+          <w:b w:val="0"/>
+          <w:i w:val="0"/>
+        </w:rPr>
+        <w:t xml:space="preserve"> runs your Python function once per row. Spark must send each value from the JVM to a Python worker process, run the function, and send the result back. The physical plan shows this as a </w:t>
+      </w:r>
+      <w:r>
+        <w:rPr>
+          <w:rFonts w:ascii="Consolas" w:hAnsi="Consolas" w:eastAsia="Consolas"/>
+          <w:b w:val="0"/>
+          <w:sz w:val="19"/>
+        </w:rPr>
+        <w:t>BatchEvalPython</w:t>
+      </w:r>
+      <w:r>
+        <w:rPr>
+          <w:b w:val="0"/>
+          <w:i w:val="0"/>
+        </w:rPr>
+        <w:t xml:space="preserve"> step.</w:t>
+      </w:r>
+    </w:p>
+    <w:p>
+      <w:r>
+        <w:rPr>
+          <w:b w:val="0"/>
+          <w:i w:val="0"/>
+        </w:rPr>
+        <w:t xml:space="preserve">A </w:t>
+      </w:r>
+      <w:r>
+        <w:rPr>
+          <w:b/>
+          <w:i w:val="0"/>
+        </w:rPr>
+        <w:t>built-in function</w:t>
+      </w:r>
+      <w:r>
+        <w:rPr>
+          <w:b w:val="0"/>
+          <w:i w:val="0"/>
+        </w:rPr>
+        <w:t xml:space="preserve"> from </w:t>
+      </w:r>
+      <w:r>
+        <w:rPr>
+          <w:rFonts w:ascii="Consolas" w:hAnsi="Consolas" w:eastAsia="Consolas"/>
+          <w:b w:val="0"/>
+          <w:sz w:val="19"/>
+        </w:rPr>
+        <w:t>pyspark.sql.functions</w:t>
+      </w:r>
+      <w:r>
+        <w:rPr>
+          <w:b w:val="0"/>
+          <w:i w:val="0"/>
+        </w:rPr>
+        <w:t xml:space="preserve"> runs inside the JVM, in Spark's generated code, with no round trip.</w:t>
+      </w:r>
+    </w:p>
+    <w:p>
+      <w:r>
+        <w:rPr>
+          <w:b w:val="0"/>
+          <w:i w:val="0"/>
+        </w:rPr>
+        <w:t>Measured on 2 million strings (PySpark 4.0.4, two local cores):</w:t>
+      </w:r>
+    </w:p>
+    <w:tbl>
+      <w:tblPr>
+        <w:tblStyle w:val="TableGrid"/>
+        <w:tblW w:type="auto" w:w="0"/>
+        <w:tblLook w:firstColumn="1" w:firstRow="1" w:lastColumn="0" w:lastRow="0" w:noHBand="0" w:noVBand="1" w:val="04A0"/>
+      </w:tblPr>
+      <w:tblGrid>
+        <w:gridCol w:w="4110"/>
+        <w:gridCol w:w="4110"/>
+      </w:tblGrid>
+      <w:tr>
+        <w:tc>
+          <w:tcPr>
+            <w:tcW w:type="dxa" w:w="4110"/>
+          </w:tcPr>
           <w:p>
-            <w:pPr>
-              <w:spacing w:before="0" w:after="0" w:line="240" w:lineRule="auto"/>
-              <w:ind w:left="567" w:hanging="567"/>
-            </w:pPr>
-            <w:r>
-              <w:rPr>
-                <w:rFonts w:ascii="Consolas" w:hAnsi="Consolas" w:eastAsia="Consolas"/>
-                <w:b w:val="0"/>
-                <w:color w:val="5B6875"/>
-                <w:sz w:val="16"/>
-              </w:rPr>
-              <w:t xml:space="preserve">   9  </w:t>
-            </w:r>
-            <w:r>
-              <w:rPr>
-                <w:rFonts w:ascii="Consolas" w:hAnsi="Consolas" w:eastAsia="Consolas"/>
-                <w:b w:val="0"/>
-                <w:sz w:val="16"/>
-              </w:rPr>
-              <w:t>@udf("string")</w:t>
+            <w:r>
+              <w:rPr>
+                <w:b/>
+              </w:rPr>
+              <w:t>Approach</w:t>
             </w:r>
           </w:p>
+        </w:tc>
+        <w:tc>
+          <w:tcPr>
+            <w:tcW w:type="dxa" w:w="4110"/>
+          </w:tcPr>
           <w:p>
-            <w:pPr>
-              <w:spacing w:before="0" w:after="0" w:line="240" w:lineRule="auto"/>
-              <w:ind w:left="567" w:hanging="567"/>
-            </w:pPr>
-            <w:r>
-              <w:rPr>
-                <w:rFonts w:ascii="Consolas" w:hAnsi="Consolas" w:eastAsia="Consolas"/>
-                <w:b w:val="0"/>
-                <w:color w:val="5B6875"/>
-                <w:sz w:val="16"/>
-              </w:rPr>
-              <w:t xml:space="preserve">  10  </w:t>
-            </w:r>
-            <w:r>
-              <w:rPr>
-                <w:rFonts w:ascii="Consolas" w:hAnsi="Consolas" w:eastAsia="Consolas"/>
-                <w:b w:val="0"/>
-                <w:sz w:val="16"/>
-              </w:rPr>
-              <w:t>def age_band(age):</w:t>
+            <w:r>
+              <w:rPr>
+                <w:b/>
+              </w:rPr>
+              <w:t>Time</w:t>
             </w:r>
           </w:p>
+        </w:tc>
+      </w:tr>
+      <w:tr>
+        <w:tc>
+          <w:tcPr>
+            <w:tcW w:type="dxa" w:w="4110"/>
+          </w:tcPr>
           <w:p>
-            <w:pPr>
-              <w:spacing w:before="0" w:after="0" w:line="240" w:lineRule="auto"/>
-              <w:ind w:left="567" w:hanging="567"/>
-            </w:pPr>
-            <w:r>
-              <w:rPr>
-                <w:rFonts w:ascii="Consolas" w:hAnsi="Consolas" w:eastAsia="Consolas"/>
-                <w:b/>
-                <w:color w:val="5B6875"/>
-                <w:sz w:val="16"/>
-              </w:rPr>
-              <w:t xml:space="preserve"> [2]  </w:t>
-            </w:r>
-            <w:r>
-              <w:rPr>
-                <w:rFonts w:ascii="Consolas" w:hAnsi="Consolas" w:eastAsia="Consolas"/>
-                <w:b w:val="0"/>
-                <w:sz w:val="16"/>
-              </w:rPr>
-              <w:t xml:space="preserve">    if age &lt; 35:</w:t>
+            <w:r>
+              <w:t>F.upper(col)</w:t>
             </w:r>
           </w:p>
+        </w:tc>
+        <w:tc>
+          <w:tcPr>
+            <w:tcW w:type="dxa" w:w="4110"/>
+          </w:tcPr>
           <w:p>
-            <w:pPr>
-              <w:spacing w:before="0" w:after="0" w:line="240" w:lineRule="auto"/>
-              <w:ind w:left="567" w:hanging="567"/>
-            </w:pPr>
-            <w:r>
-              <w:rPr>
-                <w:rFonts w:ascii="Consolas" w:hAnsi="Consolas" w:eastAsia="Consolas"/>
-                <w:b w:val="0"/>
-                <w:color w:val="5B6875"/>
-                <w:sz w:val="16"/>
-              </w:rPr>
-              <w:t xml:space="preserve">  12  </w:t>
-            </w:r>
-            <w:r>
-              <w:rPr>
-                <w:rFonts w:ascii="Consolas" w:hAnsi="Consolas" w:eastAsia="Consolas"/>
-                <w:b w:val="0"/>
-                <w:sz w:val="16"/>
-              </w:rPr>
-              <w:t xml:space="preserve">        return "16-34"</w:t>
+            <w:r>
+              <w:t>0.30 s</w:t>
             </w:r>
           </w:p>
+        </w:tc>
+      </w:tr>
+      <w:tr>
+        <w:tc>
+          <w:tcPr>
+            <w:tcW w:type="dxa" w:w="4110"/>
+          </w:tcPr>
           <w:p>
-            <w:pPr>
-              <w:spacing w:before="0" w:after="0" w:line="240" w:lineRule="auto"/>
-              <w:ind w:left="567" w:hanging="567"/>
-            </w:pPr>
-            <w:r>
-              <w:rPr>
-                <w:rFonts w:ascii="Consolas" w:hAnsi="Consolas" w:eastAsia="Consolas"/>
-                <w:b w:val="0"/>
-                <w:color w:val="5B6875"/>
-                <w:sz w:val="16"/>
-              </w:rPr>
-              <w:t xml:space="preserve">  13  </w:t>
-            </w:r>
-            <w:r>
-              <w:rPr>
-                <w:rFonts w:ascii="Consolas" w:hAnsi="Consolas" w:eastAsia="Consolas"/>
-                <w:b w:val="0"/>
-                <w:sz w:val="16"/>
-              </w:rPr>
-              <w:t xml:space="preserve">    if age &lt; 55:</w:t>
+            <w:r>
+              <w:t>pandas UDF (ArrowEvalPython)</w:t>
             </w:r>
           </w:p>
+        </w:tc>
+        <w:tc>
+          <w:tcPr>
+            <w:tcW w:type="dxa" w:w="4110"/>
+          </w:tcPr>
           <w:p>
-            <w:pPr>
-              <w:spacing w:before="0" w:after="0" w:line="240" w:lineRule="auto"/>
-              <w:ind w:left="567" w:hanging="567"/>
-            </w:pPr>
-            <w:r>
-              <w:rPr>
-                <w:rFonts w:ascii="Consolas" w:hAnsi="Consolas" w:eastAsia="Consolas"/>
-                <w:b w:val="0"/>
-                <w:color w:val="5B6875"/>
-                <w:sz w:val="16"/>
-              </w:rPr>
-              <w:t xml:space="preserve">  14  </w:t>
-            </w:r>
-            <w:r>
-              <w:rPr>
-                <w:rFonts w:ascii="Consolas" w:hAnsi="Consolas" w:eastAsia="Consolas"/>
-                <w:b w:val="0"/>
-                <w:sz w:val="16"/>
-              </w:rPr>
-              <w:t xml:space="preserve">        return "35-54"</w:t>
+            <w:r>
+              <w:t>1.16 s</w:t>
             </w:r>
           </w:p>
+        </w:tc>
+      </w:tr>
+      <w:tr>
+        <w:tc>
+          <w:tcPr>
+            <w:tcW w:type="dxa" w:w="4110"/>
+          </w:tcPr>
           <w:p>
-            <w:pPr>
-              <w:spacing w:before="0" w:after="0" w:line="240" w:lineRule="auto"/>
-              <w:ind w:left="567" w:hanging="567"/>
-            </w:pPr>
-            <w:r>
-              <w:rPr>
-                <w:rFonts w:ascii="Consolas" w:hAnsi="Consolas" w:eastAsia="Consolas"/>
-                <w:b w:val="0"/>
-                <w:color w:val="5B6875"/>
-                <w:sz w:val="16"/>
-              </w:rPr>
-              <w:t xml:space="preserve">  15  </w:t>
-            </w:r>
-            <w:r>
-              <w:rPr>
-                <w:rFonts w:ascii="Consolas" w:hAnsi="Consolas" w:eastAsia="Consolas"/>
-                <w:b w:val="0"/>
-                <w:sz w:val="16"/>
-              </w:rPr>
-              <w:t xml:space="preserve">    return "55+"</w:t>
+            <w:r>
+              <w:t>Python UDF (BatchEvalPython)</w:t>
             </w:r>
           </w:p>
+        </w:tc>
+        <w:tc>
+          <w:tcPr>
+            <w:tcW w:type="dxa" w:w="4110"/>
+          </w:tcPr>
           <w:p>
-            <w:pPr>
-              <w:spacing w:before="0" w:after="0" w:line="240" w:lineRule="auto"/>
-              <w:ind w:left="567" w:hanging="567"/>
-            </w:pPr>
-            <w:r>
-              <w:rPr>
-                <w:rFonts w:ascii="Consolas" w:hAnsi="Consolas" w:eastAsia="Consolas"/>
-                <w:b w:val="0"/>
-                <w:color w:val="5B6875"/>
-                <w:sz w:val="16"/>
-              </w:rPr>
-              <w:t xml:space="preserve">  16  </w:t>
-            </w:r>
-            <w:r>
-              <w:rPr>
-                <w:rFonts w:ascii="Consolas" w:hAnsi="Consolas" w:eastAsia="Consolas"/>
-                <w:b w:val="0"/>
-                <w:sz w:val="16"/>
-              </w:rPr>
-              <w:t xml:space="preserve"> </w:t>
-            </w:r>
-          </w:p>
-          <w:p>
-            <w:pPr>
-              <w:spacing w:before="0" w:after="0" w:line="240" w:lineRule="auto"/>
-              <w:ind w:left="567" w:hanging="567"/>
-            </w:pPr>
-            <w:r>
-              <w:rPr>
-                <w:rFonts w:ascii="Consolas" w:hAnsi="Consolas" w:eastAsia="Consolas"/>
-                <w:b w:val="0"/>
-                <w:color w:val="5B6875"/>
-                <w:sz w:val="16"/>
-              </w:rPr>
-              <w:t xml:space="preserve">  17  </w:t>
-            </w:r>
-            <w:r>
-              <w:rPr>
-                <w:rFonts w:ascii="Consolas" w:hAnsi="Consolas" w:eastAsia="Consolas"/>
-                <w:b w:val="0"/>
-                <w:sz w:val="16"/>
-              </w:rPr>
-              <w:t xml:space="preserve"> </w:t>
-            </w:r>
-          </w:p>
-          <w:p>
-            <w:pPr>
-              <w:spacing w:before="0" w:after="0" w:line="240" w:lineRule="auto"/>
-              <w:ind w:left="567" w:hanging="567"/>
-            </w:pPr>
-            <w:r>
-              <w:rPr>
-                <w:rFonts w:ascii="Consolas" w:hAnsi="Consolas" w:eastAsia="Consolas"/>
-                <w:b/>
-                <w:color w:val="5B6875"/>
-                <w:sz w:val="16"/>
-              </w:rPr>
-              <w:t xml:space="preserve"> [3]  </w:t>
-            </w:r>
-            <w:r>
-              <w:rPr>
-                <w:rFonts w:ascii="Consolas" w:hAnsi="Consolas" w:eastAsia="Consolas"/>
-                <w:b w:val="0"/>
-                <w:sz w:val="16"/>
-              </w:rPr>
-              <w:t>silver = bronze.withColumn("postcode", clean_postcode("postcode")).withColumn("age_group", age_band("age"))</w:t>
+            <w:r>
+              <w:t>1.82 s</w:t>
             </w:r>
           </w:p>
         </w:tc>
       </w:tr>
     </w:tbl>
     <w:p>
-      <w:pPr>
-        <w:pStyle w:val="ListNumber"/>
-      </w:pPr>
-      <w:r>
-        <w:rPr>
-          <w:b/>
-        </w:rPr>
-        <w:t xml:space="preserve">Line 6. </w:t>
-      </w:r>
-      <w:r>
-        <w:rPr>
-          <w:b w:val="0"/>
-          <w:i w:val="0"/>
-        </w:rPr>
-        <w:t>Crashes on NULL: None has no replace method.</w:t>
+      <w:r>
+        <w:rPr>
+          <w:b w:val="0"/>
+          <w:i w:val="0"/>
+        </w:rPr>
+        <w:t>The Python UDF was six times slower, and the gap grows with cluster size and data volume.</w:t>
+      </w:r>
+    </w:p>
+    <w:p>
+      <w:r>
+        <w:rPr>
+          <w:b w:val="0"/>
+          <w:i w:val="0"/>
+        </w:rPr>
+        <w:t>Speed is one reason. There are three more:</w:t>
       </w:r>
     </w:p>
     <w:p>
       <w:pPr>
-        <w:pStyle w:val="ListNumber"/>
+        <w:pStyle w:val="ListBullet"/>
       </w:pPr>
       <w:r>
         <w:rPr>
           <w:b/>
-        </w:rPr>
-        <w:t xml:space="preserve">Line 11. </w:t>
-      </w:r>
-      <w:r>
-        <w:rPr>
-          <w:b w:val="0"/>
-          <w:i w:val="0"/>
-        </w:rPr>
-        <w:t>In Python, comparing None with 35 raises TypeError, so a NULL age crashes the job too.</w:t>
+          <w:i w:val="0"/>
+        </w:rPr>
+        <w:t>Nulls.</w:t>
+      </w:r>
+      <w:r>
+        <w:rPr>
+          <w:b w:val="0"/>
+          <w:i w:val="0"/>
+        </w:rPr>
+        <w:t xml:space="preserve"> Built-ins return NULL for NULL input. A UDF receives </w:t>
+      </w:r>
+      <w:r>
+        <w:rPr>
+          <w:rFonts w:ascii="Consolas" w:hAnsi="Consolas" w:eastAsia="Consolas"/>
+          <w:b w:val="0"/>
+          <w:sz w:val="19"/>
+        </w:rPr>
+        <w:t>None</w:t>
+      </w:r>
+      <w:r>
+        <w:rPr>
+          <w:b w:val="0"/>
+          <w:i w:val="0"/>
+        </w:rPr>
+        <w:t xml:space="preserve"> and must handle it. </w:t>
+      </w:r>
+      <w:r>
+        <w:rPr>
+          <w:rFonts w:ascii="Consolas" w:hAnsi="Consolas" w:eastAsia="Consolas"/>
+          <w:b w:val="0"/>
+          <w:sz w:val="19"/>
+        </w:rPr>
+        <w:t>lambda s: s.strip()</w:t>
+      </w:r>
+      <w:r>
+        <w:rPr>
+          <w:b w:val="0"/>
+          <w:i w:val="0"/>
+        </w:rPr>
+        <w:t xml:space="preserve"> fails the whole job with a </w:t>
+      </w:r>
+      <w:r>
+        <w:rPr>
+          <w:rFonts w:ascii="Consolas" w:hAnsi="Consolas" w:eastAsia="Consolas"/>
+          <w:b w:val="0"/>
+          <w:sz w:val="19"/>
+        </w:rPr>
+        <w:t>PythonException</w:t>
+      </w:r>
+      <w:r>
+        <w:rPr>
+          <w:b w:val="0"/>
+          <w:i w:val="0"/>
+        </w:rPr>
+        <w:t xml:space="preserve"> on the first NULL.</w:t>
       </w:r>
     </w:p>
     <w:p>
       <w:pPr>
-        <w:pStyle w:val="ListNumber"/>
+        <w:pStyle w:val="ListBullet"/>
       </w:pPr>
       <w:r>
         <w:rPr>
           <w:b/>
-        </w:rPr>
-        <w:t xml:space="preserve">Line 18. </w:t>
-      </w:r>
-      <w:r>
-        <w:rPr>
-          <w:b w:val="0"/>
-          <w:i w:val="0"/>
-        </w:rPr>
-        <w:t>Two round trips to Python per row, invisible to the optimiser.</w:t>
+          <w:i w:val="0"/>
+        </w:rPr>
+        <w:t>Optimisation.</w:t>
+      </w:r>
+      <w:r>
+        <w:rPr>
+          <w:b w:val="0"/>
+          <w:i w:val="0"/>
+        </w:rPr>
+        <w:t xml:space="preserve"> The optimiser cannot see inside a UDF, so it cannot push a filter on the UDF's output into the file scan.</w:t>
+      </w:r>
+    </w:p>
+    <w:p>
+      <w:pPr>
+        <w:pStyle w:val="ListBullet"/>
+      </w:pPr>
+      <w:r>
+        <w:rPr>
+          <w:b/>
+          <w:i w:val="0"/>
+        </w:rPr>
+        <w:t>Readability.</w:t>
+      </w:r>
+      <w:r>
+        <w:rPr>
+          <w:b w:val="0"/>
+          <w:i w:val="0"/>
+        </w:rPr>
+        <w:t xml:space="preserve"> </w:t>
+      </w:r>
+      <w:r>
+        <w:rPr>
+          <w:rFonts w:ascii="Consolas" w:hAnsi="Consolas" w:eastAsia="Consolas"/>
+          <w:b w:val="0"/>
+          <w:sz w:val="19"/>
+        </w:rPr>
+        <w:t>F.when(...).when(...)</w:t>
+      </w:r>
+      <w:r>
+        <w:rPr>
+          <w:b w:val="0"/>
+          <w:i w:val="0"/>
+        </w:rPr>
+        <w:t xml:space="preserve"> states a rule in one expression a reviewer can check.</w:t>
+      </w:r>
+    </w:p>
+    <w:p>
+      <w:r>
+        <w:rPr>
+          <w:b w:val="0"/>
+          <w:i w:val="0"/>
+        </w:rPr>
+        <w:t xml:space="preserve">Most UDFs in pipelines replace functions that already exist: </w:t>
+      </w:r>
+      <w:r>
+        <w:rPr>
+          <w:rFonts w:ascii="Consolas" w:hAnsi="Consolas" w:eastAsia="Consolas"/>
+          <w:b w:val="0"/>
+          <w:sz w:val="19"/>
+        </w:rPr>
+        <w:t>F.upper</w:t>
+      </w:r>
+      <w:r>
+        <w:rPr>
+          <w:b w:val="0"/>
+          <w:i w:val="0"/>
+        </w:rPr>
+        <w:t xml:space="preserve">, </w:t>
+      </w:r>
+      <w:r>
+        <w:rPr>
+          <w:rFonts w:ascii="Consolas" w:hAnsi="Consolas" w:eastAsia="Consolas"/>
+          <w:b w:val="0"/>
+          <w:sz w:val="19"/>
+        </w:rPr>
+        <w:t>F.trim</w:t>
+      </w:r>
+      <w:r>
+        <w:rPr>
+          <w:b w:val="0"/>
+          <w:i w:val="0"/>
+        </w:rPr>
+        <w:t xml:space="preserve">, </w:t>
+      </w:r>
+      <w:r>
+        <w:rPr>
+          <w:rFonts w:ascii="Consolas" w:hAnsi="Consolas" w:eastAsia="Consolas"/>
+          <w:b w:val="0"/>
+          <w:sz w:val="19"/>
+        </w:rPr>
+        <w:t>F.regexp_replace</w:t>
+      </w:r>
+      <w:r>
+        <w:rPr>
+          <w:b w:val="0"/>
+          <w:i w:val="0"/>
+        </w:rPr>
+        <w:t xml:space="preserve">, </w:t>
+      </w:r>
+      <w:r>
+        <w:rPr>
+          <w:rFonts w:ascii="Consolas" w:hAnsi="Consolas" w:eastAsia="Consolas"/>
+          <w:b w:val="0"/>
+          <w:sz w:val="19"/>
+        </w:rPr>
+        <w:t>F.regexp_extract</w:t>
+      </w:r>
+      <w:r>
+        <w:rPr>
+          <w:b w:val="0"/>
+          <w:i w:val="0"/>
+        </w:rPr>
+        <w:t xml:space="preserve">, </w:t>
+      </w:r>
+      <w:r>
+        <w:rPr>
+          <w:rFonts w:ascii="Consolas" w:hAnsi="Consolas" w:eastAsia="Consolas"/>
+          <w:b w:val="0"/>
+          <w:sz w:val="19"/>
+        </w:rPr>
+        <w:t>F.split</w:t>
+      </w:r>
+      <w:r>
+        <w:rPr>
+          <w:b w:val="0"/>
+          <w:i w:val="0"/>
+        </w:rPr>
+        <w:t xml:space="preserve">, </w:t>
+      </w:r>
+      <w:r>
+        <w:rPr>
+          <w:rFonts w:ascii="Consolas" w:hAnsi="Consolas" w:eastAsia="Consolas"/>
+          <w:b w:val="0"/>
+          <w:sz w:val="19"/>
+        </w:rPr>
+        <w:t>F.to_date</w:t>
+      </w:r>
+      <w:r>
+        <w:rPr>
+          <w:b w:val="0"/>
+          <w:i w:val="0"/>
+        </w:rPr>
+        <w:t xml:space="preserve">, </w:t>
+      </w:r>
+      <w:r>
+        <w:rPr>
+          <w:rFonts w:ascii="Consolas" w:hAnsi="Consolas" w:eastAsia="Consolas"/>
+          <w:b w:val="0"/>
+          <w:sz w:val="19"/>
+        </w:rPr>
+        <w:t>F.coalesce</w:t>
+      </w:r>
+      <w:r>
+        <w:rPr>
+          <w:b w:val="0"/>
+          <w:i w:val="0"/>
+        </w:rPr>
+        <w:t xml:space="preserve">, </w:t>
+      </w:r>
+      <w:r>
+        <w:rPr>
+          <w:rFonts w:ascii="Consolas" w:hAnsi="Consolas" w:eastAsia="Consolas"/>
+          <w:b w:val="0"/>
+          <w:sz w:val="19"/>
+        </w:rPr>
+        <w:t>F.when</w:t>
+      </w:r>
+      <w:r>
+        <w:rPr>
+          <w:b w:val="0"/>
+          <w:i w:val="0"/>
+        </w:rPr>
+        <w:t xml:space="preserve">, </w:t>
+      </w:r>
+      <w:r>
+        <w:rPr>
+          <w:rFonts w:ascii="Consolas" w:hAnsi="Consolas" w:eastAsia="Consolas"/>
+          <w:b w:val="0"/>
+          <w:sz w:val="19"/>
+        </w:rPr>
+        <w:t>F.concat_ws</w:t>
+      </w:r>
+      <w:r>
+        <w:rPr>
+          <w:b w:val="0"/>
+          <w:i w:val="0"/>
+        </w:rPr>
+        <w:t xml:space="preserve">, </w:t>
+      </w:r>
+      <w:r>
+        <w:rPr>
+          <w:rFonts w:ascii="Consolas" w:hAnsi="Consolas" w:eastAsia="Consolas"/>
+          <w:b w:val="0"/>
+          <w:sz w:val="19"/>
+        </w:rPr>
+        <w:t>F.lpad</w:t>
+      </w:r>
+      <w:r>
+        <w:rPr>
+          <w:b w:val="0"/>
+          <w:i w:val="0"/>
+        </w:rPr>
+        <w:t>. Search the functions reference before you write one.</w:t>
+      </w:r>
+    </w:p>
+    <w:p>
+      <w:r>
+        <w:rPr>
+          <w:b w:val="0"/>
+          <w:i w:val="0"/>
+        </w:rPr>
+        <w:t xml:space="preserve">When no built-in fits, prefer a </w:t>
+      </w:r>
+      <w:r>
+        <w:rPr>
+          <w:b/>
+          <w:i w:val="0"/>
+        </w:rPr>
+        <w:t>pandas UDF</w:t>
+      </w:r>
+      <w:r>
+        <w:rPr>
+          <w:b w:val="0"/>
+          <w:i w:val="0"/>
+        </w:rPr>
+        <w:t xml:space="preserve">: it moves data in Arrow batches and runs vectorised pandas code. Use a row-by-row Python UDF only as the last resort, and handle </w:t>
+      </w:r>
+      <w:r>
+        <w:rPr>
+          <w:rFonts w:ascii="Consolas" w:hAnsi="Consolas" w:eastAsia="Consolas"/>
+          <w:b w:val="0"/>
+          <w:sz w:val="19"/>
+        </w:rPr>
+        <w:t>None</w:t>
+      </w:r>
+      <w:r>
+        <w:rPr>
+          <w:b w:val="0"/>
+          <w:i w:val="0"/>
+        </w:rPr>
+        <w:t xml:space="preserve"> first.</w:t>
       </w:r>
     </w:p>
     <w:p>
@@ -3228,7 +2790,71 @@
         <w:pStyle w:val="Heading4"/>
       </w:pPr>
       <w:r>
-        <w:t>Worked example: strong code</w:t>
+        <w:t>Why it matters</w:t>
+      </w:r>
+    </w:p>
+    <w:p>
+      <w:r>
+        <w:rPr>
+          <w:b w:val="0"/>
+          <w:i w:val="0"/>
+        </w:rPr>
+        <w:t xml:space="preserve">A silver job cleans postcodes with a Python UDF: </w:t>
+      </w:r>
+      <w:r>
+        <w:rPr>
+          <w:rFonts w:ascii="Consolas" w:hAnsi="Consolas" w:eastAsia="Consolas"/>
+          <w:b w:val="0"/>
+          <w:sz w:val="19"/>
+        </w:rPr>
+        <w:t>lambda s: s.replace(" ", "").upper()</w:t>
+      </w:r>
+      <w:r>
+        <w:rPr>
+          <w:b w:val="0"/>
+          <w:i w:val="0"/>
+        </w:rPr>
+        <w:t xml:space="preserve">. It runs for months on deliveries where every postcode is present. Then a supplier sends a wave with 40 blank postcodes, which arrive as NULL. The first NULL raises </w:t>
+      </w:r>
+      <w:r>
+        <w:rPr>
+          <w:rFonts w:ascii="Consolas" w:hAnsi="Consolas" w:eastAsia="Consolas"/>
+          <w:b w:val="0"/>
+          <w:sz w:val="19"/>
+        </w:rPr>
+        <w:t>AttributeError: 'NoneType' object has no attribute 'replace'</w:t>
+      </w:r>
+      <w:r>
+        <w:rPr>
+          <w:b w:val="0"/>
+          <w:i w:val="0"/>
+        </w:rPr>
+        <w:t xml:space="preserve"> inside a Python worker, and the whole silver job fails at 02:00.</w:t>
+      </w:r>
+    </w:p>
+    <w:p>
+      <w:r>
+        <w:rPr>
+          <w:rFonts w:ascii="Consolas" w:hAnsi="Consolas" w:eastAsia="Consolas"/>
+          <w:b w:val="0"/>
+          <w:sz w:val="19"/>
+        </w:rPr>
+        <w:t>F.upper(F.regexp_replace("postcode", r"\s+", ""))</w:t>
+      </w:r>
+      <w:r>
+        <w:rPr>
+          <w:b w:val="0"/>
+          <w:i w:val="0"/>
+        </w:rPr>
+        <w:t xml:space="preserve"> returns NULL for NULL, runs faster, and would never have failed.</w:t>
+      </w:r>
+    </w:p>
+    <w:p>
+      <w:pPr>
+        <w:pStyle w:val="Heading4"/>
+      </w:pPr>
+      <w:r>
+        <w:t>Worked example: weak code</w:t>
       </w:r>
     </w:p>
     <w:tbl>
@@ -3266,7 +2892,7 @@
                 <w:b w:val="0"/>
                 <w:sz w:val="16"/>
               </w:rPr>
-              <w:t>from pyspark.sql import Column</w:t>
+              <w:t>from pyspark.sql.functions import udf</w:t>
             </w:r>
           </w:p>
           <w:p>
@@ -3289,7 +2915,7 @@
                 <w:b w:val="0"/>
                 <w:sz w:val="16"/>
               </w:rPr>
-              <w:t>from pyspark.sql import functions as F</w:t>
+              <w:t xml:space="preserve"> </w:t>
             </w:r>
           </w:p>
           <w:p>
@@ -3335,7 +2961,7 @@
                 <w:b w:val="0"/>
                 <w:sz w:val="16"/>
               </w:rPr>
-              <w:t xml:space="preserve"> </w:t>
+              <w:t>@udf("string")</w:t>
             </w:r>
           </w:p>
           <w:p>
@@ -3346,19 +2972,19 @@
             <w:r>
               <w:rPr>
                 <w:rFonts w:ascii="Consolas" w:hAnsi="Consolas" w:eastAsia="Consolas"/>
-                <w:b/>
+                <w:b w:val="0"/>
                 <w:color w:val="5B6875"/>
                 <w:sz w:val="16"/>
               </w:rPr>
-              <w:t xml:space="preserve"> [1]  </w:t>
-            </w:r>
-            <w:r>
-              <w:rPr>
-                <w:rFonts w:ascii="Consolas" w:hAnsi="Consolas" w:eastAsia="Consolas"/>
-                <w:b w:val="0"/>
-                <w:sz w:val="16"/>
-              </w:rPr>
-              <w:t>def clean_postcode(col: Column) -&gt; Column:</w:t>
+              <w:t xml:space="preserve">   5  </w:t>
+            </w:r>
+            <w:r>
+              <w:rPr>
+                <w:rFonts w:ascii="Consolas" w:hAnsi="Consolas" w:eastAsia="Consolas"/>
+                <w:b w:val="0"/>
+                <w:sz w:val="16"/>
+              </w:rPr>
+              <w:t>def clean_postcode(s):</w:t>
             </w:r>
           </w:p>
           <w:p>
@@ -3369,19 +2995,19 @@
             <w:r>
               <w:rPr>
                 <w:rFonts w:ascii="Consolas" w:hAnsi="Consolas" w:eastAsia="Consolas"/>
-                <w:b w:val="0"/>
+                <w:b/>
                 <w:color w:val="5B6875"/>
                 <w:sz w:val="16"/>
               </w:rPr>
-              <w:t xml:space="preserve">   6  </w:t>
-            </w:r>
-            <w:r>
-              <w:rPr>
-                <w:rFonts w:ascii="Consolas" w:hAnsi="Consolas" w:eastAsia="Consolas"/>
-                <w:b w:val="0"/>
-                <w:sz w:val="16"/>
-              </w:rPr>
-              <w:t xml:space="preserve">    """Remove whitespace and upper-case. NULL stays NULL."""</w:t>
+              <w:t xml:space="preserve"> [1]  </w:t>
+            </w:r>
+            <w:r>
+              <w:rPr>
+                <w:rFonts w:ascii="Consolas" w:hAnsi="Consolas" w:eastAsia="Consolas"/>
+                <w:b w:val="0"/>
+                <w:sz w:val="16"/>
+              </w:rPr>
+              <w:t xml:space="preserve">    return s.replace(" ", "").upper()</w:t>
             </w:r>
           </w:p>
           <w:p>
@@ -3392,19 +3018,19 @@
             <w:r>
               <w:rPr>
                 <w:rFonts w:ascii="Consolas" w:hAnsi="Consolas" w:eastAsia="Consolas"/>
-                <w:b/>
+                <w:b w:val="0"/>
                 <w:color w:val="5B6875"/>
                 <w:sz w:val="16"/>
               </w:rPr>
-              <w:t xml:space="preserve"> [2]  </w:t>
-            </w:r>
-            <w:r>
-              <w:rPr>
-                <w:rFonts w:ascii="Consolas" w:hAnsi="Consolas" w:eastAsia="Consolas"/>
-                <w:b w:val="0"/>
-                <w:sz w:val="16"/>
-              </w:rPr>
-              <w:t xml:space="preserve">    return F.upper(F.regexp_replace(col, r"\s+", ""))</w:t>
+              <w:t xml:space="preserve">   7  </w:t>
+            </w:r>
+            <w:r>
+              <w:rPr>
+                <w:rFonts w:ascii="Consolas" w:hAnsi="Consolas" w:eastAsia="Consolas"/>
+                <w:b w:val="0"/>
+                <w:sz w:val="16"/>
+              </w:rPr>
+              <w:t xml:space="preserve"> </w:t>
             </w:r>
           </w:p>
           <w:p>
@@ -3450,7 +3076,7 @@
                 <w:b w:val="0"/>
                 <w:sz w:val="16"/>
               </w:rPr>
-              <w:t xml:space="preserve"> </w:t>
+              <w:t>@udf("string")</w:t>
             </w:r>
           </w:p>
           <w:p>
@@ -3473,7 +3099,7 @@
                 <w:b w:val="0"/>
                 <w:sz w:val="16"/>
               </w:rPr>
-              <w:t>def age_band(age: Column) -&gt; Column:</w:t>
+              <w:t>def age_band(age):</w:t>
             </w:r>
           </w:p>
           <w:p>
@@ -3484,19 +3110,19 @@
             <w:r>
               <w:rPr>
                 <w:rFonts w:ascii="Consolas" w:hAnsi="Consolas" w:eastAsia="Consolas"/>
-                <w:b w:val="0"/>
+                <w:b/>
                 <w:color w:val="5B6875"/>
                 <w:sz w:val="16"/>
               </w:rPr>
-              <w:t xml:space="preserve">  11  </w:t>
-            </w:r>
-            <w:r>
-              <w:rPr>
-                <w:rFonts w:ascii="Consolas" w:hAnsi="Consolas" w:eastAsia="Consolas"/>
-                <w:b w:val="0"/>
-                <w:sz w:val="16"/>
-              </w:rPr>
-              <w:t xml:space="preserve">    """16-34, 35-54 or 55+. NULL age gives NULL."""</w:t>
+              <w:t xml:space="preserve"> [2]  </w:t>
+            </w:r>
+            <w:r>
+              <w:rPr>
+                <w:rFonts w:ascii="Consolas" w:hAnsi="Consolas" w:eastAsia="Consolas"/>
+                <w:b w:val="0"/>
+                <w:sz w:val="16"/>
+              </w:rPr>
+              <w:t xml:space="preserve">    if age &lt; 35:</w:t>
             </w:r>
           </w:p>
           <w:p>
@@ -3519,7 +3145,7 @@
                 <w:b w:val="0"/>
                 <w:sz w:val="16"/>
               </w:rPr>
-              <w:t xml:space="preserve">    return (</w:t>
+              <w:t xml:space="preserve">        return "16-34"</w:t>
             </w:r>
           </w:p>
           <w:p>
@@ -3542,7 +3168,7 @@
                 <w:b w:val="0"/>
                 <w:sz w:val="16"/>
               </w:rPr>
-              <w:t xml:space="preserve">        F.when(age &lt; 35, "16-34")</w:t>
+              <w:t xml:space="preserve">    if age &lt; 55:</w:t>
             </w:r>
           </w:p>
           <w:p>
@@ -3565,7 +3191,7 @@
                 <w:b w:val="0"/>
                 <w:sz w:val="16"/>
               </w:rPr>
-              <w:t xml:space="preserve">        .when(age &lt; 55, "35-54")</w:t>
+              <w:t xml:space="preserve">        return "35-54"</w:t>
             </w:r>
           </w:p>
           <w:p>
@@ -3576,19 +3202,19 @@
             <w:r>
               <w:rPr>
                 <w:rFonts w:ascii="Consolas" w:hAnsi="Consolas" w:eastAsia="Consolas"/>
-                <w:b/>
+                <w:b w:val="0"/>
                 <w:color w:val="5B6875"/>
                 <w:sz w:val="16"/>
               </w:rPr>
-              <w:t xml:space="preserve"> [3]  </w:t>
-            </w:r>
-            <w:r>
-              <w:rPr>
-                <w:rFonts w:ascii="Consolas" w:hAnsi="Consolas" w:eastAsia="Consolas"/>
-                <w:b w:val="0"/>
-                <w:sz w:val="16"/>
-              </w:rPr>
-              <w:t xml:space="preserve">        .when(age.isNotNull(), "55+")</w:t>
+              <w:t xml:space="preserve">  15  </w:t>
+            </w:r>
+            <w:r>
+              <w:rPr>
+                <w:rFonts w:ascii="Consolas" w:hAnsi="Consolas" w:eastAsia="Consolas"/>
+                <w:b w:val="0"/>
+                <w:sz w:val="16"/>
+              </w:rPr>
+              <w:t xml:space="preserve">    return "55+"</w:t>
             </w:r>
           </w:p>
           <w:p>
@@ -3611,7 +3237,7 @@
                 <w:b w:val="0"/>
                 <w:sz w:val="16"/>
               </w:rPr>
-              <w:t xml:space="preserve">    )</w:t>
+              <w:t xml:space="preserve"> </w:t>
             </w:r>
           </w:p>
           <w:p>
@@ -3645,111 +3271,19 @@
             <w:r>
               <w:rPr>
                 <w:rFonts w:ascii="Consolas" w:hAnsi="Consolas" w:eastAsia="Consolas"/>
-                <w:b w:val="0"/>
+                <w:b/>
                 <w:color w:val="5B6875"/>
                 <w:sz w:val="16"/>
               </w:rPr>
-              <w:t xml:space="preserve">  18  </w:t>
-            </w:r>
-            <w:r>
-              <w:rPr>
-                <w:rFonts w:ascii="Consolas" w:hAnsi="Consolas" w:eastAsia="Consolas"/>
-                <w:b w:val="0"/>
-                <w:sz w:val="16"/>
-              </w:rPr>
-              <w:t xml:space="preserve"> </w:t>
-            </w:r>
-          </w:p>
-          <w:p>
-            <w:pPr>
-              <w:spacing w:before="0" w:after="0" w:line="240" w:lineRule="auto"/>
-              <w:ind w:left="567" w:hanging="567"/>
-            </w:pPr>
-            <w:r>
-              <w:rPr>
-                <w:rFonts w:ascii="Consolas" w:hAnsi="Consolas" w:eastAsia="Consolas"/>
-                <w:b w:val="0"/>
-                <w:color w:val="5B6875"/>
-                <w:sz w:val="16"/>
-              </w:rPr>
-              <w:t xml:space="preserve">  19  </w:t>
-            </w:r>
-            <w:r>
-              <w:rPr>
-                <w:rFonts w:ascii="Consolas" w:hAnsi="Consolas" w:eastAsia="Consolas"/>
-                <w:b w:val="0"/>
-                <w:sz w:val="16"/>
-              </w:rPr>
-              <w:t>silver = bronze.withColumns({</w:t>
-            </w:r>
-          </w:p>
-          <w:p>
-            <w:pPr>
-              <w:spacing w:before="0" w:after="0" w:line="240" w:lineRule="auto"/>
-              <w:ind w:left="567" w:hanging="567"/>
-            </w:pPr>
-            <w:r>
-              <w:rPr>
-                <w:rFonts w:ascii="Consolas" w:hAnsi="Consolas" w:eastAsia="Consolas"/>
-                <w:b w:val="0"/>
-                <w:color w:val="5B6875"/>
-                <w:sz w:val="16"/>
-              </w:rPr>
-              <w:t xml:space="preserve">  20  </w:t>
-            </w:r>
-            <w:r>
-              <w:rPr>
-                <w:rFonts w:ascii="Consolas" w:hAnsi="Consolas" w:eastAsia="Consolas"/>
-                <w:b w:val="0"/>
-                <w:sz w:val="16"/>
-              </w:rPr>
-              <w:t xml:space="preserve">    "postcode": clean_postcode(F.col("postcode")),</w:t>
-            </w:r>
-          </w:p>
-          <w:p>
-            <w:pPr>
-              <w:spacing w:before="0" w:after="0" w:line="240" w:lineRule="auto"/>
-              <w:ind w:left="567" w:hanging="567"/>
-            </w:pPr>
-            <w:r>
-              <w:rPr>
-                <w:rFonts w:ascii="Consolas" w:hAnsi="Consolas" w:eastAsia="Consolas"/>
-                <w:b w:val="0"/>
-                <w:color w:val="5B6875"/>
-                <w:sz w:val="16"/>
-              </w:rPr>
-              <w:t xml:space="preserve">  21  </w:t>
-            </w:r>
-            <w:r>
-              <w:rPr>
-                <w:rFonts w:ascii="Consolas" w:hAnsi="Consolas" w:eastAsia="Consolas"/>
-                <w:b w:val="0"/>
-                <w:sz w:val="16"/>
-              </w:rPr>
-              <w:t xml:space="preserve">    "age_group": age_band(F.col("age")),</w:t>
-            </w:r>
-          </w:p>
-          <w:p>
-            <w:pPr>
-              <w:spacing w:before="0" w:after="0" w:line="240" w:lineRule="auto"/>
-              <w:ind w:left="567" w:hanging="567"/>
-            </w:pPr>
-            <w:r>
-              <w:rPr>
-                <w:rFonts w:ascii="Consolas" w:hAnsi="Consolas" w:eastAsia="Consolas"/>
-                <w:b w:val="0"/>
-                <w:color w:val="5B6875"/>
-                <w:sz w:val="16"/>
-              </w:rPr>
-              <w:t xml:space="preserve">  22  </w:t>
-            </w:r>
-            <w:r>
-              <w:rPr>
-                <w:rFonts w:ascii="Consolas" w:hAnsi="Consolas" w:eastAsia="Consolas"/>
-                <w:b w:val="0"/>
-                <w:sz w:val="16"/>
-              </w:rPr>
-              <w:t>})</w:t>
+              <w:t xml:space="preserve"> [3]  </w:t>
+            </w:r>
+            <w:r>
+              <w:rPr>
+                <w:rFonts w:ascii="Consolas" w:hAnsi="Consolas" w:eastAsia="Consolas"/>
+                <w:b w:val="0"/>
+                <w:sz w:val="16"/>
+              </w:rPr>
+              <w:t>silver = bronze.withColumn("postcode", clean_postcode("postcode")).withColumn("age_group", age_band("age"))</w:t>
             </w:r>
           </w:p>
         </w:tc>
@@ -3763,14 +3297,14 @@
         <w:rPr>
           <w:b/>
         </w:rPr>
-        <w:t xml:space="preserve">Line 5. </w:t>
-      </w:r>
-      <w:r>
-        <w:rPr>
-          <w:b w:val="0"/>
-          <w:i w:val="0"/>
-        </w:rPr>
-        <w:t>A function that builds a Column expression. Reusable and testable, with no UDF.</w:t>
+        <w:t xml:space="preserve">Line 6. </w:t>
+      </w:r>
+      <w:r>
+        <w:rPr>
+          <w:b w:val="0"/>
+          <w:i w:val="0"/>
+        </w:rPr>
+        <w:t>Crashes on NULL: None has no replace method.</w:t>
       </w:r>
     </w:p>
     <w:p>
@@ -3781,14 +3315,14 @@
         <w:rPr>
           <w:b/>
         </w:rPr>
-        <w:t xml:space="preserve">Line 7. </w:t>
-      </w:r>
-      <w:r>
-        <w:rPr>
-          <w:b w:val="0"/>
-          <w:i w:val="0"/>
-        </w:rPr>
-        <w:t>Built-ins pass NULL through as NULL.</w:t>
+        <w:t xml:space="preserve">Line 11. </w:t>
+      </w:r>
+      <w:r>
+        <w:rPr>
+          <w:b w:val="0"/>
+          <w:i w:val="0"/>
+        </w:rPr>
+        <w:t>In Python, comparing None with 35 raises TypeError, so a NULL age crashes the job too.</w:t>
       </w:r>
     </w:p>
     <w:p>
@@ -3799,23 +3333,14 @@
         <w:rPr>
           <w:b/>
         </w:rPr>
-        <w:t xml:space="preserve">Line 15. </w:t>
-      </w:r>
-      <w:r>
-        <w:rPr>
-          <w:b w:val="0"/>
-          <w:i w:val="0"/>
-        </w:rPr>
-        <w:t>Explicit: a NULL age stays NULL instead of falling into 55+.</w:t>
-      </w:r>
-    </w:p>
-    <w:p>
-      <w:r>
-        <w:rPr>
-          <w:b w:val="0"/>
-          <w:i w:val="0"/>
-        </w:rPr>
-        <w:t>The strong version runs in the JVM, survives NULLs and reads as a rule. Functions that return Column expressions give you the reuse that UDFs promised.</w:t>
+        <w:t xml:space="preserve">Line 18. </w:t>
+      </w:r>
+      <w:r>
+        <w:rPr>
+          <w:b w:val="0"/>
+          <w:i w:val="0"/>
+        </w:rPr>
+        <w:t>Two round trips to Python per row, invisible to the optimiser.</w:t>
       </w:r>
     </w:p>
     <w:p>
@@ -3823,245 +3348,7 @@
         <w:pStyle w:val="Heading4"/>
       </w:pPr>
       <w:r>
-        <w:t>Recap card</w:t>
-      </w:r>
-    </w:p>
-    <w:p>
-      <w:pPr>
-        <w:pStyle w:val="ListBullet"/>
-      </w:pPr>
-      <w:r>
-        <w:rPr>
-          <w:b/>
-          <w:i w:val="0"/>
-        </w:rPr>
-        <w:t>Why are Python UDFs slow?</w:t>
-      </w:r>
-      <w:r>
-        <w:rPr>
-          <w:b w:val="0"/>
-          <w:i w:val="0"/>
-        </w:rPr>
-        <w:t xml:space="preserve"> Every value crosses from the JVM to a Python worker and back. The plan shows BatchEvalPython.</w:t>
-      </w:r>
-    </w:p>
-    <w:p>
-      <w:pPr>
-        <w:pStyle w:val="ListBullet"/>
-      </w:pPr>
-      <w:r>
-        <w:rPr>
-          <w:b/>
-          <w:i w:val="0"/>
-        </w:rPr>
-        <w:t>Measured cost on 2 million strings</w:t>
-      </w:r>
-      <w:r>
-        <w:rPr>
-          <w:b w:val="0"/>
-          <w:i w:val="0"/>
-        </w:rPr>
-        <w:t xml:space="preserve"> Built-in 0.30 s, pandas UDF 1.16 s, Python UDF 1.82 s (PySpark 4.0.4, local).</w:t>
-      </w:r>
-    </w:p>
-    <w:p>
-      <w:pPr>
-        <w:pStyle w:val="ListBullet"/>
-      </w:pPr>
-      <w:r>
-        <w:rPr>
-          <w:b/>
-          <w:i w:val="0"/>
-        </w:rPr>
-        <w:t>What does a Python UDF receive for NULL?</w:t>
-      </w:r>
-      <w:r>
-        <w:rPr>
-          <w:b w:val="0"/>
-          <w:i w:val="0"/>
-        </w:rPr>
-        <w:t xml:space="preserve"> None. s.strip() then raises and fails the job. Built-ins return NULL for NULL.</w:t>
-      </w:r>
-    </w:p>
-    <w:p>
-      <w:pPr>
-        <w:pStyle w:val="ListBullet"/>
-      </w:pPr>
-      <w:r>
-        <w:rPr>
-          <w:b/>
-          <w:i w:val="0"/>
-        </w:rPr>
-        <w:t>Reusable logic without a UDF</w:t>
-      </w:r>
-      <w:r>
-        <w:rPr>
-          <w:b w:val="0"/>
-          <w:i w:val="0"/>
-        </w:rPr>
-        <w:t xml:space="preserve"> A Python function that takes and returns Column expressions, built from F.when, F.regexp_replace and friends.</w:t>
-      </w:r>
-    </w:p>
-    <w:p>
-      <w:pPr>
-        <w:pStyle w:val="Heading4"/>
-      </w:pPr>
-      <w:r>
-        <w:t>Practice</w:t>
-      </w:r>
-    </w:p>
-    <w:p>
-      <w:pPr>
-        <w:pStyle w:val="Heading5"/>
-      </w:pPr>
-      <w:r>
-        <w:t>Exercise 1. Multiple choice (level 1)</w:t>
-      </w:r>
-    </w:p>
-    <w:p>
-      <w:r>
-        <w:rPr>
-          <w:b w:val="0"/>
-          <w:i w:val="0"/>
-        </w:rPr>
-        <w:t>You need to trim and upper-case a string column on 50 million rows. Which approach is fastest?</w:t>
-      </w:r>
-    </w:p>
-    <w:p>
-      <w:pPr>
-        <w:pStyle w:val="ListBullet"/>
-      </w:pPr>
-      <w:r>
-        <w:rPr>
-          <w:b w:val="0"/>
-          <w:i w:val="0"/>
-        </w:rPr>
-        <w:t xml:space="preserve">a) A Python UDF: </w:t>
-      </w:r>
-      <w:r>
-        <w:rPr>
-          <w:rFonts w:ascii="Consolas" w:hAnsi="Consolas" w:eastAsia="Consolas"/>
-          <w:b w:val="0"/>
-          <w:sz w:val="19"/>
-        </w:rPr>
-        <w:t>udf(lambda s: s.strip().upper() if s else None)</w:t>
-      </w:r>
-    </w:p>
-    <w:p>
-      <w:pPr>
-        <w:pStyle w:val="ListBullet"/>
-      </w:pPr>
-      <w:r>
-        <w:rPr>
-          <w:b w:val="0"/>
-          <w:i w:val="0"/>
-        </w:rPr>
-        <w:t xml:space="preserve">b) A pandas UDF using </w:t>
-      </w:r>
-      <w:r>
-        <w:rPr>
-          <w:rFonts w:ascii="Consolas" w:hAnsi="Consolas" w:eastAsia="Consolas"/>
-          <w:b w:val="0"/>
-          <w:sz w:val="19"/>
-        </w:rPr>
-        <w:t>s.str.strip().str.upper()</w:t>
-      </w:r>
-    </w:p>
-    <w:p>
-      <w:pPr>
-        <w:pStyle w:val="ListBullet"/>
-      </w:pPr>
-      <w:r>
-        <w:rPr>
-          <w:b w:val="0"/>
-          <w:i w:val="0"/>
-        </w:rPr>
-        <w:t xml:space="preserve">c) </w:t>
-      </w:r>
-      <w:r>
-        <w:rPr>
-          <w:rFonts w:ascii="Consolas" w:hAnsi="Consolas" w:eastAsia="Consolas"/>
-          <w:b w:val="0"/>
-          <w:sz w:val="19"/>
-        </w:rPr>
-        <w:t>F.upper(F.trim(F.col("s")))</w:t>
-      </w:r>
-    </w:p>
-    <w:p>
-      <w:pPr>
-        <w:pStyle w:val="ListBullet"/>
-      </w:pPr>
-      <w:r>
-        <w:rPr>
-          <w:b w:val="0"/>
-          <w:i w:val="0"/>
-        </w:rPr>
-        <w:t xml:space="preserve">d) </w:t>
-      </w:r>
-      <w:r>
-        <w:rPr>
-          <w:rFonts w:ascii="Consolas" w:hAnsi="Consolas" w:eastAsia="Consolas"/>
-          <w:b w:val="0"/>
-          <w:sz w:val="19"/>
-        </w:rPr>
-        <w:t>collect()</w:t>
-      </w:r>
-      <w:r>
-        <w:rPr>
-          <w:b w:val="0"/>
-          <w:i w:val="0"/>
-        </w:rPr>
-        <w:t xml:space="preserve"> the column and process it in Python</w:t>
-      </w:r>
-    </w:p>
-    <w:p>
-      <w:r>
-        <w:rPr>
-          <w:b/>
-          <w:i w:val="0"/>
-        </w:rPr>
-        <w:t>Why?</w:t>
-      </w:r>
-    </w:p>
-    <w:p>
-      <w:pPr>
-        <w:pStyle w:val="ListBullet"/>
-      </w:pPr>
-      <w:r>
-        <w:rPr>
-          <w:b w:val="0"/>
-          <w:i w:val="0"/>
-        </w:rPr>
-        <w:t>r1) Built-ins run inside the JVM with no data transfer to Python.</w:t>
-      </w:r>
-    </w:p>
-    <w:p>
-      <w:pPr>
-        <w:pStyle w:val="ListBullet"/>
-      </w:pPr>
-      <w:r>
-        <w:rPr>
-          <w:b w:val="0"/>
-          <w:i w:val="0"/>
-        </w:rPr>
-        <w:t>r2) Built-ins run on the driver, which is faster than executors.</w:t>
-      </w:r>
-    </w:p>
-    <w:p>
-      <w:pPr>
-        <w:pStyle w:val="Heading5"/>
-      </w:pPr>
-      <w:r>
-        <w:t>Exercise 2. Predict the output (level 2)</w:t>
-      </w:r>
-    </w:p>
-    <w:p>
-      <w:r>
-        <w:rPr>
-          <w:b w:val="0"/>
-          <w:i w:val="0"/>
-        </w:rPr>
-        <w:t>What does this print?</w:t>
+        <w:t>Worked example: strong code</w:t>
       </w:r>
     </w:p>
     <w:tbl>
@@ -4099,7 +3386,7 @@
                 <w:b w:val="0"/>
                 <w:sz w:val="16"/>
               </w:rPr>
-              <w:t>df = spark.createDataFrame([(" ab 1 ",), (None,)], "s STRING")</w:t>
+              <w:t>from pyspark.sql import Column</w:t>
             </w:r>
           </w:p>
           <w:p>
@@ -4122,7 +3409,7 @@
                 <w:b w:val="0"/>
                 <w:sz w:val="16"/>
               </w:rPr>
-              <w:t>out = df.select(F.upper(F.regexp_replace(F.col("s"), r"\s+", "")).alias("u"))</w:t>
+              <w:t>from pyspark.sql import functions as F</w:t>
             </w:r>
           </w:p>
           <w:p>
@@ -4145,19 +3432,610 @@
                 <w:b w:val="0"/>
                 <w:sz w:val="16"/>
               </w:rPr>
-              <w:t>print([r.u for r in out.collect()])</w:t>
+              <w:t xml:space="preserve"> </w:t>
+            </w:r>
+          </w:p>
+          <w:p>
+            <w:pPr>
+              <w:spacing w:before="0" w:after="0" w:line="240" w:lineRule="auto"/>
+              <w:ind w:left="567" w:hanging="567"/>
+            </w:pPr>
+            <w:r>
+              <w:rPr>
+                <w:rFonts w:ascii="Consolas" w:hAnsi="Consolas" w:eastAsia="Consolas"/>
+                <w:b w:val="0"/>
+                <w:color w:val="5B6875"/>
+                <w:sz w:val="16"/>
+              </w:rPr>
+              <w:t xml:space="preserve">   4  </w:t>
+            </w:r>
+            <w:r>
+              <w:rPr>
+                <w:rFonts w:ascii="Consolas" w:hAnsi="Consolas" w:eastAsia="Consolas"/>
+                <w:b w:val="0"/>
+                <w:sz w:val="16"/>
+              </w:rPr>
+              <w:t xml:space="preserve"> </w:t>
+            </w:r>
+          </w:p>
+          <w:p>
+            <w:pPr>
+              <w:spacing w:before="0" w:after="0" w:line="240" w:lineRule="auto"/>
+              <w:ind w:left="567" w:hanging="567"/>
+            </w:pPr>
+            <w:r>
+              <w:rPr>
+                <w:rFonts w:ascii="Consolas" w:hAnsi="Consolas" w:eastAsia="Consolas"/>
+                <w:b/>
+                <w:color w:val="5B6875"/>
+                <w:sz w:val="16"/>
+              </w:rPr>
+              <w:t xml:space="preserve"> [1]  </w:t>
+            </w:r>
+            <w:r>
+              <w:rPr>
+                <w:rFonts w:ascii="Consolas" w:hAnsi="Consolas" w:eastAsia="Consolas"/>
+                <w:b w:val="0"/>
+                <w:sz w:val="16"/>
+              </w:rPr>
+              <w:t>def clean_postcode(col: Column) -&gt; Column:</w:t>
+            </w:r>
+          </w:p>
+          <w:p>
+            <w:pPr>
+              <w:spacing w:before="0" w:after="0" w:line="240" w:lineRule="auto"/>
+              <w:ind w:left="567" w:hanging="567"/>
+            </w:pPr>
+            <w:r>
+              <w:rPr>
+                <w:rFonts w:ascii="Consolas" w:hAnsi="Consolas" w:eastAsia="Consolas"/>
+                <w:b w:val="0"/>
+                <w:color w:val="5B6875"/>
+                <w:sz w:val="16"/>
+              </w:rPr>
+              <w:t xml:space="preserve">   6  </w:t>
+            </w:r>
+            <w:r>
+              <w:rPr>
+                <w:rFonts w:ascii="Consolas" w:hAnsi="Consolas" w:eastAsia="Consolas"/>
+                <w:b w:val="0"/>
+                <w:sz w:val="16"/>
+              </w:rPr>
+              <w:t xml:space="preserve">    """Remove whitespace and upper-case. NULL stays NULL."""</w:t>
+            </w:r>
+          </w:p>
+          <w:p>
+            <w:pPr>
+              <w:spacing w:before="0" w:after="0" w:line="240" w:lineRule="auto"/>
+              <w:ind w:left="567" w:hanging="567"/>
+            </w:pPr>
+            <w:r>
+              <w:rPr>
+                <w:rFonts w:ascii="Consolas" w:hAnsi="Consolas" w:eastAsia="Consolas"/>
+                <w:b/>
+                <w:color w:val="5B6875"/>
+                <w:sz w:val="16"/>
+              </w:rPr>
+              <w:t xml:space="preserve"> [2]  </w:t>
+            </w:r>
+            <w:r>
+              <w:rPr>
+                <w:rFonts w:ascii="Consolas" w:hAnsi="Consolas" w:eastAsia="Consolas"/>
+                <w:b w:val="0"/>
+                <w:sz w:val="16"/>
+              </w:rPr>
+              <w:t xml:space="preserve">    return F.upper(F.regexp_replace(col, r"\s+", ""))</w:t>
+            </w:r>
+          </w:p>
+          <w:p>
+            <w:pPr>
+              <w:spacing w:before="0" w:after="0" w:line="240" w:lineRule="auto"/>
+              <w:ind w:left="567" w:hanging="567"/>
+            </w:pPr>
+            <w:r>
+              <w:rPr>
+                <w:rFonts w:ascii="Consolas" w:hAnsi="Consolas" w:eastAsia="Consolas"/>
+                <w:b w:val="0"/>
+                <w:color w:val="5B6875"/>
+                <w:sz w:val="16"/>
+              </w:rPr>
+              <w:t xml:space="preserve">   8  </w:t>
+            </w:r>
+            <w:r>
+              <w:rPr>
+                <w:rFonts w:ascii="Consolas" w:hAnsi="Consolas" w:eastAsia="Consolas"/>
+                <w:b w:val="0"/>
+                <w:sz w:val="16"/>
+              </w:rPr>
+              <w:t xml:space="preserve"> </w:t>
+            </w:r>
+          </w:p>
+          <w:p>
+            <w:pPr>
+              <w:spacing w:before="0" w:after="0" w:line="240" w:lineRule="auto"/>
+              <w:ind w:left="567" w:hanging="567"/>
+            </w:pPr>
+            <w:r>
+              <w:rPr>
+                <w:rFonts w:ascii="Consolas" w:hAnsi="Consolas" w:eastAsia="Consolas"/>
+                <w:b w:val="0"/>
+                <w:color w:val="5B6875"/>
+                <w:sz w:val="16"/>
+              </w:rPr>
+              <w:t xml:space="preserve">   9  </w:t>
+            </w:r>
+            <w:r>
+              <w:rPr>
+                <w:rFonts w:ascii="Consolas" w:hAnsi="Consolas" w:eastAsia="Consolas"/>
+                <w:b w:val="0"/>
+                <w:sz w:val="16"/>
+              </w:rPr>
+              <w:t xml:space="preserve"> </w:t>
+            </w:r>
+          </w:p>
+          <w:p>
+            <w:pPr>
+              <w:spacing w:before="0" w:after="0" w:line="240" w:lineRule="auto"/>
+              <w:ind w:left="567" w:hanging="567"/>
+            </w:pPr>
+            <w:r>
+              <w:rPr>
+                <w:rFonts w:ascii="Consolas" w:hAnsi="Consolas" w:eastAsia="Consolas"/>
+                <w:b w:val="0"/>
+                <w:color w:val="5B6875"/>
+                <w:sz w:val="16"/>
+              </w:rPr>
+              <w:t xml:space="preserve">  10  </w:t>
+            </w:r>
+            <w:r>
+              <w:rPr>
+                <w:rFonts w:ascii="Consolas" w:hAnsi="Consolas" w:eastAsia="Consolas"/>
+                <w:b w:val="0"/>
+                <w:sz w:val="16"/>
+              </w:rPr>
+              <w:t>def age_band(age: Column) -&gt; Column:</w:t>
+            </w:r>
+          </w:p>
+          <w:p>
+            <w:pPr>
+              <w:spacing w:before="0" w:after="0" w:line="240" w:lineRule="auto"/>
+              <w:ind w:left="567" w:hanging="567"/>
+            </w:pPr>
+            <w:r>
+              <w:rPr>
+                <w:rFonts w:ascii="Consolas" w:hAnsi="Consolas" w:eastAsia="Consolas"/>
+                <w:b w:val="0"/>
+                <w:color w:val="5B6875"/>
+                <w:sz w:val="16"/>
+              </w:rPr>
+              <w:t xml:space="preserve">  11  </w:t>
+            </w:r>
+            <w:r>
+              <w:rPr>
+                <w:rFonts w:ascii="Consolas" w:hAnsi="Consolas" w:eastAsia="Consolas"/>
+                <w:b w:val="0"/>
+                <w:sz w:val="16"/>
+              </w:rPr>
+              <w:t xml:space="preserve">    """16-34, 35-54 or 55+. NULL age gives NULL."""</w:t>
+            </w:r>
+          </w:p>
+          <w:p>
+            <w:pPr>
+              <w:spacing w:before="0" w:after="0" w:line="240" w:lineRule="auto"/>
+              <w:ind w:left="567" w:hanging="567"/>
+            </w:pPr>
+            <w:r>
+              <w:rPr>
+                <w:rFonts w:ascii="Consolas" w:hAnsi="Consolas" w:eastAsia="Consolas"/>
+                <w:b w:val="0"/>
+                <w:color w:val="5B6875"/>
+                <w:sz w:val="16"/>
+              </w:rPr>
+              <w:t xml:space="preserve">  12  </w:t>
+            </w:r>
+            <w:r>
+              <w:rPr>
+                <w:rFonts w:ascii="Consolas" w:hAnsi="Consolas" w:eastAsia="Consolas"/>
+                <w:b w:val="0"/>
+                <w:sz w:val="16"/>
+              </w:rPr>
+              <w:t xml:space="preserve">    return (</w:t>
+            </w:r>
+          </w:p>
+          <w:p>
+            <w:pPr>
+              <w:spacing w:before="0" w:after="0" w:line="240" w:lineRule="auto"/>
+              <w:ind w:left="567" w:hanging="567"/>
+            </w:pPr>
+            <w:r>
+              <w:rPr>
+                <w:rFonts w:ascii="Consolas" w:hAnsi="Consolas" w:eastAsia="Consolas"/>
+                <w:b w:val="0"/>
+                <w:color w:val="5B6875"/>
+                <w:sz w:val="16"/>
+              </w:rPr>
+              <w:t xml:space="preserve">  13  </w:t>
+            </w:r>
+            <w:r>
+              <w:rPr>
+                <w:rFonts w:ascii="Consolas" w:hAnsi="Consolas" w:eastAsia="Consolas"/>
+                <w:b w:val="0"/>
+                <w:sz w:val="16"/>
+              </w:rPr>
+              <w:t xml:space="preserve">        F.when(age &lt; 35, "16-34")</w:t>
+            </w:r>
+          </w:p>
+          <w:p>
+            <w:pPr>
+              <w:spacing w:before="0" w:after="0" w:line="240" w:lineRule="auto"/>
+              <w:ind w:left="567" w:hanging="567"/>
+            </w:pPr>
+            <w:r>
+              <w:rPr>
+                <w:rFonts w:ascii="Consolas" w:hAnsi="Consolas" w:eastAsia="Consolas"/>
+                <w:b w:val="0"/>
+                <w:color w:val="5B6875"/>
+                <w:sz w:val="16"/>
+              </w:rPr>
+              <w:t xml:space="preserve">  14  </w:t>
+            </w:r>
+            <w:r>
+              <w:rPr>
+                <w:rFonts w:ascii="Consolas" w:hAnsi="Consolas" w:eastAsia="Consolas"/>
+                <w:b w:val="0"/>
+                <w:sz w:val="16"/>
+              </w:rPr>
+              <w:t xml:space="preserve">        .when(age &lt; 55, "35-54")</w:t>
+            </w:r>
+          </w:p>
+          <w:p>
+            <w:pPr>
+              <w:spacing w:before="0" w:after="0" w:line="240" w:lineRule="auto"/>
+              <w:ind w:left="567" w:hanging="567"/>
+            </w:pPr>
+            <w:r>
+              <w:rPr>
+                <w:rFonts w:ascii="Consolas" w:hAnsi="Consolas" w:eastAsia="Consolas"/>
+                <w:b/>
+                <w:color w:val="5B6875"/>
+                <w:sz w:val="16"/>
+              </w:rPr>
+              <w:t xml:space="preserve"> [3]  </w:t>
+            </w:r>
+            <w:r>
+              <w:rPr>
+                <w:rFonts w:ascii="Consolas" w:hAnsi="Consolas" w:eastAsia="Consolas"/>
+                <w:b w:val="0"/>
+                <w:sz w:val="16"/>
+              </w:rPr>
+              <w:t xml:space="preserve">        .when(age.isNotNull(), "55+")</w:t>
+            </w:r>
+          </w:p>
+          <w:p>
+            <w:pPr>
+              <w:spacing w:before="0" w:after="0" w:line="240" w:lineRule="auto"/>
+              <w:ind w:left="567" w:hanging="567"/>
+            </w:pPr>
+            <w:r>
+              <w:rPr>
+                <w:rFonts w:ascii="Consolas" w:hAnsi="Consolas" w:eastAsia="Consolas"/>
+                <w:b w:val="0"/>
+                <w:color w:val="5B6875"/>
+                <w:sz w:val="16"/>
+              </w:rPr>
+              <w:t xml:space="preserve">  16  </w:t>
+            </w:r>
+            <w:r>
+              <w:rPr>
+                <w:rFonts w:ascii="Consolas" w:hAnsi="Consolas" w:eastAsia="Consolas"/>
+                <w:b w:val="0"/>
+                <w:sz w:val="16"/>
+              </w:rPr>
+              <w:t xml:space="preserve">    )</w:t>
+            </w:r>
+          </w:p>
+          <w:p>
+            <w:pPr>
+              <w:spacing w:before="0" w:after="0" w:line="240" w:lineRule="auto"/>
+              <w:ind w:left="567" w:hanging="567"/>
+            </w:pPr>
+            <w:r>
+              <w:rPr>
+                <w:rFonts w:ascii="Consolas" w:hAnsi="Consolas" w:eastAsia="Consolas"/>
+                <w:b w:val="0"/>
+                <w:color w:val="5B6875"/>
+                <w:sz w:val="16"/>
+              </w:rPr>
+              <w:t xml:space="preserve">  17  </w:t>
+            </w:r>
+            <w:r>
+              <w:rPr>
+                <w:rFonts w:ascii="Consolas" w:hAnsi="Consolas" w:eastAsia="Consolas"/>
+                <w:b w:val="0"/>
+                <w:sz w:val="16"/>
+              </w:rPr>
+              <w:t xml:space="preserve"> </w:t>
+            </w:r>
+          </w:p>
+          <w:p>
+            <w:pPr>
+              <w:spacing w:before="0" w:after="0" w:line="240" w:lineRule="auto"/>
+              <w:ind w:left="567" w:hanging="567"/>
+            </w:pPr>
+            <w:r>
+              <w:rPr>
+                <w:rFonts w:ascii="Consolas" w:hAnsi="Consolas" w:eastAsia="Consolas"/>
+                <w:b w:val="0"/>
+                <w:color w:val="5B6875"/>
+                <w:sz w:val="16"/>
+              </w:rPr>
+              <w:t xml:space="preserve">  18  </w:t>
+            </w:r>
+            <w:r>
+              <w:rPr>
+                <w:rFonts w:ascii="Consolas" w:hAnsi="Consolas" w:eastAsia="Consolas"/>
+                <w:b w:val="0"/>
+                <w:sz w:val="16"/>
+              </w:rPr>
+              <w:t xml:space="preserve"> </w:t>
+            </w:r>
+          </w:p>
+          <w:p>
+            <w:pPr>
+              <w:spacing w:before="0" w:after="0" w:line="240" w:lineRule="auto"/>
+              <w:ind w:left="567" w:hanging="567"/>
+            </w:pPr>
+            <w:r>
+              <w:rPr>
+                <w:rFonts w:ascii="Consolas" w:hAnsi="Consolas" w:eastAsia="Consolas"/>
+                <w:b w:val="0"/>
+                <w:color w:val="5B6875"/>
+                <w:sz w:val="16"/>
+              </w:rPr>
+              <w:t xml:space="preserve">  19  </w:t>
+            </w:r>
+            <w:r>
+              <w:rPr>
+                <w:rFonts w:ascii="Consolas" w:hAnsi="Consolas" w:eastAsia="Consolas"/>
+                <w:b w:val="0"/>
+                <w:sz w:val="16"/>
+              </w:rPr>
+              <w:t>silver = bronze.withColumns({</w:t>
+            </w:r>
+          </w:p>
+          <w:p>
+            <w:pPr>
+              <w:spacing w:before="0" w:after="0" w:line="240" w:lineRule="auto"/>
+              <w:ind w:left="567" w:hanging="567"/>
+            </w:pPr>
+            <w:r>
+              <w:rPr>
+                <w:rFonts w:ascii="Consolas" w:hAnsi="Consolas" w:eastAsia="Consolas"/>
+                <w:b w:val="0"/>
+                <w:color w:val="5B6875"/>
+                <w:sz w:val="16"/>
+              </w:rPr>
+              <w:t xml:space="preserve">  20  </w:t>
+            </w:r>
+            <w:r>
+              <w:rPr>
+                <w:rFonts w:ascii="Consolas" w:hAnsi="Consolas" w:eastAsia="Consolas"/>
+                <w:b w:val="0"/>
+                <w:sz w:val="16"/>
+              </w:rPr>
+              <w:t xml:space="preserve">    "postcode": clean_postcode(F.col("postcode")),</w:t>
+            </w:r>
+          </w:p>
+          <w:p>
+            <w:pPr>
+              <w:spacing w:before="0" w:after="0" w:line="240" w:lineRule="auto"/>
+              <w:ind w:left="567" w:hanging="567"/>
+            </w:pPr>
+            <w:r>
+              <w:rPr>
+                <w:rFonts w:ascii="Consolas" w:hAnsi="Consolas" w:eastAsia="Consolas"/>
+                <w:b w:val="0"/>
+                <w:color w:val="5B6875"/>
+                <w:sz w:val="16"/>
+              </w:rPr>
+              <w:t xml:space="preserve">  21  </w:t>
+            </w:r>
+            <w:r>
+              <w:rPr>
+                <w:rFonts w:ascii="Consolas" w:hAnsi="Consolas" w:eastAsia="Consolas"/>
+                <w:b w:val="0"/>
+                <w:sz w:val="16"/>
+              </w:rPr>
+              <w:t xml:space="preserve">    "age_group": age_band(F.col("age")),</w:t>
+            </w:r>
+          </w:p>
+          <w:p>
+            <w:pPr>
+              <w:spacing w:before="0" w:after="0" w:line="240" w:lineRule="auto"/>
+              <w:ind w:left="567" w:hanging="567"/>
+            </w:pPr>
+            <w:r>
+              <w:rPr>
+                <w:rFonts w:ascii="Consolas" w:hAnsi="Consolas" w:eastAsia="Consolas"/>
+                <w:b w:val="0"/>
+                <w:color w:val="5B6875"/>
+                <w:sz w:val="16"/>
+              </w:rPr>
+              <w:t xml:space="preserve">  22  </w:t>
+            </w:r>
+            <w:r>
+              <w:rPr>
+                <w:rFonts w:ascii="Consolas" w:hAnsi="Consolas" w:eastAsia="Consolas"/>
+                <w:b w:val="0"/>
+                <w:sz w:val="16"/>
+              </w:rPr>
+              <w:t>})</w:t>
             </w:r>
           </w:p>
         </w:tc>
       </w:tr>
     </w:tbl>
-    <w:p/>
+    <w:p>
+      <w:pPr>
+        <w:pStyle w:val="ListNumber"/>
+      </w:pPr>
+      <w:r>
+        <w:rPr>
+          <w:b/>
+        </w:rPr>
+        <w:t xml:space="preserve">Line 5. </w:t>
+      </w:r>
+      <w:r>
+        <w:rPr>
+          <w:b w:val="0"/>
+          <w:i w:val="0"/>
+        </w:rPr>
+        <w:t>A function that builds a Column expression. Reusable and testable, with no UDF.</w:t>
+      </w:r>
+    </w:p>
+    <w:p>
+      <w:pPr>
+        <w:pStyle w:val="ListNumber"/>
+      </w:pPr>
+      <w:r>
+        <w:rPr>
+          <w:b/>
+        </w:rPr>
+        <w:t xml:space="preserve">Line 7. </w:t>
+      </w:r>
+      <w:r>
+        <w:rPr>
+          <w:b w:val="0"/>
+          <w:i w:val="0"/>
+        </w:rPr>
+        <w:t>Built-ins pass NULL through as NULL.</w:t>
+      </w:r>
+    </w:p>
+    <w:p>
+      <w:pPr>
+        <w:pStyle w:val="ListNumber"/>
+      </w:pPr>
+      <w:r>
+        <w:rPr>
+          <w:b/>
+        </w:rPr>
+        <w:t xml:space="preserve">Line 15. </w:t>
+      </w:r>
+      <w:r>
+        <w:rPr>
+          <w:b w:val="0"/>
+          <w:i w:val="0"/>
+        </w:rPr>
+        <w:t>Explicit: a NULL age stays NULL instead of falling into 55+.</w:t>
+      </w:r>
+    </w:p>
+    <w:p>
+      <w:r>
+        <w:rPr>
+          <w:b w:val="0"/>
+          <w:i w:val="0"/>
+        </w:rPr>
+        <w:t>The strong version runs in the JVM, survives NULLs and reads as a rule. Functions that return Column expressions give you the reuse that UDFs promised.</w:t>
+      </w:r>
+    </w:p>
+    <w:p>
+      <w:pPr>
+        <w:pStyle w:val="Heading4"/>
+      </w:pPr>
+      <w:r>
+        <w:t>Recap card</w:t>
+      </w:r>
+    </w:p>
+    <w:p>
+      <w:pPr>
+        <w:pStyle w:val="ListBullet"/>
+      </w:pPr>
+      <w:r>
+        <w:rPr>
+          <w:b/>
+          <w:i w:val="0"/>
+        </w:rPr>
+        <w:t>Why are Python UDFs slow?</w:t>
+      </w:r>
+      <w:r>
+        <w:rPr>
+          <w:b w:val="0"/>
+          <w:i w:val="0"/>
+        </w:rPr>
+        <w:t xml:space="preserve"> Every value crosses from the JVM to a Python worker and back. The plan shows BatchEvalPython.</w:t>
+      </w:r>
+    </w:p>
+    <w:p>
+      <w:pPr>
+        <w:pStyle w:val="ListBullet"/>
+      </w:pPr>
+      <w:r>
+        <w:rPr>
+          <w:b/>
+          <w:i w:val="0"/>
+        </w:rPr>
+        <w:t>Measured cost on 2 million strings</w:t>
+      </w:r>
+      <w:r>
+        <w:rPr>
+          <w:b w:val="0"/>
+          <w:i w:val="0"/>
+        </w:rPr>
+        <w:t xml:space="preserve"> Built-in 0.30 s, pandas UDF 1.16 s, Python UDF 1.82 s (PySpark 4.0.4, local).</w:t>
+      </w:r>
+    </w:p>
+    <w:p>
+      <w:pPr>
+        <w:pStyle w:val="ListBullet"/>
+      </w:pPr>
+      <w:r>
+        <w:rPr>
+          <w:b/>
+          <w:i w:val="0"/>
+        </w:rPr>
+        <w:t>What does a Python UDF receive for NULL?</w:t>
+      </w:r>
+      <w:r>
+        <w:rPr>
+          <w:b w:val="0"/>
+          <w:i w:val="0"/>
+        </w:rPr>
+        <w:t xml:space="preserve"> None. s.strip() then raises and fails the job. Built-ins return NULL for NULL.</w:t>
+      </w:r>
+    </w:p>
+    <w:p>
+      <w:pPr>
+        <w:pStyle w:val="ListBullet"/>
+      </w:pPr>
+      <w:r>
+        <w:rPr>
+          <w:b/>
+          <w:i w:val="0"/>
+        </w:rPr>
+        <w:t>Reusable logic without a UDF</w:t>
+      </w:r>
+      <w:r>
+        <w:rPr>
+          <w:b w:val="0"/>
+          <w:i w:val="0"/>
+        </w:rPr>
+        <w:t xml:space="preserve"> A Python function that takes and returns Column expressions, built from F.when, F.regexp_replace and friends.</w:t>
+      </w:r>
+    </w:p>
+    <w:p>
+      <w:pPr>
+        <w:pStyle w:val="Heading4"/>
+      </w:pPr>
+      <w:r>
+        <w:t>Practice</w:t>
+      </w:r>
+    </w:p>
     <w:p>
       <w:pPr>
         <w:pStyle w:val="Heading5"/>
       </w:pPr>
       <w:r>
-        <w:t>Exercise 3. Fill the gap (level 3)</w:t>
+        <w:t>Exercise 1. Multiple choice (level 1)</w:t>
       </w:r>
     </w:p>
     <w:p>
@@ -4166,7 +4044,19 @@
           <w:b w:val="0"/>
           <w:i w:val="0"/>
         </w:rPr>
-        <w:t xml:space="preserve">Replace a UDF that pads respondent IDs to 8 characters with leading zeros and extracts the 2-letter region prefix from a code such as </w:t>
+        <w:t>You need to trim and upper-case a string column on 50 million rows. Which approach is fastest?</w:t>
+      </w:r>
+    </w:p>
+    <w:p>
+      <w:pPr>
+        <w:pStyle w:val="ListBullet"/>
+      </w:pPr>
+      <w:r>
+        <w:rPr>
+          <w:b w:val="0"/>
+          <w:i w:val="0"/>
+        </w:rPr>
+        <w:t xml:space="preserve">a) A Python UDF: </w:t>
       </w:r>
       <w:r>
         <w:rPr>
@@ -4174,14 +4064,124 @@
           <w:b w:val="0"/>
           <w:sz w:val="19"/>
         </w:rPr>
-        <w:t>NW-1234</w:t>
-      </w:r>
-      <w:r>
-        <w:rPr>
-          <w:b w:val="0"/>
-          <w:i w:val="0"/>
-        </w:rPr>
-        <w:t>.</w:t>
+        <w:t>udf(lambda s: s.strip().upper() if s else None)</w:t>
+      </w:r>
+    </w:p>
+    <w:p>
+      <w:pPr>
+        <w:pStyle w:val="ListBullet"/>
+      </w:pPr>
+      <w:r>
+        <w:rPr>
+          <w:b w:val="0"/>
+          <w:i w:val="0"/>
+        </w:rPr>
+        <w:t xml:space="preserve">b) A pandas UDF using </w:t>
+      </w:r>
+      <w:r>
+        <w:rPr>
+          <w:rFonts w:ascii="Consolas" w:hAnsi="Consolas" w:eastAsia="Consolas"/>
+          <w:b w:val="0"/>
+          <w:sz w:val="19"/>
+        </w:rPr>
+        <w:t>s.str.strip().str.upper()</w:t>
+      </w:r>
+    </w:p>
+    <w:p>
+      <w:pPr>
+        <w:pStyle w:val="ListBullet"/>
+      </w:pPr>
+      <w:r>
+        <w:rPr>
+          <w:b w:val="0"/>
+          <w:i w:val="0"/>
+        </w:rPr>
+        <w:t xml:space="preserve">c) </w:t>
+      </w:r>
+      <w:r>
+        <w:rPr>
+          <w:rFonts w:ascii="Consolas" w:hAnsi="Consolas" w:eastAsia="Consolas"/>
+          <w:b w:val="0"/>
+          <w:sz w:val="19"/>
+        </w:rPr>
+        <w:t>F.upper(F.trim(F.col("s")))</w:t>
+      </w:r>
+    </w:p>
+    <w:p>
+      <w:pPr>
+        <w:pStyle w:val="ListBullet"/>
+      </w:pPr>
+      <w:r>
+        <w:rPr>
+          <w:b w:val="0"/>
+          <w:i w:val="0"/>
+        </w:rPr>
+        <w:t xml:space="preserve">d) </w:t>
+      </w:r>
+      <w:r>
+        <w:rPr>
+          <w:rFonts w:ascii="Consolas" w:hAnsi="Consolas" w:eastAsia="Consolas"/>
+          <w:b w:val="0"/>
+          <w:sz w:val="19"/>
+        </w:rPr>
+        <w:t>collect()</w:t>
+      </w:r>
+      <w:r>
+        <w:rPr>
+          <w:b w:val="0"/>
+          <w:i w:val="0"/>
+        </w:rPr>
+        <w:t xml:space="preserve"> the column and process it in Python</w:t>
+      </w:r>
+    </w:p>
+    <w:p>
+      <w:r>
+        <w:rPr>
+          <w:b/>
+          <w:i w:val="0"/>
+        </w:rPr>
+        <w:t>Why?</w:t>
+      </w:r>
+    </w:p>
+    <w:p>
+      <w:pPr>
+        <w:pStyle w:val="ListBullet"/>
+      </w:pPr>
+      <w:r>
+        <w:rPr>
+          <w:b w:val="0"/>
+          <w:i w:val="0"/>
+        </w:rPr>
+        <w:t>r1) Built-ins run inside the JVM with no data transfer to Python.</w:t>
+      </w:r>
+    </w:p>
+    <w:p>
+      <w:pPr>
+        <w:pStyle w:val="ListBullet"/>
+      </w:pPr>
+      <w:r>
+        <w:rPr>
+          <w:b w:val="0"/>
+          <w:i w:val="0"/>
+        </w:rPr>
+        <w:t>r2) Built-ins run on the driver, which is faster than executors.</w:t>
+      </w:r>
+    </w:p>
+    <w:p>
+      <w:pPr>
+        <w:pStyle w:val="Heading5"/>
+      </w:pPr>
+      <w:r>
+        <w:t>Exercise 2. Predict the output (level 2)</w:t>
+      </w:r>
+    </w:p>
+    <w:p>
+      <w:r>
+        <w:rPr>
+          <w:b w:val="0"/>
+          <w:i w:val="0"/>
+        </w:rPr>
+        <w:t>What does this print?</w:t>
       </w:r>
     </w:p>
     <w:tbl>
@@ -4219,7 +4219,7 @@
                 <w:b w:val="0"/>
                 <w:sz w:val="16"/>
               </w:rPr>
-              <w:t>df = df.withColumns({</w:t>
+              <w:t>df = spark.createDataFrame([(" ab 1 ",), (None,)], "s STRING")</w:t>
             </w:r>
           </w:p>
           <w:p>
@@ -4242,7 +4242,7 @@
                 <w:b w:val="0"/>
                 <w:sz w:val="16"/>
               </w:rPr>
-              <w:t xml:space="preserve">    "respondent_id": F._____(1)(F.col("respondent_id"), 8, "0"),</w:t>
+              <w:t>out = df.select(F.upper(F.regexp_replace(F.col("s"), r"\s+", "")).alias("u"))</w:t>
             </w:r>
           </w:p>
           <w:p>
@@ -4265,30 +4265,7 @@
                 <w:b w:val="0"/>
                 <w:sz w:val="16"/>
               </w:rPr>
-              <w:t xml:space="preserve">    "region": F._____(2)(F.col("area_code"), r"^([A-Z]{2})-", 1),</w:t>
-            </w:r>
-          </w:p>
-          <w:p>
-            <w:pPr>
-              <w:spacing w:before="0" w:after="0" w:line="240" w:lineRule="auto"/>
-              <w:ind w:left="567" w:hanging="567"/>
-            </w:pPr>
-            <w:r>
-              <w:rPr>
-                <w:rFonts w:ascii="Consolas" w:hAnsi="Consolas" w:eastAsia="Consolas"/>
-                <w:b w:val="0"/>
-                <w:color w:val="5B6875"/>
-                <w:sz w:val="16"/>
-              </w:rPr>
-              <w:t xml:space="preserve">   4  </w:t>
-            </w:r>
-            <w:r>
-              <w:rPr>
-                <w:rFonts w:ascii="Consolas" w:hAnsi="Consolas" w:eastAsia="Consolas"/>
-                <w:b w:val="0"/>
-                <w:sz w:val="16"/>
-              </w:rPr>
-              <w:t>})</w:t>
+              <w:t>print([r.u for r in out.collect()])</w:t>
             </w:r>
           </w:p>
         </w:tc>
@@ -4300,7 +4277,7 @@
         <w:pStyle w:val="Heading5"/>
       </w:pPr>
       <w:r>
-        <w:t>Exercise 4. Refactor (level 4)</w:t>
+        <w:t>Exercise 3. Fill the gap (level 3)</w:t>
       </w:r>
     </w:p>
     <w:p>
@@ -4309,7 +4286,7 @@
           <w:b w:val="0"/>
           <w:i w:val="0"/>
         </w:rPr>
-        <w:t xml:space="preserve">Replace the UDF with a function </w:t>
+        <w:t xml:space="preserve">Replace a UDF that pads respondent IDs to 8 characters with leading zeros and extracts the 2-letter region prefix from a code such as </w:t>
       </w:r>
       <w:r>
         <w:rPr>
@@ -4317,83 +4294,14 @@
           <w:b w:val="0"/>
           <w:sz w:val="19"/>
         </w:rPr>
-        <w:t>age_band(age: Column) -&gt; Column</w:t>
-      </w:r>
-      <w:r>
-        <w:rPr>
-          <w:b w:val="0"/>
-          <w:i w:val="0"/>
-        </w:rPr>
-        <w:t xml:space="preserve"> built from </w:t>
-      </w:r>
-      <w:r>
-        <w:rPr>
-          <w:rFonts w:ascii="Consolas" w:hAnsi="Consolas" w:eastAsia="Consolas"/>
-          <w:b w:val="0"/>
-          <w:sz w:val="19"/>
-        </w:rPr>
-        <w:t>F.when</w:t>
-      </w:r>
-      <w:r>
-        <w:rPr>
-          <w:b w:val="0"/>
-          <w:i w:val="0"/>
-        </w:rPr>
-        <w:t xml:space="preserve">. Keep the bands: under 35 is </w:t>
-      </w:r>
-      <w:r>
-        <w:rPr>
-          <w:rFonts w:ascii="Consolas" w:hAnsi="Consolas" w:eastAsia="Consolas"/>
-          <w:b w:val="0"/>
-          <w:sz w:val="19"/>
-        </w:rPr>
-        <w:t>16-34</w:t>
-      </w:r>
-      <w:r>
-        <w:rPr>
-          <w:b w:val="0"/>
-          <w:i w:val="0"/>
-        </w:rPr>
-        <w:t xml:space="preserve">, under 55 is </w:t>
-      </w:r>
-      <w:r>
-        <w:rPr>
-          <w:rFonts w:ascii="Consolas" w:hAnsi="Consolas" w:eastAsia="Consolas"/>
-          <w:b w:val="0"/>
-          <w:sz w:val="19"/>
-        </w:rPr>
-        <w:t>35-54</w:t>
-      </w:r>
-      <w:r>
-        <w:rPr>
-          <w:b w:val="0"/>
-          <w:i w:val="0"/>
-        </w:rPr>
-        <w:t xml:space="preserve">, anything else </w:t>
-      </w:r>
-      <w:r>
-        <w:rPr>
-          <w:rFonts w:ascii="Consolas" w:hAnsi="Consolas" w:eastAsia="Consolas"/>
-          <w:b w:val="0"/>
-          <w:sz w:val="19"/>
-        </w:rPr>
-        <w:t>55+</w:t>
-      </w:r>
-      <w:r>
-        <w:rPr>
-          <w:b w:val="0"/>
-          <w:i w:val="0"/>
-        </w:rPr>
-        <w:t>. A NULL age must give NULL.</w:t>
-      </w:r>
-    </w:p>
-    <w:p>
-      <w:r>
-        <w:rPr>
-          <w:b w:val="0"/>
-          <w:i w:val="0"/>
-        </w:rPr>
-        <w:t>Starter code:</w:t>
+        <w:t>NW-1234</w:t>
+      </w:r>
+      <w:r>
+        <w:rPr>
+          <w:b w:val="0"/>
+          <w:i w:val="0"/>
+        </w:rPr>
+        <w:t>.</w:t>
       </w:r>
     </w:p>
     <w:tbl>
@@ -4431,7 +4339,7 @@
                 <w:b w:val="0"/>
                 <w:sz w:val="16"/>
               </w:rPr>
-              <w:t>@udf("string")</w:t>
+              <w:t>df = df.withColumns({</w:t>
             </w:r>
           </w:p>
           <w:p>
@@ -4454,7 +4362,7 @@
                 <w:b w:val="0"/>
                 <w:sz w:val="16"/>
               </w:rPr>
-              <w:t>def age_band(age):</w:t>
+              <w:t xml:space="preserve">    "respondent_id": F._____(1)(F.col("respondent_id"), 8, "0"),</w:t>
             </w:r>
           </w:p>
           <w:p>
@@ -4477,7 +4385,7 @@
                 <w:b w:val="0"/>
                 <w:sz w:val="16"/>
               </w:rPr>
-              <w:t xml:space="preserve">    if age &lt; 35:</w:t>
+              <w:t xml:space="preserve">    "region": F._____(2)(F.col("area_code"), r"^([A-Z]{2})-", 1),</w:t>
             </w:r>
           </w:p>
           <w:p>
@@ -4500,76 +4408,7 @@
                 <w:b w:val="0"/>
                 <w:sz w:val="16"/>
               </w:rPr>
-              <w:t xml:space="preserve">        return "16-34"</w:t>
-            </w:r>
-          </w:p>
-          <w:p>
-            <w:pPr>
-              <w:spacing w:before="0" w:after="0" w:line="240" w:lineRule="auto"/>
-              <w:ind w:left="567" w:hanging="567"/>
-            </w:pPr>
-            <w:r>
-              <w:rPr>
-                <w:rFonts w:ascii="Consolas" w:hAnsi="Consolas" w:eastAsia="Consolas"/>
-                <w:b w:val="0"/>
-                <w:color w:val="5B6875"/>
-                <w:sz w:val="16"/>
-              </w:rPr>
-              <w:t xml:space="preserve">   5  </w:t>
-            </w:r>
-            <w:r>
-              <w:rPr>
-                <w:rFonts w:ascii="Consolas" w:hAnsi="Consolas" w:eastAsia="Consolas"/>
-                <w:b w:val="0"/>
-                <w:sz w:val="16"/>
-              </w:rPr>
-              <w:t xml:space="preserve">    if age &lt; 55:</w:t>
-            </w:r>
-          </w:p>
-          <w:p>
-            <w:pPr>
-              <w:spacing w:before="0" w:after="0" w:line="240" w:lineRule="auto"/>
-              <w:ind w:left="567" w:hanging="567"/>
-            </w:pPr>
-            <w:r>
-              <w:rPr>
-                <w:rFonts w:ascii="Consolas" w:hAnsi="Consolas" w:eastAsia="Consolas"/>
-                <w:b w:val="0"/>
-                <w:color w:val="5B6875"/>
-                <w:sz w:val="16"/>
-              </w:rPr>
-              <w:t xml:space="preserve">   6  </w:t>
-            </w:r>
-            <w:r>
-              <w:rPr>
-                <w:rFonts w:ascii="Consolas" w:hAnsi="Consolas" w:eastAsia="Consolas"/>
-                <w:b w:val="0"/>
-                <w:sz w:val="16"/>
-              </w:rPr>
-              <w:t xml:space="preserve">        return "35-54"</w:t>
-            </w:r>
-          </w:p>
-          <w:p>
-            <w:pPr>
-              <w:spacing w:before="0" w:after="0" w:line="240" w:lineRule="auto"/>
-              <w:ind w:left="567" w:hanging="567"/>
-            </w:pPr>
-            <w:r>
-              <w:rPr>
-                <w:rFonts w:ascii="Consolas" w:hAnsi="Consolas" w:eastAsia="Consolas"/>
-                <w:b w:val="0"/>
-                <w:color w:val="5B6875"/>
-                <w:sz w:val="16"/>
-              </w:rPr>
-              <w:t xml:space="preserve">   7  </w:t>
-            </w:r>
-            <w:r>
-              <w:rPr>
-                <w:rFonts w:ascii="Consolas" w:hAnsi="Consolas" w:eastAsia="Consolas"/>
-                <w:b w:val="0"/>
-                <w:sz w:val="16"/>
-              </w:rPr>
-              <w:t xml:space="preserve">    return "55+"</w:t>
+              <w:t>})</w:t>
             </w:r>
           </w:p>
         </w:tc>
@@ -4581,7 +4420,7 @@
         <w:pStyle w:val="Heading5"/>
       </w:pPr>
       <w:r>
-        <w:t>Exercise 5. Spot the bug (level 5)</w:t>
+        <w:t>Exercise 4. Refactor (level 4)</w:t>
       </w:r>
     </w:p>
     <w:p>
@@ -4590,7 +4429,7 @@
           <w:b w:val="0"/>
           <w:i w:val="0"/>
         </w:rPr>
-        <w:t xml:space="preserve">This job ran for months, then failed on a wave where some postcodes are blank. Tap the line that fails, then rewrite </w:t>
+        <w:t xml:space="preserve">Replace the UDF with a function </w:t>
       </w:r>
       <w:r>
         <w:rPr>
@@ -4598,14 +4437,83 @@
           <w:b w:val="0"/>
           <w:sz w:val="19"/>
         </w:rPr>
-        <w:t>clean_postcodes</w:t>
-      </w:r>
-      <w:r>
-        <w:rPr>
-          <w:b w:val="0"/>
-          <w:i w:val="0"/>
-        </w:rPr>
-        <w:t xml:space="preserve"> without a UDF.</w:t>
+        <w:t>age_band(age: Column) -&gt; Column</w:t>
+      </w:r>
+      <w:r>
+        <w:rPr>
+          <w:b w:val="0"/>
+          <w:i w:val="0"/>
+        </w:rPr>
+        <w:t xml:space="preserve"> built from </w:t>
+      </w:r>
+      <w:r>
+        <w:rPr>
+          <w:rFonts w:ascii="Consolas" w:hAnsi="Consolas" w:eastAsia="Consolas"/>
+          <w:b w:val="0"/>
+          <w:sz w:val="19"/>
+        </w:rPr>
+        <w:t>F.when</w:t>
+      </w:r>
+      <w:r>
+        <w:rPr>
+          <w:b w:val="0"/>
+          <w:i w:val="0"/>
+        </w:rPr>
+        <w:t xml:space="preserve">. Keep the bands: under 35 is </w:t>
+      </w:r>
+      <w:r>
+        <w:rPr>
+          <w:rFonts w:ascii="Consolas" w:hAnsi="Consolas" w:eastAsia="Consolas"/>
+          <w:b w:val="0"/>
+          <w:sz w:val="19"/>
+        </w:rPr>
+        <w:t>16-34</w:t>
+      </w:r>
+      <w:r>
+        <w:rPr>
+          <w:b w:val="0"/>
+          <w:i w:val="0"/>
+        </w:rPr>
+        <w:t xml:space="preserve">, under 55 is </w:t>
+      </w:r>
+      <w:r>
+        <w:rPr>
+          <w:rFonts w:ascii="Consolas" w:hAnsi="Consolas" w:eastAsia="Consolas"/>
+          <w:b w:val="0"/>
+          <w:sz w:val="19"/>
+        </w:rPr>
+        <w:t>35-54</w:t>
+      </w:r>
+      <w:r>
+        <w:rPr>
+          <w:b w:val="0"/>
+          <w:i w:val="0"/>
+        </w:rPr>
+        <w:t xml:space="preserve">, anything else </w:t>
+      </w:r>
+      <w:r>
+        <w:rPr>
+          <w:rFonts w:ascii="Consolas" w:hAnsi="Consolas" w:eastAsia="Consolas"/>
+          <w:b w:val="0"/>
+          <w:sz w:val="19"/>
+        </w:rPr>
+        <w:t>55+</w:t>
+      </w:r>
+      <w:r>
+        <w:rPr>
+          <w:b w:val="0"/>
+          <w:i w:val="0"/>
+        </w:rPr>
+        <w:t>. A NULL age must give NULL.</w:t>
+      </w:r>
+    </w:p>
+    <w:p>
+      <w:r>
+        <w:rPr>
+          <w:b w:val="0"/>
+          <w:i w:val="0"/>
+        </w:rPr>
+        <w:t>Shape of the answer. The reference solution defines these names. Write the bodies yourself.</w:t>
       </w:r>
     </w:p>
     <w:tbl>
@@ -4643,7 +4551,7 @@
                 <w:b w:val="0"/>
                 <w:sz w:val="16"/>
               </w:rPr>
-              <w:t>from pyspark.sql.functions import udf</w:t>
+              <w:t># 16-34, 35-54 or 55+. NULL age gives NULL.</w:t>
             </w:r>
           </w:p>
           <w:p>
@@ -4666,214 +4574,7 @@
                 <w:b w:val="0"/>
                 <w:sz w:val="16"/>
               </w:rPr>
-              <w:t xml:space="preserve"> </w:t>
-            </w:r>
-          </w:p>
-          <w:p>
-            <w:pPr>
-              <w:spacing w:before="0" w:after="0" w:line="240" w:lineRule="auto"/>
-              <w:ind w:left="567" w:hanging="567"/>
-            </w:pPr>
-            <w:r>
-              <w:rPr>
-                <w:rFonts w:ascii="Consolas" w:hAnsi="Consolas" w:eastAsia="Consolas"/>
-                <w:b w:val="0"/>
-                <w:color w:val="5B6875"/>
-                <w:sz w:val="16"/>
-              </w:rPr>
-              <w:t xml:space="preserve">   3  </w:t>
-            </w:r>
-            <w:r>
-              <w:rPr>
-                <w:rFonts w:ascii="Consolas" w:hAnsi="Consolas" w:eastAsia="Consolas"/>
-                <w:b w:val="0"/>
-                <w:sz w:val="16"/>
-              </w:rPr>
-              <w:t xml:space="preserve"> </w:t>
-            </w:r>
-          </w:p>
-          <w:p>
-            <w:pPr>
-              <w:spacing w:before="0" w:after="0" w:line="240" w:lineRule="auto"/>
-              <w:ind w:left="567" w:hanging="567"/>
-            </w:pPr>
-            <w:r>
-              <w:rPr>
-                <w:rFonts w:ascii="Consolas" w:hAnsi="Consolas" w:eastAsia="Consolas"/>
-                <w:b w:val="0"/>
-                <w:color w:val="5B6875"/>
-                <w:sz w:val="16"/>
-              </w:rPr>
-              <w:t xml:space="preserve">   4  </w:t>
-            </w:r>
-            <w:r>
-              <w:rPr>
-                <w:rFonts w:ascii="Consolas" w:hAnsi="Consolas" w:eastAsia="Consolas"/>
-                <w:b w:val="0"/>
-                <w:sz w:val="16"/>
-              </w:rPr>
-              <w:t>@udf("string")</w:t>
-            </w:r>
-          </w:p>
-          <w:p>
-            <w:pPr>
-              <w:spacing w:before="0" w:after="0" w:line="240" w:lineRule="auto"/>
-              <w:ind w:left="567" w:hanging="567"/>
-            </w:pPr>
-            <w:r>
-              <w:rPr>
-                <w:rFonts w:ascii="Consolas" w:hAnsi="Consolas" w:eastAsia="Consolas"/>
-                <w:b w:val="0"/>
-                <w:color w:val="5B6875"/>
-                <w:sz w:val="16"/>
-              </w:rPr>
-              <w:t xml:space="preserve">   5  </w:t>
-            </w:r>
-            <w:r>
-              <w:rPr>
-                <w:rFonts w:ascii="Consolas" w:hAnsi="Consolas" w:eastAsia="Consolas"/>
-                <w:b w:val="0"/>
-                <w:sz w:val="16"/>
-              </w:rPr>
-              <w:t>def _clean(s):</w:t>
-            </w:r>
-          </w:p>
-          <w:p>
-            <w:pPr>
-              <w:spacing w:before="0" w:after="0" w:line="240" w:lineRule="auto"/>
-              <w:ind w:left="567" w:hanging="567"/>
-            </w:pPr>
-            <w:r>
-              <w:rPr>
-                <w:rFonts w:ascii="Consolas" w:hAnsi="Consolas" w:eastAsia="Consolas"/>
-                <w:b w:val="0"/>
-                <w:color w:val="5B6875"/>
-                <w:sz w:val="16"/>
-              </w:rPr>
-              <w:t xml:space="preserve">   6  </w:t>
-            </w:r>
-            <w:r>
-              <w:rPr>
-                <w:rFonts w:ascii="Consolas" w:hAnsi="Consolas" w:eastAsia="Consolas"/>
-                <w:b w:val="0"/>
-                <w:sz w:val="16"/>
-              </w:rPr>
-              <w:t xml:space="preserve">    return s.replace(" ", "").upper()</w:t>
-            </w:r>
-          </w:p>
-          <w:p>
-            <w:pPr>
-              <w:spacing w:before="0" w:after="0" w:line="240" w:lineRule="auto"/>
-              <w:ind w:left="567" w:hanging="567"/>
-            </w:pPr>
-            <w:r>
-              <w:rPr>
-                <w:rFonts w:ascii="Consolas" w:hAnsi="Consolas" w:eastAsia="Consolas"/>
-                <w:b w:val="0"/>
-                <w:color w:val="5B6875"/>
-                <w:sz w:val="16"/>
-              </w:rPr>
-              <w:t xml:space="preserve">   7  </w:t>
-            </w:r>
-            <w:r>
-              <w:rPr>
-                <w:rFonts w:ascii="Consolas" w:hAnsi="Consolas" w:eastAsia="Consolas"/>
-                <w:b w:val="0"/>
-                <w:sz w:val="16"/>
-              </w:rPr>
-              <w:t xml:space="preserve"> </w:t>
-            </w:r>
-          </w:p>
-          <w:p>
-            <w:pPr>
-              <w:spacing w:before="0" w:after="0" w:line="240" w:lineRule="auto"/>
-              <w:ind w:left="567" w:hanging="567"/>
-            </w:pPr>
-            <w:r>
-              <w:rPr>
-                <w:rFonts w:ascii="Consolas" w:hAnsi="Consolas" w:eastAsia="Consolas"/>
-                <w:b w:val="0"/>
-                <w:color w:val="5B6875"/>
-                <w:sz w:val="16"/>
-              </w:rPr>
-              <w:t xml:space="preserve">   8  </w:t>
-            </w:r>
-            <w:r>
-              <w:rPr>
-                <w:rFonts w:ascii="Consolas" w:hAnsi="Consolas" w:eastAsia="Consolas"/>
-                <w:b w:val="0"/>
-                <w:sz w:val="16"/>
-              </w:rPr>
-              <w:t xml:space="preserve"> </w:t>
-            </w:r>
-          </w:p>
-          <w:p>
-            <w:pPr>
-              <w:spacing w:before="0" w:after="0" w:line="240" w:lineRule="auto"/>
-              <w:ind w:left="567" w:hanging="567"/>
-            </w:pPr>
-            <w:r>
-              <w:rPr>
-                <w:rFonts w:ascii="Consolas" w:hAnsi="Consolas" w:eastAsia="Consolas"/>
-                <w:b w:val="0"/>
-                <w:color w:val="5B6875"/>
-                <w:sz w:val="16"/>
-              </w:rPr>
-              <w:t xml:space="preserve">   9  </w:t>
-            </w:r>
-            <w:r>
-              <w:rPr>
-                <w:rFonts w:ascii="Consolas" w:hAnsi="Consolas" w:eastAsia="Consolas"/>
-                <w:b w:val="0"/>
-                <w:sz w:val="16"/>
-              </w:rPr>
-              <w:t>def clean_postcodes(df: DataFrame) -&gt; DataFrame:</w:t>
-            </w:r>
-          </w:p>
-          <w:p>
-            <w:pPr>
-              <w:spacing w:before="0" w:after="0" w:line="240" w:lineRule="auto"/>
-              <w:ind w:left="567" w:hanging="567"/>
-            </w:pPr>
-            <w:r>
-              <w:rPr>
-                <w:rFonts w:ascii="Consolas" w:hAnsi="Consolas" w:eastAsia="Consolas"/>
-                <w:b w:val="0"/>
-                <w:color w:val="5B6875"/>
-                <w:sz w:val="16"/>
-              </w:rPr>
-              <w:t xml:space="preserve">  10  </w:t>
-            </w:r>
-            <w:r>
-              <w:rPr>
-                <w:rFonts w:ascii="Consolas" w:hAnsi="Consolas" w:eastAsia="Consolas"/>
-                <w:b w:val="0"/>
-                <w:sz w:val="16"/>
-              </w:rPr>
-              <w:t xml:space="preserve">    """Remove spaces from postcodes and upper-case them."""</w:t>
-            </w:r>
-          </w:p>
-          <w:p>
-            <w:pPr>
-              <w:spacing w:before="0" w:after="0" w:line="240" w:lineRule="auto"/>
-              <w:ind w:left="567" w:hanging="567"/>
-            </w:pPr>
-            <w:r>
-              <w:rPr>
-                <w:rFonts w:ascii="Consolas" w:hAnsi="Consolas" w:eastAsia="Consolas"/>
-                <w:b w:val="0"/>
-                <w:color w:val="5B6875"/>
-                <w:sz w:val="16"/>
-              </w:rPr>
-              <w:t xml:space="preserve">  11  </w:t>
-            </w:r>
-            <w:r>
-              <w:rPr>
-                <w:rFonts w:ascii="Consolas" w:hAnsi="Consolas" w:eastAsia="Consolas"/>
-                <w:b w:val="0"/>
-                <w:sz w:val="16"/>
-              </w:rPr>
-              <w:t xml:space="preserve">    return df.withColumn("postcode", _clean("postcode"))</w:t>
+              <w:t>def age_band(age: Column) -&gt; Column: ...</w:t>
             </w:r>
           </w:p>
         </w:tc>
@@ -4884,566 +4585,9 @@
       <w:r>
         <w:rPr>
           <w:b w:val="0"/>
-          <w:i/>
-        </w:rPr>
-        <w:t>Write down the line number of the bug. Then write the fix.</w:t>
-      </w:r>
-    </w:p>
-    <w:p>
-      <w:pPr>
-        <w:pStyle w:val="Heading4"/>
-      </w:pPr>
-      <w:r>
-        <w:t>Sources</w:t>
-      </w:r>
-    </w:p>
-    <w:p>
-      <w:pPr>
-        <w:pStyle w:val="ListBullet"/>
-      </w:pPr>
-      <w:r>
-        <w:rPr>
-          <w:b w:val="0"/>
-          <w:i w:val="0"/>
-        </w:rPr>
-        <w:t>Timings: built-in 0.30 s, pandas UDF 1.16 s, Python UDF 1.82 s on 2 million strings; plans show BatchEvalPython and ArrowEvalPython. (verified: Measured on PySpark 4.0.4, local[2], in this repository.)</w:t>
-      </w:r>
-    </w:p>
-    <w:p>
-      <w:pPr>
-        <w:pStyle w:val="ListBullet"/>
-      </w:pPr>
-      <w:r>
-        <w:rPr>
-          <w:b w:val="0"/>
-          <w:i w:val="0"/>
-        </w:rPr>
-        <w:t>Built-ins return NULL for NULL input; a Python UDF calling a string method on None raises PythonException. (verified: Run on PySpark 4.0.4 in this repository.)</w:t>
-      </w:r>
-    </w:p>
-    <w:p>
-      <w:pPr>
-        <w:pStyle w:val="Heading3"/>
-      </w:pPr>
-      <w:r>
-        <w:t>A5-L3 Joins, broadcast, partitions and reading the plan</w:t>
-      </w:r>
-    </w:p>
-    <w:p>
-      <w:pPr>
-        <w:pStyle w:val="Heading4"/>
-      </w:pPr>
-      <w:r>
-        <w:t>Concept</w:t>
-      </w:r>
-    </w:p>
-    <w:p>
-      <w:r>
-        <w:rPr>
-          <w:b w:val="0"/>
-          <w:i w:val="0"/>
-        </w:rPr>
-        <w:t xml:space="preserve">A join between two large tables needs a </w:t>
-      </w:r>
-      <w:r>
-        <w:rPr>
-          <w:b/>
-          <w:i w:val="0"/>
-        </w:rPr>
-        <w:t>shuffle</w:t>
-      </w:r>
-      <w:r>
-        <w:rPr>
-          <w:b w:val="0"/>
-          <w:i w:val="0"/>
-        </w:rPr>
-        <w:t xml:space="preserve">: Spark moves rows across the network so equal keys meet on the same executor, then sorts and merges them. The plan shows this as </w:t>
-      </w:r>
-      <w:r>
-        <w:rPr>
-          <w:rFonts w:ascii="Consolas" w:hAnsi="Consolas" w:eastAsia="Consolas"/>
-          <w:b w:val="0"/>
-          <w:sz w:val="19"/>
-        </w:rPr>
-        <w:t>SortMergeJoin</w:t>
-      </w:r>
-      <w:r>
-        <w:rPr>
-          <w:b w:val="0"/>
-          <w:i w:val="0"/>
-        </w:rPr>
-        <w:t xml:space="preserve"> with </w:t>
-      </w:r>
-      <w:r>
-        <w:rPr>
-          <w:rFonts w:ascii="Consolas" w:hAnsi="Consolas" w:eastAsia="Consolas"/>
-          <w:b w:val="0"/>
-          <w:sz w:val="19"/>
-        </w:rPr>
-        <w:t>Exchange</w:t>
-      </w:r>
-      <w:r>
-        <w:rPr>
-          <w:b w:val="0"/>
-          <w:i w:val="0"/>
-        </w:rPr>
-        <w:t xml:space="preserve"> steps. Shuffles are the most expensive thing Spark does.</w:t>
-      </w:r>
-    </w:p>
-    <w:p>
-      <w:r>
-        <w:rPr>
-          <w:b w:val="0"/>
-          <w:i w:val="0"/>
-        </w:rPr>
-        <w:t xml:space="preserve">When one side is small, such as a lookup of 200 region codes, Spark can </w:t>
-      </w:r>
-      <w:r>
-        <w:rPr>
-          <w:b/>
-          <w:i w:val="0"/>
-        </w:rPr>
-        <w:t>broadcast</w:t>
-      </w:r>
-      <w:r>
-        <w:rPr>
-          <w:b w:val="0"/>
-          <w:i w:val="0"/>
-        </w:rPr>
-        <w:t xml:space="preserve"> it: send a full copy to every executor and join locally, with no shuffle of the large side. The plan shows </w:t>
-      </w:r>
-      <w:r>
-        <w:rPr>
-          <w:rFonts w:ascii="Consolas" w:hAnsi="Consolas" w:eastAsia="Consolas"/>
-          <w:b w:val="0"/>
-          <w:sz w:val="19"/>
-        </w:rPr>
-        <w:t>BroadcastHashJoin</w:t>
-      </w:r>
-      <w:r>
-        <w:rPr>
-          <w:b w:val="0"/>
-          <w:i w:val="0"/>
-        </w:rPr>
-        <w:t>.</w:t>
-      </w:r>
-    </w:p>
-    <w:p>
-      <w:pPr>
-        <w:pStyle w:val="ListBullet"/>
-      </w:pPr>
-      <w:r>
-        <w:rPr>
-          <w:b w:val="0"/>
-          <w:i w:val="0"/>
-        </w:rPr>
-        <w:t xml:space="preserve">Spark broadcasts automatically when it estimates a side is under </w:t>
-      </w:r>
-      <w:r>
-        <w:rPr>
-          <w:rFonts w:ascii="Consolas" w:hAnsi="Consolas" w:eastAsia="Consolas"/>
-          <w:b w:val="0"/>
-          <w:sz w:val="19"/>
-        </w:rPr>
-        <w:t>spark.sql.autoBroadcastJoinThreshold</w:t>
-      </w:r>
-      <w:r>
-        <w:rPr>
-          <w:b w:val="0"/>
-          <w:i w:val="0"/>
-        </w:rPr>
-        <w:t>, 10 MB by default in Spark 4.0.</w:t>
-      </w:r>
-    </w:p>
-    <w:p>
-      <w:pPr>
-        <w:pStyle w:val="ListBullet"/>
-      </w:pPr>
-      <w:r>
-        <w:rPr>
-          <w:b w:val="0"/>
-          <w:i w:val="0"/>
-        </w:rPr>
-        <w:t>Adaptive query execution (AQE), on by default, can switch a join to broadcast at run time once it sees real sizes.</w:t>
-      </w:r>
-    </w:p>
-    <w:p>
-      <w:pPr>
-        <w:pStyle w:val="ListBullet"/>
-      </w:pPr>
-      <w:r>
-        <w:rPr>
-          <w:b w:val="0"/>
-          <w:i w:val="0"/>
-        </w:rPr>
-        <w:t xml:space="preserve">You can force it with </w:t>
-      </w:r>
-      <w:r>
-        <w:rPr>
-          <w:rFonts w:ascii="Consolas" w:hAnsi="Consolas" w:eastAsia="Consolas"/>
-          <w:b w:val="0"/>
-          <w:sz w:val="19"/>
-        </w:rPr>
-        <w:t>F.broadcast(small_df)</w:t>
-      </w:r>
-      <w:r>
-        <w:rPr>
-          <w:b w:val="0"/>
-          <w:i w:val="0"/>
-        </w:rPr>
-        <w:t xml:space="preserve"> or </w:t>
-      </w:r>
-      <w:r>
-        <w:rPr>
-          <w:rFonts w:ascii="Consolas" w:hAnsi="Consolas" w:eastAsia="Consolas"/>
-          <w:b w:val="0"/>
-          <w:sz w:val="19"/>
-        </w:rPr>
-        <w:t>small_df.hint("broadcast")</w:t>
-      </w:r>
-      <w:r>
-        <w:rPr>
-          <w:b w:val="0"/>
-          <w:i w:val="0"/>
-        </w:rPr>
-        <w:t>. Do this for lookups you know are small. Never broadcast something that grows with your data.</w:t>
-      </w:r>
-    </w:p>
-    <w:p>
-      <w:r>
-        <w:rPr>
-          <w:b/>
-          <w:i w:val="0"/>
-        </w:rPr>
-        <w:t>Read the plan before you tune.</w:t>
-      </w:r>
-      <w:r>
-        <w:rPr>
-          <w:b w:val="0"/>
-          <w:i w:val="0"/>
-        </w:rPr>
-        <w:t xml:space="preserve"> </w:t>
-      </w:r>
-      <w:r>
-        <w:rPr>
-          <w:rFonts w:ascii="Consolas" w:hAnsi="Consolas" w:eastAsia="Consolas"/>
-          <w:b w:val="0"/>
-          <w:sz w:val="19"/>
-        </w:rPr>
-        <w:t>df.explain()</w:t>
-      </w:r>
-      <w:r>
-        <w:rPr>
-          <w:b w:val="0"/>
-          <w:i w:val="0"/>
-        </w:rPr>
-        <w:t xml:space="preserve"> prints the physical plan. </w:t>
-      </w:r>
-      <w:r>
-        <w:rPr>
-          <w:rFonts w:ascii="Consolas" w:hAnsi="Consolas" w:eastAsia="Consolas"/>
-          <w:b w:val="0"/>
-          <w:sz w:val="19"/>
-        </w:rPr>
-        <w:t>df.explain(mode="formatted")</w:t>
-      </w:r>
-      <w:r>
-        <w:rPr>
-          <w:b w:val="0"/>
-          <w:i w:val="0"/>
-        </w:rPr>
-        <w:t xml:space="preserve"> adds details per step, including </w:t>
-      </w:r>
-      <w:r>
-        <w:rPr>
-          <w:rFonts w:ascii="Consolas" w:hAnsi="Consolas" w:eastAsia="Consolas"/>
-          <w:b w:val="0"/>
-          <w:sz w:val="19"/>
-        </w:rPr>
-        <w:t>PushedFilters</w:t>
-      </w:r>
-      <w:r>
-        <w:rPr>
-          <w:b w:val="0"/>
-          <w:i w:val="0"/>
-        </w:rPr>
-        <w:t>, which confirm that a filter reached the file scan.</w:t>
-      </w:r>
-    </w:p>
-    <w:p>
-      <w:r>
-        <w:rPr>
-          <w:b/>
-          <w:i w:val="0"/>
-        </w:rPr>
-        <w:t>Partitions</w:t>
-      </w:r>
-      <w:r>
-        <w:rPr>
-          <w:b w:val="0"/>
-          <w:i w:val="0"/>
-        </w:rPr>
-        <w:t xml:space="preserve"> decide parallelism.</w:t>
-      </w:r>
-    </w:p>
-    <w:p>
-      <w:pPr>
-        <w:pStyle w:val="ListBullet"/>
-      </w:pPr>
-      <w:r>
-        <w:rPr>
-          <w:rFonts w:ascii="Consolas" w:hAnsi="Consolas" w:eastAsia="Consolas"/>
-          <w:b w:val="0"/>
-          <w:sz w:val="19"/>
-        </w:rPr>
-        <w:t>repartition(n)</w:t>
-      </w:r>
-      <w:r>
-        <w:rPr>
-          <w:b w:val="0"/>
-          <w:i w:val="0"/>
-        </w:rPr>
-        <w:t xml:space="preserve"> shuffles to exactly </w:t>
-      </w:r>
-      <w:r>
-        <w:rPr>
-          <w:rFonts w:ascii="Consolas" w:hAnsi="Consolas" w:eastAsia="Consolas"/>
-          <w:b w:val="0"/>
-          <w:sz w:val="19"/>
-        </w:rPr>
-        <w:t>n</w:t>
-      </w:r>
-      <w:r>
-        <w:rPr>
-          <w:b w:val="0"/>
-          <w:i w:val="0"/>
-        </w:rPr>
-        <w:t xml:space="preserve"> partitions. </w:t>
-      </w:r>
-      <w:r>
-        <w:rPr>
-          <w:rFonts w:ascii="Consolas" w:hAnsi="Consolas" w:eastAsia="Consolas"/>
-          <w:b w:val="0"/>
-          <w:sz w:val="19"/>
-        </w:rPr>
-        <w:t>coalesce(n)</w:t>
-      </w:r>
-      <w:r>
-        <w:rPr>
-          <w:b w:val="0"/>
-          <w:i w:val="0"/>
-        </w:rPr>
-        <w:t xml:space="preserve"> merges partitions without a shuffle, and only reduces the count.</w:t>
-      </w:r>
-    </w:p>
-    <w:p>
-      <w:pPr>
-        <w:pStyle w:val="ListBullet"/>
-      </w:pPr>
-      <w:r>
-        <w:rPr>
-          <w:rFonts w:ascii="Consolas" w:hAnsi="Consolas" w:eastAsia="Consolas"/>
-          <w:b w:val="0"/>
-          <w:sz w:val="19"/>
-        </w:rPr>
-        <w:t>repartition(1)</w:t>
-      </w:r>
-      <w:r>
-        <w:rPr>
-          <w:b w:val="0"/>
-          <w:i w:val="0"/>
-        </w:rPr>
-        <w:t xml:space="preserve"> or </w:t>
-      </w:r>
-      <w:r>
-        <w:rPr>
-          <w:rFonts w:ascii="Consolas" w:hAnsi="Consolas" w:eastAsia="Consolas"/>
-          <w:b w:val="0"/>
-          <w:sz w:val="19"/>
-        </w:rPr>
-        <w:t>coalesce(1)</w:t>
-      </w:r>
-      <w:r>
-        <w:rPr>
-          <w:b w:val="0"/>
-          <w:i w:val="0"/>
-        </w:rPr>
-        <w:t xml:space="preserve"> before a large write puts all the work on one task. Avoid it outside tiny outputs.</w:t>
-      </w:r>
-    </w:p>
-    <w:p>
-      <w:pPr>
-        <w:pStyle w:val="ListBullet"/>
-      </w:pPr>
-      <w:r>
-        <w:rPr>
-          <w:b w:val="0"/>
-          <w:i w:val="0"/>
-        </w:rPr>
-        <w:t xml:space="preserve">For table layout on Unity Catalog managed tables, prefer liquid clustering over </w:t>
-      </w:r>
-      <w:r>
-        <w:rPr>
-          <w:rFonts w:ascii="Consolas" w:hAnsi="Consolas" w:eastAsia="Consolas"/>
-          <w:b w:val="0"/>
-          <w:sz w:val="19"/>
-        </w:rPr>
-        <w:t>partitionBy</w:t>
-      </w:r>
-      <w:r>
-        <w:rPr>
-          <w:b w:val="0"/>
-          <w:i w:val="0"/>
-        </w:rPr>
-        <w:t xml:space="preserve">. If you do partition a table, choose a low-cardinality column such as </w:t>
-      </w:r>
-      <w:r>
-        <w:rPr>
-          <w:rFonts w:ascii="Consolas" w:hAnsi="Consolas" w:eastAsia="Consolas"/>
-          <w:b w:val="0"/>
-          <w:sz w:val="19"/>
-        </w:rPr>
-        <w:t>wave_id</w:t>
-      </w:r>
-      <w:r>
-        <w:rPr>
-          <w:b w:val="0"/>
-          <w:i w:val="0"/>
-        </w:rPr>
-        <w:t>, never an ID.</w:t>
-      </w:r>
-    </w:p>
-    <w:p>
-      <w:r>
-        <w:rPr>
-          <w:b/>
-          <w:i w:val="0"/>
-        </w:rPr>
-        <w:t>Caching</w:t>
-      </w:r>
-      <w:r>
-        <w:rPr>
-          <w:b w:val="0"/>
-          <w:i w:val="0"/>
-        </w:rPr>
-        <w:t xml:space="preserve">: </w:t>
-      </w:r>
-      <w:r>
-        <w:rPr>
-          <w:rFonts w:ascii="Consolas" w:hAnsi="Consolas" w:eastAsia="Consolas"/>
-          <w:b w:val="0"/>
-          <w:sz w:val="19"/>
-        </w:rPr>
-        <w:t>df.cache()</w:t>
-      </w:r>
-      <w:r>
-        <w:rPr>
-          <w:b w:val="0"/>
-          <w:i w:val="0"/>
-        </w:rPr>
-        <w:t xml:space="preserve"> helps on classic clusters when several actions reuse a result. Serverless compute does not support it. There, write the intermediate result to a Delta table.</w:t>
-      </w:r>
-    </w:p>
-    <w:p>
-      <w:pPr>
-        <w:pStyle w:val="Heading4"/>
-      </w:pPr>
-      <w:r>
-        <w:t>Why it matters</w:t>
-      </w:r>
-    </w:p>
-    <w:p>
-      <w:r>
-        <w:rPr>
-          <w:b w:val="0"/>
-          <w:i w:val="0"/>
-        </w:rPr>
-        <w:t>A gold job joins 40 million respondent rows to a 200-row region lookup. Auto-broadcast does not kick in, because the lookup is read through a view whose size Spark overestimates. Every run shuffles all 40 million rows across the cluster, and the join takes 22 minutes.</w:t>
-      </w:r>
-    </w:p>
-    <w:p>
-      <w:r>
-        <w:rPr>
-          <w:rFonts w:ascii="Consolas" w:hAnsi="Consolas" w:eastAsia="Consolas"/>
-          <w:b w:val="0"/>
-          <w:sz w:val="19"/>
-        </w:rPr>
-        <w:t>explain()</w:t>
-      </w:r>
-      <w:r>
-        <w:rPr>
-          <w:b w:val="0"/>
-          <w:i w:val="0"/>
-        </w:rPr>
-        <w:t xml:space="preserve"> shows </w:t>
-      </w:r>
-      <w:r>
-        <w:rPr>
-          <w:rFonts w:ascii="Consolas" w:hAnsi="Consolas" w:eastAsia="Consolas"/>
-          <w:b w:val="0"/>
-          <w:sz w:val="19"/>
-        </w:rPr>
-        <w:t>SortMergeJoin</w:t>
-      </w:r>
-      <w:r>
-        <w:rPr>
-          <w:b w:val="0"/>
-          <w:i w:val="0"/>
-        </w:rPr>
-        <w:t xml:space="preserve"> with two </w:t>
-      </w:r>
-      <w:r>
-        <w:rPr>
-          <w:rFonts w:ascii="Consolas" w:hAnsi="Consolas" w:eastAsia="Consolas"/>
-          <w:b w:val="0"/>
-          <w:sz w:val="19"/>
-        </w:rPr>
-        <w:t>Exchange</w:t>
-      </w:r>
-      <w:r>
-        <w:rPr>
-          <w:b w:val="0"/>
-          <w:i w:val="0"/>
-        </w:rPr>
-        <w:t xml:space="preserve"> steps. Wrapping the lookup in </w:t>
-      </w:r>
-      <w:r>
-        <w:rPr>
-          <w:rFonts w:ascii="Consolas" w:hAnsi="Consolas" w:eastAsia="Consolas"/>
-          <w:b w:val="0"/>
-          <w:sz w:val="19"/>
-        </w:rPr>
-        <w:t>F.broadcast()</w:t>
-      </w:r>
-      <w:r>
-        <w:rPr>
-          <w:b w:val="0"/>
-          <w:i w:val="0"/>
-        </w:rPr>
-        <w:t xml:space="preserve"> turns it into </w:t>
-      </w:r>
-      <w:r>
-        <w:rPr>
-          <w:rFonts w:ascii="Consolas" w:hAnsi="Consolas" w:eastAsia="Consolas"/>
-          <w:b w:val="0"/>
-          <w:sz w:val="19"/>
-        </w:rPr>
-        <w:t>BroadcastHashJoin</w:t>
-      </w:r>
-      <w:r>
-        <w:rPr>
-          <w:b w:val="0"/>
-          <w:i w:val="0"/>
-        </w:rPr>
-        <w:t>, and the join drops to under two minutes. Five minutes reading the plan saved twenty minutes on every run.</w:t>
-      </w:r>
-    </w:p>
-    <w:p>
-      <w:pPr>
-        <w:pStyle w:val="Heading4"/>
-      </w:pPr>
-      <w:r>
-        <w:t>Worked example: weak code</w:t>
+          <w:i w:val="0"/>
+        </w:rPr>
+        <w:t>Starter code:</w:t>
       </w:r>
     </w:p>
     <w:tbl>
@@ -5481,7 +4625,7 @@
                 <w:b w:val="0"/>
                 <w:sz w:val="16"/>
               </w:rPr>
-              <w:t>def enrich(fact, regions):</w:t>
+              <w:t>@udf("string")</w:t>
             </w:r>
           </w:p>
           <w:p>
@@ -5492,19 +4636,19 @@
             <w:r>
               <w:rPr>
                 <w:rFonts w:ascii="Consolas" w:hAnsi="Consolas" w:eastAsia="Consolas"/>
-                <w:b/>
+                <w:b w:val="0"/>
                 <w:color w:val="5B6875"/>
                 <w:sz w:val="16"/>
               </w:rPr>
-              <w:t xml:space="preserve"> [1]  </w:t>
-            </w:r>
-            <w:r>
-              <w:rPr>
-                <w:rFonts w:ascii="Consolas" w:hAnsi="Consolas" w:eastAsia="Consolas"/>
-                <w:b w:val="0"/>
-                <w:sz w:val="16"/>
-              </w:rPr>
-              <w:t xml:space="preserve">    regions_local = regions.collect()</w:t>
+              <w:t xml:space="preserve">   2  </w:t>
+            </w:r>
+            <w:r>
+              <w:rPr>
+                <w:rFonts w:ascii="Consolas" w:hAnsi="Consolas" w:eastAsia="Consolas"/>
+                <w:b w:val="0"/>
+                <w:sz w:val="16"/>
+              </w:rPr>
+              <w:t>def age_band(age):</w:t>
             </w:r>
           </w:p>
           <w:p>
@@ -5527,7 +4671,7 @@
                 <w:b w:val="0"/>
                 <w:sz w:val="16"/>
               </w:rPr>
-              <w:t xml:space="preserve">    lookup = {r.region_code: r.region for r in regions_local}</w:t>
+              <w:t xml:space="preserve">    if age &lt; 35:</w:t>
             </w:r>
           </w:p>
           <w:p>
@@ -5538,19 +4682,19 @@
             <w:r>
               <w:rPr>
                 <w:rFonts w:ascii="Consolas" w:hAnsi="Consolas" w:eastAsia="Consolas"/>
-                <w:b/>
+                <w:b w:val="0"/>
                 <w:color w:val="5B6875"/>
                 <w:sz w:val="16"/>
               </w:rPr>
-              <w:t xml:space="preserve"> [2]  </w:t>
-            </w:r>
-            <w:r>
-              <w:rPr>
-                <w:rFonts w:ascii="Consolas" w:hAnsi="Consolas" w:eastAsia="Consolas"/>
-                <w:b w:val="0"/>
-                <w:sz w:val="16"/>
-              </w:rPr>
-              <w:t xml:space="preserve">    label = F.udf(lambda code: lookup.get(code), "string")</w:t>
+              <w:t xml:space="preserve">   4  </w:t>
+            </w:r>
+            <w:r>
+              <w:rPr>
+                <w:rFonts w:ascii="Consolas" w:hAnsi="Consolas" w:eastAsia="Consolas"/>
+                <w:b w:val="0"/>
+                <w:sz w:val="16"/>
+              </w:rPr>
+              <w:t xml:space="preserve">        return "16-34"</w:t>
             </w:r>
           </w:p>
           <w:p>
@@ -5573,7 +4717,7 @@
                 <w:b w:val="0"/>
                 <w:sz w:val="16"/>
               </w:rPr>
-              <w:t xml:space="preserve">    out = fact.withColumn("region", label("region_code"))</w:t>
+              <w:t xml:space="preserve">    if age &lt; 55:</w:t>
             </w:r>
           </w:p>
           <w:p>
@@ -5584,84 +4728,78 @@
             <w:r>
               <w:rPr>
                 <w:rFonts w:ascii="Consolas" w:hAnsi="Consolas" w:eastAsia="Consolas"/>
-                <w:b/>
+                <w:b w:val="0"/>
                 <w:color w:val="5B6875"/>
                 <w:sz w:val="16"/>
               </w:rPr>
-              <w:t xml:space="preserve"> [3]  </w:t>
-            </w:r>
-            <w:r>
-              <w:rPr>
-                <w:rFonts w:ascii="Consolas" w:hAnsi="Consolas" w:eastAsia="Consolas"/>
-                <w:b w:val="0"/>
-                <w:sz w:val="16"/>
-              </w:rPr>
-              <w:t xml:space="preserve">    return out.repartition(1)</w:t>
+              <w:t xml:space="preserve">   6  </w:t>
+            </w:r>
+            <w:r>
+              <w:rPr>
+                <w:rFonts w:ascii="Consolas" w:hAnsi="Consolas" w:eastAsia="Consolas"/>
+                <w:b w:val="0"/>
+                <w:sz w:val="16"/>
+              </w:rPr>
+              <w:t xml:space="preserve">        return "35-54"</w:t>
+            </w:r>
+          </w:p>
+          <w:p>
+            <w:pPr>
+              <w:spacing w:before="0" w:after="0" w:line="240" w:lineRule="auto"/>
+              <w:ind w:left="567" w:hanging="567"/>
+            </w:pPr>
+            <w:r>
+              <w:rPr>
+                <w:rFonts w:ascii="Consolas" w:hAnsi="Consolas" w:eastAsia="Consolas"/>
+                <w:b w:val="0"/>
+                <w:color w:val="5B6875"/>
+                <w:sz w:val="16"/>
+              </w:rPr>
+              <w:t xml:space="preserve">   7  </w:t>
+            </w:r>
+            <w:r>
+              <w:rPr>
+                <w:rFonts w:ascii="Consolas" w:hAnsi="Consolas" w:eastAsia="Consolas"/>
+                <w:b w:val="0"/>
+                <w:sz w:val="16"/>
+              </w:rPr>
+              <w:t xml:space="preserve">    return "55+"</w:t>
             </w:r>
           </w:p>
         </w:tc>
       </w:tr>
     </w:tbl>
+    <w:p/>
     <w:p>
       <w:pPr>
-        <w:pStyle w:val="ListNumber"/>
+        <w:pStyle w:val="Heading5"/>
       </w:pPr>
       <w:r>
-        <w:rPr>
-          <w:b/>
-        </w:rPr>
-        <w:t xml:space="preserve">Line 2. </w:t>
-      </w:r>
-      <w:r>
-        <w:rPr>
-          <w:b w:val="0"/>
-          <w:i w:val="0"/>
-        </w:rPr>
-        <w:t>Pulls the lookup to the driver to build a Python dict. A join does this job.</w:t>
+        <w:t>Exercise 5. Spot the bug (level 5)</w:t>
       </w:r>
     </w:p>
     <w:p>
-      <w:pPr>
-        <w:pStyle w:val="ListNumber"/>
-      </w:pPr>
-      <w:r>
-        <w:rPr>
-          <w:b/>
-        </w:rPr>
-        <w:t xml:space="preserve">Line 4. </w:t>
-      </w:r>
-      <w:r>
-        <w:rPr>
-          <w:b w:val="0"/>
-          <w:i w:val="0"/>
-        </w:rPr>
-        <w:t>A Python UDF per row, where a broadcast join would stay in the JVM.</w:t>
-      </w:r>
-    </w:p>
-    <w:p>
-      <w:pPr>
-        <w:pStyle w:val="ListNumber"/>
-      </w:pPr>
-      <w:r>
-        <w:rPr>
-          <w:b/>
-        </w:rPr>
-        <w:t xml:space="preserve">Line 6. </w:t>
-      </w:r>
-      <w:r>
-        <w:rPr>
-          <w:b w:val="0"/>
-          <w:i w:val="0"/>
-        </w:rPr>
-        <w:t>All 40 million rows squeezed into one partition, so one task does all the writing.</w:t>
-      </w:r>
-    </w:p>
-    <w:p>
-      <w:pPr>
-        <w:pStyle w:val="Heading4"/>
-      </w:pPr>
-      <w:r>
-        <w:t>Worked example: strong code</w:t>
+      <w:r>
+        <w:rPr>
+          <w:b w:val="0"/>
+          <w:i w:val="0"/>
+        </w:rPr>
+        <w:t xml:space="preserve">This job ran for months, then failed on a wave where some postcodes are blank. Tap the line that fails, then rewrite </w:t>
+      </w:r>
+      <w:r>
+        <w:rPr>
+          <w:rFonts w:ascii="Consolas" w:hAnsi="Consolas" w:eastAsia="Consolas"/>
+          <w:b w:val="0"/>
+          <w:sz w:val="19"/>
+        </w:rPr>
+        <w:t>clean_postcodes</w:t>
+      </w:r>
+      <w:r>
+        <w:rPr>
+          <w:b w:val="0"/>
+          <w:i w:val="0"/>
+        </w:rPr>
+        <w:t xml:space="preserve"> without a UDF.</w:t>
       </w:r>
     </w:p>
     <w:tbl>
@@ -5699,7 +4837,7 @@
                 <w:b w:val="0"/>
                 <w:sz w:val="16"/>
               </w:rPr>
-              <w:t>def enrich_with_regions(fact: DataFrame, regions: DataFrame) -&gt; DataFrame:</w:t>
+              <w:t>from pyspark.sql.functions import udf</w:t>
             </w:r>
           </w:p>
           <w:p>
@@ -5722,7 +4860,7 @@
                 <w:b w:val="0"/>
                 <w:sz w:val="16"/>
               </w:rPr>
-              <w:t xml:space="preserve">    """Add region names to fact rows. regions is a small lookup, so broadcast it.</w:t>
+              <w:t xml:space="preserve"> </w:t>
             </w:r>
           </w:p>
           <w:p>
@@ -5768,7 +4906,7 @@
                 <w:b w:val="0"/>
                 <w:sz w:val="16"/>
               </w:rPr>
-              <w:t xml:space="preserve">    A left join keeps every fact row, even with an unknown region code.</w:t>
+              <w:t>@udf("string")</w:t>
             </w:r>
           </w:p>
           <w:p>
@@ -5791,7 +4929,7 @@
                 <w:b w:val="0"/>
                 <w:sz w:val="16"/>
               </w:rPr>
-              <w:t xml:space="preserve">    """</w:t>
+              <w:t>def _clean(s):</w:t>
             </w:r>
           </w:p>
           <w:p>
@@ -5802,19 +4940,19 @@
             <w:r>
               <w:rPr>
                 <w:rFonts w:ascii="Consolas" w:hAnsi="Consolas" w:eastAsia="Consolas"/>
-                <w:b/>
+                <w:b w:val="0"/>
                 <w:color w:val="5B6875"/>
                 <w:sz w:val="16"/>
               </w:rPr>
-              <w:t xml:space="preserve"> [2]  </w:t>
-            </w:r>
-            <w:r>
-              <w:rPr>
-                <w:rFonts w:ascii="Consolas" w:hAnsi="Consolas" w:eastAsia="Consolas"/>
-                <w:b w:val="0"/>
-                <w:sz w:val="16"/>
-              </w:rPr>
-              <w:t xml:space="preserve">    return fact.join(F.broadcast(regions), on="region_code", how="left")</w:t>
+              <w:t xml:space="preserve">   6  </w:t>
+            </w:r>
+            <w:r>
+              <w:rPr>
+                <w:rFonts w:ascii="Consolas" w:hAnsi="Consolas" w:eastAsia="Consolas"/>
+                <w:b w:val="0"/>
+                <w:sz w:val="16"/>
+              </w:rPr>
+              <w:t xml:space="preserve">    return s.replace(" ", "").upper()</w:t>
             </w:r>
           </w:p>
           <w:p>
@@ -5883,7 +5021,7 @@
                 <w:b w:val="0"/>
                 <w:sz w:val="16"/>
               </w:rPr>
-              <w:t>def show_plan(df: DataFrame) -&gt; None:</w:t>
+              <w:t>def clean_postcodes(df: DataFrame) -&gt; DataFrame:</w:t>
             </w:r>
           </w:p>
           <w:p>
@@ -5906,7 +5044,7 @@
                 <w:b w:val="0"/>
                 <w:sz w:val="16"/>
               </w:rPr>
-              <w:t xml:space="preserve">    """Print the formatted physical plan: check for BroadcastHashJoin."""</w:t>
+              <w:t xml:space="preserve">    """Remove spaces from postcodes and upper-case them."""</w:t>
             </w:r>
           </w:p>
           <w:p>
@@ -5917,85 +5055,32 @@
             <w:r>
               <w:rPr>
                 <w:rFonts w:ascii="Consolas" w:hAnsi="Consolas" w:eastAsia="Consolas"/>
-                <w:b/>
+                <w:b w:val="0"/>
                 <w:color w:val="5B6875"/>
                 <w:sz w:val="16"/>
               </w:rPr>
-              <w:t xml:space="preserve"> [3]  </w:t>
-            </w:r>
-            <w:r>
-              <w:rPr>
-                <w:rFonts w:ascii="Consolas" w:hAnsi="Consolas" w:eastAsia="Consolas"/>
-                <w:b w:val="0"/>
-                <w:sz w:val="16"/>
-              </w:rPr>
-              <w:t xml:space="preserve">    df.explain(mode="formatted")</w:t>
+              <w:t xml:space="preserve">  11  </w:t>
+            </w:r>
+            <w:r>
+              <w:rPr>
+                <w:rFonts w:ascii="Consolas" w:hAnsi="Consolas" w:eastAsia="Consolas"/>
+                <w:b w:val="0"/>
+                <w:sz w:val="16"/>
+              </w:rPr>
+              <w:t xml:space="preserve">    return df.withColumn("postcode", _clean("postcode"))</w:t>
             </w:r>
           </w:p>
         </w:tc>
       </w:tr>
     </w:tbl>
+    <w:p/>
     <w:p>
-      <w:pPr>
-        <w:pStyle w:val="ListNumber"/>
-      </w:pPr>
-      <w:r>
-        <w:rPr>
-          <w:b/>
-        </w:rPr>
-        <w:t xml:space="preserve">Line 6. </w:t>
-      </w:r>
-      <w:r>
-        <w:rPr>
-          <w:b w:val="0"/>
-          <w:i w:val="0"/>
-        </w:rPr>
-        <w:t>A left join keeps fact rows with unknown codes. An inner join would silently drop them.</w:t>
-      </w:r>
-    </w:p>
-    <w:p>
-      <w:pPr>
-        <w:pStyle w:val="ListNumber"/>
-      </w:pPr>
-      <w:r>
-        <w:rPr>
-          <w:b/>
-        </w:rPr>
-        <w:t xml:space="preserve">Line 6. </w:t>
-      </w:r>
-      <w:r>
-        <w:rPr>
-          <w:b w:val="0"/>
-          <w:i w:val="0"/>
-        </w:rPr>
-        <w:t>Broadcast the small side. The plan shows BroadcastHashJoin and no shuffle of the fact table.</w:t>
-      </w:r>
-    </w:p>
-    <w:p>
-      <w:pPr>
-        <w:pStyle w:val="ListNumber"/>
-      </w:pPr>
-      <w:r>
-        <w:rPr>
-          <w:b/>
-        </w:rPr>
-        <w:t xml:space="preserve">Line 11. </w:t>
-      </w:r>
-      <w:r>
-        <w:rPr>
-          <w:b w:val="0"/>
-          <w:i w:val="0"/>
-        </w:rPr>
-        <w:t>Confirm the strategy and the pushed filters before and after tuning.</w:t>
-      </w:r>
-    </w:p>
-    <w:p>
-      <w:r>
-        <w:rPr>
-          <w:b w:val="0"/>
-          <w:i w:val="0"/>
-        </w:rPr>
-        <w:t>One broadcast join replaces a collect, a dict and a UDF, keeps the work distributed, and shows up clearly in the plan.</w:t>
+      <w:r>
+        <w:rPr>
+          <w:b w:val="0"/>
+          <w:i/>
+        </w:rPr>
+        <w:t>Write down the line number of the bug. Then write the fix.</w:t>
       </w:r>
     </w:p>
     <w:p>
@@ -6003,7 +5088,7 @@
         <w:pStyle w:val="Heading4"/>
       </w:pPr>
       <w:r>
-        <w:t>Recap card</w:t>
+        <w:t>Sources</w:t>
       </w:r>
     </w:p>
     <w:p>
@@ -6012,17 +5097,10 @@
       </w:pPr>
       <w:r>
         <w:rPr>
-          <w:b/>
-          <w:i w:val="0"/>
-        </w:rPr>
-        <w:t>Join strategy for a large table and a small lookup</w:t>
-      </w:r>
-      <w:r>
-        <w:rPr>
-          <w:b w:val="0"/>
-          <w:i w:val="0"/>
-        </w:rPr>
-        <w:t xml:space="preserve"> Broadcast the lookup: F.broadcast(small). The plan shows BroadcastHashJoin.</w:t>
+          <w:b w:val="0"/>
+          <w:i w:val="0"/>
+        </w:rPr>
+        <w:t>Timings: built-in 0.30 s, pandas UDF 1.16 s, Python UDF 1.82 s on 2 million strings; plans show BatchEvalPython and ArrowEvalPython. (verified: Measured on PySpark 4.0.4, local[2], in this repository.)</w:t>
       </w:r>
     </w:p>
     <w:p>
@@ -6031,17 +5109,117 @@
       </w:pPr>
       <w:r>
         <w:rPr>
+          <w:b w:val="0"/>
+          <w:i w:val="0"/>
+        </w:rPr>
+        <w:t>Built-ins return NULL for NULL input; a Python UDF calling a string method on None raises PythonException. (verified: Run on PySpark 4.0.4 in this repository.)</w:t>
+      </w:r>
+    </w:p>
+    <w:p>
+      <w:pPr>
+        <w:pStyle w:val="Heading3"/>
+      </w:pPr>
+      <w:r>
+        <w:t>A5-L3 Joins, broadcast, partitions and reading the plan</w:t>
+      </w:r>
+    </w:p>
+    <w:p>
+      <w:pPr>
+        <w:pStyle w:val="Heading4"/>
+      </w:pPr>
+      <w:r>
+        <w:t>Concept</w:t>
+      </w:r>
+    </w:p>
+    <w:p>
+      <w:r>
+        <w:rPr>
+          <w:b w:val="0"/>
+          <w:i w:val="0"/>
+        </w:rPr>
+        <w:t xml:space="preserve">A join between two large tables needs a </w:t>
+      </w:r>
+      <w:r>
+        <w:rPr>
           <w:b/>
           <w:i w:val="0"/>
         </w:rPr>
-        <w:t>Default auto-broadcast threshold in Spark 4.0</w:t>
-      </w:r>
-      <w:r>
-        <w:rPr>
-          <w:b w:val="0"/>
-          <w:i w:val="0"/>
-        </w:rPr>
-        <w:t xml:space="preserve"> 10 MB (spark.sql.autoBroadcastJoinThreshold). AQE can also switch to broadcast at run time.</w:t>
+        <w:t>shuffle</w:t>
+      </w:r>
+      <w:r>
+        <w:rPr>
+          <w:b w:val="0"/>
+          <w:i w:val="0"/>
+        </w:rPr>
+        <w:t xml:space="preserve">: Spark moves rows across the network so equal keys meet on the same executor, then sorts and merges them. The plan shows this as </w:t>
+      </w:r>
+      <w:r>
+        <w:rPr>
+          <w:rFonts w:ascii="Consolas" w:hAnsi="Consolas" w:eastAsia="Consolas"/>
+          <w:b w:val="0"/>
+          <w:sz w:val="19"/>
+        </w:rPr>
+        <w:t>SortMergeJoin</w:t>
+      </w:r>
+      <w:r>
+        <w:rPr>
+          <w:b w:val="0"/>
+          <w:i w:val="0"/>
+        </w:rPr>
+        <w:t xml:space="preserve"> with </w:t>
+      </w:r>
+      <w:r>
+        <w:rPr>
+          <w:rFonts w:ascii="Consolas" w:hAnsi="Consolas" w:eastAsia="Consolas"/>
+          <w:b w:val="0"/>
+          <w:sz w:val="19"/>
+        </w:rPr>
+        <w:t>Exchange</w:t>
+      </w:r>
+      <w:r>
+        <w:rPr>
+          <w:b w:val="0"/>
+          <w:i w:val="0"/>
+        </w:rPr>
+        <w:t xml:space="preserve"> steps. Shuffles are the most expensive thing Spark does.</w:t>
+      </w:r>
+    </w:p>
+    <w:p>
+      <w:r>
+        <w:rPr>
+          <w:b w:val="0"/>
+          <w:i w:val="0"/>
+        </w:rPr>
+        <w:t xml:space="preserve">When one side is small, such as a lookup of 200 region codes, Spark can </w:t>
+      </w:r>
+      <w:r>
+        <w:rPr>
+          <w:b/>
+          <w:i w:val="0"/>
+        </w:rPr>
+        <w:t>broadcast</w:t>
+      </w:r>
+      <w:r>
+        <w:rPr>
+          <w:b w:val="0"/>
+          <w:i w:val="0"/>
+        </w:rPr>
+        <w:t xml:space="preserve"> it: send a full copy to every executor and join locally, with no shuffle of the large side. The plan shows </w:t>
+      </w:r>
+      <w:r>
+        <w:rPr>
+          <w:rFonts w:ascii="Consolas" w:hAnsi="Consolas" w:eastAsia="Consolas"/>
+          <w:b w:val="0"/>
+          <w:sz w:val="19"/>
+        </w:rPr>
+        <w:t>BroadcastHashJoin</w:t>
+      </w:r>
+      <w:r>
+        <w:rPr>
+          <w:b w:val="0"/>
+          <w:i w:val="0"/>
+        </w:rPr>
+        <w:t>.</w:t>
       </w:r>
     </w:p>
     <w:p>
@@ -6050,17 +5228,25 @@
       </w:pPr>
       <w:r>
         <w:rPr>
-          <w:b/>
-          <w:i w:val="0"/>
-        </w:rPr>
-        <w:t>repartition versus coalesce</w:t>
-      </w:r>
-      <w:r>
-        <w:rPr>
-          <w:b w:val="0"/>
-          <w:i w:val="0"/>
-        </w:rPr>
-        <w:t xml:space="preserve"> repartition(n) shuffles to n partitions. coalesce(n) merges without a shuffle and only reduces.</w:t>
+          <w:b w:val="0"/>
+          <w:i w:val="0"/>
+        </w:rPr>
+        <w:t xml:space="preserve">Spark broadcasts automatically when it estimates a side is under </w:t>
+      </w:r>
+      <w:r>
+        <w:rPr>
+          <w:rFonts w:ascii="Consolas" w:hAnsi="Consolas" w:eastAsia="Consolas"/>
+          <w:b w:val="0"/>
+          <w:sz w:val="19"/>
+        </w:rPr>
+        <w:t>spark.sql.autoBroadcastJoinThreshold</w:t>
+      </w:r>
+      <w:r>
+        <w:rPr>
+          <w:b w:val="0"/>
+          <w:i w:val="0"/>
+        </w:rPr>
+        <w:t>, 10 MB by default in Spark 4.0.</w:t>
       </w:r>
     </w:p>
     <w:p>
@@ -6069,17 +5255,287 @@
       </w:pPr>
       <w:r>
         <w:rPr>
+          <w:b w:val="0"/>
+          <w:i w:val="0"/>
+        </w:rPr>
+        <w:t>Adaptive query execution (AQE), on by default, can switch a join to broadcast at run time once it sees real sizes.</w:t>
+      </w:r>
+    </w:p>
+    <w:p>
+      <w:pPr>
+        <w:pStyle w:val="ListBullet"/>
+      </w:pPr>
+      <w:r>
+        <w:rPr>
+          <w:b w:val="0"/>
+          <w:i w:val="0"/>
+        </w:rPr>
+        <w:t xml:space="preserve">You can force it with </w:t>
+      </w:r>
+      <w:r>
+        <w:rPr>
+          <w:rFonts w:ascii="Consolas" w:hAnsi="Consolas" w:eastAsia="Consolas"/>
+          <w:b w:val="0"/>
+          <w:sz w:val="19"/>
+        </w:rPr>
+        <w:t>F.broadcast(small_df)</w:t>
+      </w:r>
+      <w:r>
+        <w:rPr>
+          <w:b w:val="0"/>
+          <w:i w:val="0"/>
+        </w:rPr>
+        <w:t xml:space="preserve"> or </w:t>
+      </w:r>
+      <w:r>
+        <w:rPr>
+          <w:rFonts w:ascii="Consolas" w:hAnsi="Consolas" w:eastAsia="Consolas"/>
+          <w:b w:val="0"/>
+          <w:sz w:val="19"/>
+        </w:rPr>
+        <w:t>small_df.hint("broadcast")</w:t>
+      </w:r>
+      <w:r>
+        <w:rPr>
+          <w:b w:val="0"/>
+          <w:i w:val="0"/>
+        </w:rPr>
+        <w:t>. Do this for lookups you know are small. Never broadcast something that grows with your data.</w:t>
+      </w:r>
+    </w:p>
+    <w:p>
+      <w:r>
+        <w:rPr>
           <w:b/>
           <w:i w:val="0"/>
         </w:rPr>
-        <w:t>How do you confirm a filter reached the file scan?</w:t>
-      </w:r>
-      <w:r>
-        <w:rPr>
-          <w:b w:val="0"/>
-          <w:i w:val="0"/>
-        </w:rPr>
-        <w:t xml:space="preserve"> df.explain(mode="formatted") and look for PushedFilters on the scan.</w:t>
+        <w:t>Read the plan before you tune.</w:t>
+      </w:r>
+      <w:r>
+        <w:rPr>
+          <w:b w:val="0"/>
+          <w:i w:val="0"/>
+        </w:rPr>
+        <w:t xml:space="preserve"> </w:t>
+      </w:r>
+      <w:r>
+        <w:rPr>
+          <w:rFonts w:ascii="Consolas" w:hAnsi="Consolas" w:eastAsia="Consolas"/>
+          <w:b w:val="0"/>
+          <w:sz w:val="19"/>
+        </w:rPr>
+        <w:t>df.explain()</w:t>
+      </w:r>
+      <w:r>
+        <w:rPr>
+          <w:b w:val="0"/>
+          <w:i w:val="0"/>
+        </w:rPr>
+        <w:t xml:space="preserve"> prints the physical plan. </w:t>
+      </w:r>
+      <w:r>
+        <w:rPr>
+          <w:rFonts w:ascii="Consolas" w:hAnsi="Consolas" w:eastAsia="Consolas"/>
+          <w:b w:val="0"/>
+          <w:sz w:val="19"/>
+        </w:rPr>
+        <w:t>df.explain(mode="formatted")</w:t>
+      </w:r>
+      <w:r>
+        <w:rPr>
+          <w:b w:val="0"/>
+          <w:i w:val="0"/>
+        </w:rPr>
+        <w:t xml:space="preserve"> adds details per step, including </w:t>
+      </w:r>
+      <w:r>
+        <w:rPr>
+          <w:rFonts w:ascii="Consolas" w:hAnsi="Consolas" w:eastAsia="Consolas"/>
+          <w:b w:val="0"/>
+          <w:sz w:val="19"/>
+        </w:rPr>
+        <w:t>PushedFilters</w:t>
+      </w:r>
+      <w:r>
+        <w:rPr>
+          <w:b w:val="0"/>
+          <w:i w:val="0"/>
+        </w:rPr>
+        <w:t>, which confirm that a filter reached the file scan.</w:t>
+      </w:r>
+    </w:p>
+    <w:p>
+      <w:r>
+        <w:rPr>
+          <w:b/>
+          <w:i w:val="0"/>
+        </w:rPr>
+        <w:t>Partitions</w:t>
+      </w:r>
+      <w:r>
+        <w:rPr>
+          <w:b w:val="0"/>
+          <w:i w:val="0"/>
+        </w:rPr>
+        <w:t xml:space="preserve"> decide parallelism.</w:t>
+      </w:r>
+    </w:p>
+    <w:p>
+      <w:pPr>
+        <w:pStyle w:val="ListBullet"/>
+      </w:pPr>
+      <w:r>
+        <w:rPr>
+          <w:rFonts w:ascii="Consolas" w:hAnsi="Consolas" w:eastAsia="Consolas"/>
+          <w:b w:val="0"/>
+          <w:sz w:val="19"/>
+        </w:rPr>
+        <w:t>repartition(n)</w:t>
+      </w:r>
+      <w:r>
+        <w:rPr>
+          <w:b w:val="0"/>
+          <w:i w:val="0"/>
+        </w:rPr>
+        <w:t xml:space="preserve"> shuffles to exactly </w:t>
+      </w:r>
+      <w:r>
+        <w:rPr>
+          <w:rFonts w:ascii="Consolas" w:hAnsi="Consolas" w:eastAsia="Consolas"/>
+          <w:b w:val="0"/>
+          <w:sz w:val="19"/>
+        </w:rPr>
+        <w:t>n</w:t>
+      </w:r>
+      <w:r>
+        <w:rPr>
+          <w:b w:val="0"/>
+          <w:i w:val="0"/>
+        </w:rPr>
+        <w:t xml:space="preserve"> partitions. </w:t>
+      </w:r>
+      <w:r>
+        <w:rPr>
+          <w:rFonts w:ascii="Consolas" w:hAnsi="Consolas" w:eastAsia="Consolas"/>
+          <w:b w:val="0"/>
+          <w:sz w:val="19"/>
+        </w:rPr>
+        <w:t>coalesce(n)</w:t>
+      </w:r>
+      <w:r>
+        <w:rPr>
+          <w:b w:val="0"/>
+          <w:i w:val="0"/>
+        </w:rPr>
+        <w:t xml:space="preserve"> merges partitions without a shuffle, and only reduces the count.</w:t>
+      </w:r>
+    </w:p>
+    <w:p>
+      <w:pPr>
+        <w:pStyle w:val="ListBullet"/>
+      </w:pPr>
+      <w:r>
+        <w:rPr>
+          <w:rFonts w:ascii="Consolas" w:hAnsi="Consolas" w:eastAsia="Consolas"/>
+          <w:b w:val="0"/>
+          <w:sz w:val="19"/>
+        </w:rPr>
+        <w:t>repartition(1)</w:t>
+      </w:r>
+      <w:r>
+        <w:rPr>
+          <w:b w:val="0"/>
+          <w:i w:val="0"/>
+        </w:rPr>
+        <w:t xml:space="preserve"> or </w:t>
+      </w:r>
+      <w:r>
+        <w:rPr>
+          <w:rFonts w:ascii="Consolas" w:hAnsi="Consolas" w:eastAsia="Consolas"/>
+          <w:b w:val="0"/>
+          <w:sz w:val="19"/>
+        </w:rPr>
+        <w:t>coalesce(1)</w:t>
+      </w:r>
+      <w:r>
+        <w:rPr>
+          <w:b w:val="0"/>
+          <w:i w:val="0"/>
+        </w:rPr>
+        <w:t xml:space="preserve"> before a large write puts all the work on one task. Avoid it outside tiny outputs.</w:t>
+      </w:r>
+    </w:p>
+    <w:p>
+      <w:pPr>
+        <w:pStyle w:val="ListBullet"/>
+      </w:pPr>
+      <w:r>
+        <w:rPr>
+          <w:b w:val="0"/>
+          <w:i w:val="0"/>
+        </w:rPr>
+        <w:t xml:space="preserve">For table layout on Unity Catalog managed tables, prefer liquid clustering over </w:t>
+      </w:r>
+      <w:r>
+        <w:rPr>
+          <w:rFonts w:ascii="Consolas" w:hAnsi="Consolas" w:eastAsia="Consolas"/>
+          <w:b w:val="0"/>
+          <w:sz w:val="19"/>
+        </w:rPr>
+        <w:t>partitionBy</w:t>
+      </w:r>
+      <w:r>
+        <w:rPr>
+          <w:b w:val="0"/>
+          <w:i w:val="0"/>
+        </w:rPr>
+        <w:t xml:space="preserve">. If you do partition a table, choose a low-cardinality column such as </w:t>
+      </w:r>
+      <w:r>
+        <w:rPr>
+          <w:rFonts w:ascii="Consolas" w:hAnsi="Consolas" w:eastAsia="Consolas"/>
+          <w:b w:val="0"/>
+          <w:sz w:val="19"/>
+        </w:rPr>
+        <w:t>wave_id</w:t>
+      </w:r>
+      <w:r>
+        <w:rPr>
+          <w:b w:val="0"/>
+          <w:i w:val="0"/>
+        </w:rPr>
+        <w:t>, never an ID.</w:t>
+      </w:r>
+    </w:p>
+    <w:p>
+      <w:r>
+        <w:rPr>
+          <w:b/>
+          <w:i w:val="0"/>
+        </w:rPr>
+        <w:t>Caching</w:t>
+      </w:r>
+      <w:r>
+        <w:rPr>
+          <w:b w:val="0"/>
+          <w:i w:val="0"/>
+        </w:rPr>
+        <w:t xml:space="preserve">: </w:t>
+      </w:r>
+      <w:r>
+        <w:rPr>
+          <w:rFonts w:ascii="Consolas" w:hAnsi="Consolas" w:eastAsia="Consolas"/>
+          <w:b w:val="0"/>
+          <w:sz w:val="19"/>
+        </w:rPr>
+        <w:t>df.cache()</w:t>
+      </w:r>
+      <w:r>
+        <w:rPr>
+          <w:b w:val="0"/>
+          <w:i w:val="0"/>
+        </w:rPr>
+        <w:t xml:space="preserve"> helps on classic clusters when several actions reuse a result. Serverless compute does not support it. There, write the intermediate result to a Delta table.</w:t>
       </w:r>
     </w:p>
     <w:p>
@@ -6087,122 +5543,101 @@
         <w:pStyle w:val="Heading4"/>
       </w:pPr>
       <w:r>
-        <w:t>Practice</w:t>
+        <w:t>Why it matters</w:t>
+      </w:r>
+    </w:p>
+    <w:p>
+      <w:r>
+        <w:rPr>
+          <w:b w:val="0"/>
+          <w:i w:val="0"/>
+        </w:rPr>
+        <w:t>A gold job joins 40 million respondent rows to a 200-row region lookup. Auto-broadcast does not kick in, because the lookup is read through a view whose size Spark overestimates. Every run shuffles all 40 million rows across the cluster, and the join takes 22 minutes.</w:t>
+      </w:r>
+    </w:p>
+    <w:p>
+      <w:r>
+        <w:rPr>
+          <w:rFonts w:ascii="Consolas" w:hAnsi="Consolas" w:eastAsia="Consolas"/>
+          <w:b w:val="0"/>
+          <w:sz w:val="19"/>
+        </w:rPr>
+        <w:t>explain()</w:t>
+      </w:r>
+      <w:r>
+        <w:rPr>
+          <w:b w:val="0"/>
+          <w:i w:val="0"/>
+        </w:rPr>
+        <w:t xml:space="preserve"> shows </w:t>
+      </w:r>
+      <w:r>
+        <w:rPr>
+          <w:rFonts w:ascii="Consolas" w:hAnsi="Consolas" w:eastAsia="Consolas"/>
+          <w:b w:val="0"/>
+          <w:sz w:val="19"/>
+        </w:rPr>
+        <w:t>SortMergeJoin</w:t>
+      </w:r>
+      <w:r>
+        <w:rPr>
+          <w:b w:val="0"/>
+          <w:i w:val="0"/>
+        </w:rPr>
+        <w:t xml:space="preserve"> with two </w:t>
+      </w:r>
+      <w:r>
+        <w:rPr>
+          <w:rFonts w:ascii="Consolas" w:hAnsi="Consolas" w:eastAsia="Consolas"/>
+          <w:b w:val="0"/>
+          <w:sz w:val="19"/>
+        </w:rPr>
+        <w:t>Exchange</w:t>
+      </w:r>
+      <w:r>
+        <w:rPr>
+          <w:b w:val="0"/>
+          <w:i w:val="0"/>
+        </w:rPr>
+        <w:t xml:space="preserve"> steps. Wrapping the lookup in </w:t>
+      </w:r>
+      <w:r>
+        <w:rPr>
+          <w:rFonts w:ascii="Consolas" w:hAnsi="Consolas" w:eastAsia="Consolas"/>
+          <w:b w:val="0"/>
+          <w:sz w:val="19"/>
+        </w:rPr>
+        <w:t>F.broadcast()</w:t>
+      </w:r>
+      <w:r>
+        <w:rPr>
+          <w:b w:val="0"/>
+          <w:i w:val="0"/>
+        </w:rPr>
+        <w:t xml:space="preserve"> turns it into </w:t>
+      </w:r>
+      <w:r>
+        <w:rPr>
+          <w:rFonts w:ascii="Consolas" w:hAnsi="Consolas" w:eastAsia="Consolas"/>
+          <w:b w:val="0"/>
+          <w:sz w:val="19"/>
+        </w:rPr>
+        <w:t>BroadcastHashJoin</w:t>
+      </w:r>
+      <w:r>
+        <w:rPr>
+          <w:b w:val="0"/>
+          <w:i w:val="0"/>
+        </w:rPr>
+        <w:t>, and the join drops to under two minutes. Five minutes reading the plan saved twenty minutes on every run.</w:t>
       </w:r>
     </w:p>
     <w:p>
       <w:pPr>
-        <w:pStyle w:val="Heading5"/>
+        <w:pStyle w:val="Heading4"/>
       </w:pPr>
       <w:r>
-        <w:t>Exercise 1. Multiple choice (level 1)</w:t>
-      </w:r>
-    </w:p>
-    <w:p>
-      <w:r>
-        <w:rPr>
-          <w:b w:val="0"/>
-          <w:i w:val="0"/>
-        </w:rPr>
-        <w:t>You join a 40-million-row respondent table with a 200-row region lookup. Which strategy should the plan show?</w:t>
-      </w:r>
-    </w:p>
-    <w:p>
-      <w:pPr>
-        <w:pStyle w:val="ListBullet"/>
-      </w:pPr>
-      <w:r>
-        <w:rPr>
-          <w:b w:val="0"/>
-          <w:i w:val="0"/>
-        </w:rPr>
-        <w:t>a) SortMergeJoin, shuffling both sides</w:t>
-      </w:r>
-    </w:p>
-    <w:p>
-      <w:pPr>
-        <w:pStyle w:val="ListBullet"/>
-      </w:pPr>
-      <w:r>
-        <w:rPr>
-          <w:b w:val="0"/>
-          <w:i w:val="0"/>
-        </w:rPr>
-        <w:t>b) BroadcastHashJoin, with the lookup sent to every executor</w:t>
-      </w:r>
-    </w:p>
-    <w:p>
-      <w:pPr>
-        <w:pStyle w:val="ListBullet"/>
-      </w:pPr>
-      <w:r>
-        <w:rPr>
-          <w:b w:val="0"/>
-          <w:i w:val="0"/>
-        </w:rPr>
-        <w:t>c) Collect the lookup and use a Python UDF</w:t>
-      </w:r>
-    </w:p>
-    <w:p>
-      <w:pPr>
-        <w:pStyle w:val="ListBullet"/>
-      </w:pPr>
-      <w:r>
-        <w:rPr>
-          <w:b w:val="0"/>
-          <w:i w:val="0"/>
-        </w:rPr>
-        <w:t>d) A cross join, then a filter</w:t>
-      </w:r>
-    </w:p>
-    <w:p>
-      <w:r>
-        <w:rPr>
-          <w:b/>
-          <w:i w:val="0"/>
-        </w:rPr>
-        <w:t>Why?</w:t>
-      </w:r>
-    </w:p>
-    <w:p>
-      <w:pPr>
-        <w:pStyle w:val="ListBullet"/>
-      </w:pPr>
-      <w:r>
-        <w:rPr>
-          <w:b w:val="0"/>
-          <w:i w:val="0"/>
-        </w:rPr>
-        <w:t>r1) Broadcasting the small side avoids shuffling the large side.</w:t>
-      </w:r>
-    </w:p>
-    <w:p>
-      <w:pPr>
-        <w:pStyle w:val="ListBullet"/>
-      </w:pPr>
-      <w:r>
-        <w:rPr>
-          <w:b w:val="0"/>
-          <w:i w:val="0"/>
-        </w:rPr>
-        <w:t>r2) Broadcast joins always use less memory.</w:t>
-      </w:r>
-    </w:p>
-    <w:p>
-      <w:pPr>
-        <w:pStyle w:val="Heading5"/>
-      </w:pPr>
-      <w:r>
-        <w:t>Exercise 2. Predict the output (level 2)</w:t>
-      </w:r>
-    </w:p>
-    <w:p>
-      <w:r>
-        <w:rPr>
-          <w:b w:val="0"/>
-          <w:i w:val="0"/>
-        </w:rPr>
-        <w:t>Which join node name appears in the physical plan printed by this code on Spark 4.0?</w:t>
+        <w:t>Worked example: weak code</w:t>
       </w:r>
     </w:p>
     <w:tbl>
@@ -6240,7 +5675,7 @@
                 <w:b w:val="0"/>
                 <w:sz w:val="16"/>
               </w:rPr>
-              <w:t>joined = fact.join(F.broadcast(regions), "region_code", "left")</w:t>
+              <w:t>def enrich(fact, regions):</w:t>
             </w:r>
           </w:p>
           <w:p>
@@ -6251,40 +5686,176 @@
             <w:r>
               <w:rPr>
                 <w:rFonts w:ascii="Consolas" w:hAnsi="Consolas" w:eastAsia="Consolas"/>
-                <w:b w:val="0"/>
+                <w:b/>
                 <w:color w:val="5B6875"/>
                 <w:sz w:val="16"/>
               </w:rPr>
-              <w:t xml:space="preserve">   2  </w:t>
-            </w:r>
-            <w:r>
-              <w:rPr>
-                <w:rFonts w:ascii="Consolas" w:hAnsi="Consolas" w:eastAsia="Consolas"/>
-                <w:b w:val="0"/>
-                <w:sz w:val="16"/>
-              </w:rPr>
-              <w:t>joined.explain()</w:t>
+              <w:t xml:space="preserve"> [1]  </w:t>
+            </w:r>
+            <w:r>
+              <w:rPr>
+                <w:rFonts w:ascii="Consolas" w:hAnsi="Consolas" w:eastAsia="Consolas"/>
+                <w:b w:val="0"/>
+                <w:sz w:val="16"/>
+              </w:rPr>
+              <w:t xml:space="preserve">    regions_local = regions.collect()</w:t>
+            </w:r>
+          </w:p>
+          <w:p>
+            <w:pPr>
+              <w:spacing w:before="0" w:after="0" w:line="240" w:lineRule="auto"/>
+              <w:ind w:left="567" w:hanging="567"/>
+            </w:pPr>
+            <w:r>
+              <w:rPr>
+                <w:rFonts w:ascii="Consolas" w:hAnsi="Consolas" w:eastAsia="Consolas"/>
+                <w:b w:val="0"/>
+                <w:color w:val="5B6875"/>
+                <w:sz w:val="16"/>
+              </w:rPr>
+              <w:t xml:space="preserve">   3  </w:t>
+            </w:r>
+            <w:r>
+              <w:rPr>
+                <w:rFonts w:ascii="Consolas" w:hAnsi="Consolas" w:eastAsia="Consolas"/>
+                <w:b w:val="0"/>
+                <w:sz w:val="16"/>
+              </w:rPr>
+              <w:t xml:space="preserve">    lookup = {r.region_code: r.region for r in regions_local}</w:t>
+            </w:r>
+          </w:p>
+          <w:p>
+            <w:pPr>
+              <w:spacing w:before="0" w:after="0" w:line="240" w:lineRule="auto"/>
+              <w:ind w:left="567" w:hanging="567"/>
+            </w:pPr>
+            <w:r>
+              <w:rPr>
+                <w:rFonts w:ascii="Consolas" w:hAnsi="Consolas" w:eastAsia="Consolas"/>
+                <w:b/>
+                <w:color w:val="5B6875"/>
+                <w:sz w:val="16"/>
+              </w:rPr>
+              <w:t xml:space="preserve"> [2]  </w:t>
+            </w:r>
+            <w:r>
+              <w:rPr>
+                <w:rFonts w:ascii="Consolas" w:hAnsi="Consolas" w:eastAsia="Consolas"/>
+                <w:b w:val="0"/>
+                <w:sz w:val="16"/>
+              </w:rPr>
+              <w:t xml:space="preserve">    label = F.udf(lambda code: lookup.get(code), "string")</w:t>
+            </w:r>
+          </w:p>
+          <w:p>
+            <w:pPr>
+              <w:spacing w:before="0" w:after="0" w:line="240" w:lineRule="auto"/>
+              <w:ind w:left="567" w:hanging="567"/>
+            </w:pPr>
+            <w:r>
+              <w:rPr>
+                <w:rFonts w:ascii="Consolas" w:hAnsi="Consolas" w:eastAsia="Consolas"/>
+                <w:b w:val="0"/>
+                <w:color w:val="5B6875"/>
+                <w:sz w:val="16"/>
+              </w:rPr>
+              <w:t xml:space="preserve">   5  </w:t>
+            </w:r>
+            <w:r>
+              <w:rPr>
+                <w:rFonts w:ascii="Consolas" w:hAnsi="Consolas" w:eastAsia="Consolas"/>
+                <w:b w:val="0"/>
+                <w:sz w:val="16"/>
+              </w:rPr>
+              <w:t xml:space="preserve">    out = fact.withColumn("region", label("region_code"))</w:t>
+            </w:r>
+          </w:p>
+          <w:p>
+            <w:pPr>
+              <w:spacing w:before="0" w:after="0" w:line="240" w:lineRule="auto"/>
+              <w:ind w:left="567" w:hanging="567"/>
+            </w:pPr>
+            <w:r>
+              <w:rPr>
+                <w:rFonts w:ascii="Consolas" w:hAnsi="Consolas" w:eastAsia="Consolas"/>
+                <w:b/>
+                <w:color w:val="5B6875"/>
+                <w:sz w:val="16"/>
+              </w:rPr>
+              <w:t xml:space="preserve"> [3]  </w:t>
+            </w:r>
+            <w:r>
+              <w:rPr>
+                <w:rFonts w:ascii="Consolas" w:hAnsi="Consolas" w:eastAsia="Consolas"/>
+                <w:b w:val="0"/>
+                <w:sz w:val="16"/>
+              </w:rPr>
+              <w:t xml:space="preserve">    return out.repartition(1)</w:t>
             </w:r>
           </w:p>
         </w:tc>
       </w:tr>
     </w:tbl>
-    <w:p/>
     <w:p>
       <w:pPr>
-        <w:pStyle w:val="Heading5"/>
+        <w:pStyle w:val="ListNumber"/>
       </w:pPr>
       <w:r>
-        <w:t>Exercise 3. Fill the gap (level 3)</w:t>
+        <w:rPr>
+          <w:b/>
+        </w:rPr>
+        <w:t xml:space="preserve">Line 2. </w:t>
+      </w:r>
+      <w:r>
+        <w:rPr>
+          <w:b w:val="0"/>
+          <w:i w:val="0"/>
+        </w:rPr>
+        <w:t>Pulls the lookup to the driver to build a Python dict. A join does this job.</w:t>
       </w:r>
     </w:p>
     <w:p>
-      <w:r>
-        <w:rPr>
-          <w:b w:val="0"/>
-          <w:i w:val="0"/>
-        </w:rPr>
-        <w:t>Broadcast the lookup, keep every fact row, then print the detailed plan.</w:t>
+      <w:pPr>
+        <w:pStyle w:val="ListNumber"/>
+      </w:pPr>
+      <w:r>
+        <w:rPr>
+          <w:b/>
+        </w:rPr>
+        <w:t xml:space="preserve">Line 4. </w:t>
+      </w:r>
+      <w:r>
+        <w:rPr>
+          <w:b w:val="0"/>
+          <w:i w:val="0"/>
+        </w:rPr>
+        <w:t>A Python UDF per row, where a broadcast join would stay in the JVM.</w:t>
+      </w:r>
+    </w:p>
+    <w:p>
+      <w:pPr>
+        <w:pStyle w:val="ListNumber"/>
+      </w:pPr>
+      <w:r>
+        <w:rPr>
+          <w:b/>
+        </w:rPr>
+        <w:t xml:space="preserve">Line 6. </w:t>
+      </w:r>
+      <w:r>
+        <w:rPr>
+          <w:b w:val="0"/>
+          <w:i w:val="0"/>
+        </w:rPr>
+        <w:t>All 40 million rows squeezed into one partition, so one task does all the writing.</w:t>
+      </w:r>
+    </w:p>
+    <w:p>
+      <w:pPr>
+        <w:pStyle w:val="Heading4"/>
+      </w:pPr>
+      <w:r>
+        <w:t>Worked example: strong code</w:t>
       </w:r>
     </w:p>
     <w:tbl>
@@ -6322,7 +5893,7 @@
                 <w:b w:val="0"/>
                 <w:sz w:val="16"/>
               </w:rPr>
-              <w:t>joined = fact.join(F._____(1)(regions), on="region_code", how="_____(2)")</w:t>
+              <w:t>def enrich_with_regions(fact: DataFrame, regions: DataFrame) -&gt; DataFrame:</w:t>
             </w:r>
           </w:p>
           <w:p>
@@ -6345,19 +5916,380 @@
                 <w:b w:val="0"/>
                 <w:sz w:val="16"/>
               </w:rPr>
-              <w:t>joined.explain(mode="_____(3)")</w:t>
+              <w:t xml:space="preserve">    """Add region names to fact rows. regions is a small lookup, so broadcast it.</w:t>
+            </w:r>
+          </w:p>
+          <w:p>
+            <w:pPr>
+              <w:spacing w:before="0" w:after="0" w:line="240" w:lineRule="auto"/>
+              <w:ind w:left="567" w:hanging="567"/>
+            </w:pPr>
+            <w:r>
+              <w:rPr>
+                <w:rFonts w:ascii="Consolas" w:hAnsi="Consolas" w:eastAsia="Consolas"/>
+                <w:b w:val="0"/>
+                <w:color w:val="5B6875"/>
+                <w:sz w:val="16"/>
+              </w:rPr>
+              <w:t xml:space="preserve">   3  </w:t>
+            </w:r>
+            <w:r>
+              <w:rPr>
+                <w:rFonts w:ascii="Consolas" w:hAnsi="Consolas" w:eastAsia="Consolas"/>
+                <w:b w:val="0"/>
+                <w:sz w:val="16"/>
+              </w:rPr>
+              <w:t xml:space="preserve"> </w:t>
+            </w:r>
+          </w:p>
+          <w:p>
+            <w:pPr>
+              <w:spacing w:before="0" w:after="0" w:line="240" w:lineRule="auto"/>
+              <w:ind w:left="567" w:hanging="567"/>
+            </w:pPr>
+            <w:r>
+              <w:rPr>
+                <w:rFonts w:ascii="Consolas" w:hAnsi="Consolas" w:eastAsia="Consolas"/>
+                <w:b w:val="0"/>
+                <w:color w:val="5B6875"/>
+                <w:sz w:val="16"/>
+              </w:rPr>
+              <w:t xml:space="preserve">   4  </w:t>
+            </w:r>
+            <w:r>
+              <w:rPr>
+                <w:rFonts w:ascii="Consolas" w:hAnsi="Consolas" w:eastAsia="Consolas"/>
+                <w:b w:val="0"/>
+                <w:sz w:val="16"/>
+              </w:rPr>
+              <w:t xml:space="preserve">    A left join keeps every fact row, even with an unknown region code.</w:t>
+            </w:r>
+          </w:p>
+          <w:p>
+            <w:pPr>
+              <w:spacing w:before="0" w:after="0" w:line="240" w:lineRule="auto"/>
+              <w:ind w:left="567" w:hanging="567"/>
+            </w:pPr>
+            <w:r>
+              <w:rPr>
+                <w:rFonts w:ascii="Consolas" w:hAnsi="Consolas" w:eastAsia="Consolas"/>
+                <w:b w:val="0"/>
+                <w:color w:val="5B6875"/>
+                <w:sz w:val="16"/>
+              </w:rPr>
+              <w:t xml:space="preserve">   5  </w:t>
+            </w:r>
+            <w:r>
+              <w:rPr>
+                <w:rFonts w:ascii="Consolas" w:hAnsi="Consolas" w:eastAsia="Consolas"/>
+                <w:b w:val="0"/>
+                <w:sz w:val="16"/>
+              </w:rPr>
+              <w:t xml:space="preserve">    """</w:t>
+            </w:r>
+          </w:p>
+          <w:p>
+            <w:pPr>
+              <w:spacing w:before="0" w:after="0" w:line="240" w:lineRule="auto"/>
+              <w:ind w:left="567" w:hanging="567"/>
+            </w:pPr>
+            <w:r>
+              <w:rPr>
+                <w:rFonts w:ascii="Consolas" w:hAnsi="Consolas" w:eastAsia="Consolas"/>
+                <w:b/>
+                <w:color w:val="5B6875"/>
+                <w:sz w:val="16"/>
+              </w:rPr>
+              <w:t xml:space="preserve"> [2]  </w:t>
+            </w:r>
+            <w:r>
+              <w:rPr>
+                <w:rFonts w:ascii="Consolas" w:hAnsi="Consolas" w:eastAsia="Consolas"/>
+                <w:b w:val="0"/>
+                <w:sz w:val="16"/>
+              </w:rPr>
+              <w:t xml:space="preserve">    return fact.join(F.broadcast(regions), on="region_code", how="left")</w:t>
+            </w:r>
+          </w:p>
+          <w:p>
+            <w:pPr>
+              <w:spacing w:before="0" w:after="0" w:line="240" w:lineRule="auto"/>
+              <w:ind w:left="567" w:hanging="567"/>
+            </w:pPr>
+            <w:r>
+              <w:rPr>
+                <w:rFonts w:ascii="Consolas" w:hAnsi="Consolas" w:eastAsia="Consolas"/>
+                <w:b w:val="0"/>
+                <w:color w:val="5B6875"/>
+                <w:sz w:val="16"/>
+              </w:rPr>
+              <w:t xml:space="preserve">   7  </w:t>
+            </w:r>
+            <w:r>
+              <w:rPr>
+                <w:rFonts w:ascii="Consolas" w:hAnsi="Consolas" w:eastAsia="Consolas"/>
+                <w:b w:val="0"/>
+                <w:sz w:val="16"/>
+              </w:rPr>
+              <w:t xml:space="preserve"> </w:t>
+            </w:r>
+          </w:p>
+          <w:p>
+            <w:pPr>
+              <w:spacing w:before="0" w:after="0" w:line="240" w:lineRule="auto"/>
+              <w:ind w:left="567" w:hanging="567"/>
+            </w:pPr>
+            <w:r>
+              <w:rPr>
+                <w:rFonts w:ascii="Consolas" w:hAnsi="Consolas" w:eastAsia="Consolas"/>
+                <w:b w:val="0"/>
+                <w:color w:val="5B6875"/>
+                <w:sz w:val="16"/>
+              </w:rPr>
+              <w:t xml:space="preserve">   8  </w:t>
+            </w:r>
+            <w:r>
+              <w:rPr>
+                <w:rFonts w:ascii="Consolas" w:hAnsi="Consolas" w:eastAsia="Consolas"/>
+                <w:b w:val="0"/>
+                <w:sz w:val="16"/>
+              </w:rPr>
+              <w:t xml:space="preserve"> </w:t>
+            </w:r>
+          </w:p>
+          <w:p>
+            <w:pPr>
+              <w:spacing w:before="0" w:after="0" w:line="240" w:lineRule="auto"/>
+              <w:ind w:left="567" w:hanging="567"/>
+            </w:pPr>
+            <w:r>
+              <w:rPr>
+                <w:rFonts w:ascii="Consolas" w:hAnsi="Consolas" w:eastAsia="Consolas"/>
+                <w:b w:val="0"/>
+                <w:color w:val="5B6875"/>
+                <w:sz w:val="16"/>
+              </w:rPr>
+              <w:t xml:space="preserve">   9  </w:t>
+            </w:r>
+            <w:r>
+              <w:rPr>
+                <w:rFonts w:ascii="Consolas" w:hAnsi="Consolas" w:eastAsia="Consolas"/>
+                <w:b w:val="0"/>
+                <w:sz w:val="16"/>
+              </w:rPr>
+              <w:t>def show_plan(df: DataFrame) -&gt; None:</w:t>
+            </w:r>
+          </w:p>
+          <w:p>
+            <w:pPr>
+              <w:spacing w:before="0" w:after="0" w:line="240" w:lineRule="auto"/>
+              <w:ind w:left="567" w:hanging="567"/>
+            </w:pPr>
+            <w:r>
+              <w:rPr>
+                <w:rFonts w:ascii="Consolas" w:hAnsi="Consolas" w:eastAsia="Consolas"/>
+                <w:b w:val="0"/>
+                <w:color w:val="5B6875"/>
+                <w:sz w:val="16"/>
+              </w:rPr>
+              <w:t xml:space="preserve">  10  </w:t>
+            </w:r>
+            <w:r>
+              <w:rPr>
+                <w:rFonts w:ascii="Consolas" w:hAnsi="Consolas" w:eastAsia="Consolas"/>
+                <w:b w:val="0"/>
+                <w:sz w:val="16"/>
+              </w:rPr>
+              <w:t xml:space="preserve">    """Print the formatted physical plan: check for BroadcastHashJoin."""</w:t>
+            </w:r>
+          </w:p>
+          <w:p>
+            <w:pPr>
+              <w:spacing w:before="0" w:after="0" w:line="240" w:lineRule="auto"/>
+              <w:ind w:left="567" w:hanging="567"/>
+            </w:pPr>
+            <w:r>
+              <w:rPr>
+                <w:rFonts w:ascii="Consolas" w:hAnsi="Consolas" w:eastAsia="Consolas"/>
+                <w:b/>
+                <w:color w:val="5B6875"/>
+                <w:sz w:val="16"/>
+              </w:rPr>
+              <w:t xml:space="preserve"> [3]  </w:t>
+            </w:r>
+            <w:r>
+              <w:rPr>
+                <w:rFonts w:ascii="Consolas" w:hAnsi="Consolas" w:eastAsia="Consolas"/>
+                <w:b w:val="0"/>
+                <w:sz w:val="16"/>
+              </w:rPr>
+              <w:t xml:space="preserve">    df.explain(mode="formatted")</w:t>
             </w:r>
           </w:p>
         </w:tc>
       </w:tr>
     </w:tbl>
-    <w:p/>
+    <w:p>
+      <w:pPr>
+        <w:pStyle w:val="ListNumber"/>
+      </w:pPr>
+      <w:r>
+        <w:rPr>
+          <w:b/>
+        </w:rPr>
+        <w:t xml:space="preserve">Line 6. </w:t>
+      </w:r>
+      <w:r>
+        <w:rPr>
+          <w:b w:val="0"/>
+          <w:i w:val="0"/>
+        </w:rPr>
+        <w:t>A left join keeps fact rows with unknown codes. An inner join would silently drop them.</w:t>
+      </w:r>
+    </w:p>
+    <w:p>
+      <w:pPr>
+        <w:pStyle w:val="ListNumber"/>
+      </w:pPr>
+      <w:r>
+        <w:rPr>
+          <w:b/>
+        </w:rPr>
+        <w:t xml:space="preserve">Line 6. </w:t>
+      </w:r>
+      <w:r>
+        <w:rPr>
+          <w:b w:val="0"/>
+          <w:i w:val="0"/>
+        </w:rPr>
+        <w:t>Broadcast the small side. The plan shows BroadcastHashJoin and no shuffle of the fact table.</w:t>
+      </w:r>
+    </w:p>
+    <w:p>
+      <w:pPr>
+        <w:pStyle w:val="ListNumber"/>
+      </w:pPr>
+      <w:r>
+        <w:rPr>
+          <w:b/>
+        </w:rPr>
+        <w:t xml:space="preserve">Line 11. </w:t>
+      </w:r>
+      <w:r>
+        <w:rPr>
+          <w:b w:val="0"/>
+          <w:i w:val="0"/>
+        </w:rPr>
+        <w:t>Confirm the strategy and the pushed filters before and after tuning.</w:t>
+      </w:r>
+    </w:p>
+    <w:p>
+      <w:r>
+        <w:rPr>
+          <w:b w:val="0"/>
+          <w:i w:val="0"/>
+        </w:rPr>
+        <w:t>One broadcast join replaces a collect, a dict and a UDF, keeps the work distributed, and shows up clearly in the plan.</w:t>
+      </w:r>
+    </w:p>
+    <w:p>
+      <w:pPr>
+        <w:pStyle w:val="Heading4"/>
+      </w:pPr>
+      <w:r>
+        <w:t>Recap card</w:t>
+      </w:r>
+    </w:p>
+    <w:p>
+      <w:pPr>
+        <w:pStyle w:val="ListBullet"/>
+      </w:pPr>
+      <w:r>
+        <w:rPr>
+          <w:b/>
+          <w:i w:val="0"/>
+        </w:rPr>
+        <w:t>Join strategy for a large table and a small lookup</w:t>
+      </w:r>
+      <w:r>
+        <w:rPr>
+          <w:b w:val="0"/>
+          <w:i w:val="0"/>
+        </w:rPr>
+        <w:t xml:space="preserve"> Broadcast the lookup: F.broadcast(small). The plan shows BroadcastHashJoin.</w:t>
+      </w:r>
+    </w:p>
+    <w:p>
+      <w:pPr>
+        <w:pStyle w:val="ListBullet"/>
+      </w:pPr>
+      <w:r>
+        <w:rPr>
+          <w:b/>
+          <w:i w:val="0"/>
+        </w:rPr>
+        <w:t>Default auto-broadcast threshold in Spark 4.0</w:t>
+      </w:r>
+      <w:r>
+        <w:rPr>
+          <w:b w:val="0"/>
+          <w:i w:val="0"/>
+        </w:rPr>
+        <w:t xml:space="preserve"> 10 MB (spark.sql.autoBroadcastJoinThreshold). AQE can also switch to broadcast at run time.</w:t>
+      </w:r>
+    </w:p>
+    <w:p>
+      <w:pPr>
+        <w:pStyle w:val="ListBullet"/>
+      </w:pPr>
+      <w:r>
+        <w:rPr>
+          <w:b/>
+          <w:i w:val="0"/>
+        </w:rPr>
+        <w:t>repartition versus coalesce</w:t>
+      </w:r>
+      <w:r>
+        <w:rPr>
+          <w:b w:val="0"/>
+          <w:i w:val="0"/>
+        </w:rPr>
+        <w:t xml:space="preserve"> repartition(n) shuffles to n partitions. coalesce(n) merges without a shuffle and only reduces.</w:t>
+      </w:r>
+    </w:p>
+    <w:p>
+      <w:pPr>
+        <w:pStyle w:val="ListBullet"/>
+      </w:pPr>
+      <w:r>
+        <w:rPr>
+          <w:b/>
+          <w:i w:val="0"/>
+        </w:rPr>
+        <w:t>How do you confirm a filter reached the file scan?</w:t>
+      </w:r>
+      <w:r>
+        <w:rPr>
+          <w:b w:val="0"/>
+          <w:i w:val="0"/>
+        </w:rPr>
+        <w:t xml:space="preserve"> df.explain(mode="formatted") and look for PushedFilters on the scan.</w:t>
+      </w:r>
+    </w:p>
+    <w:p>
+      <w:pPr>
+        <w:pStyle w:val="Heading4"/>
+      </w:pPr>
+      <w:r>
+        <w:t>Practice</w:t>
+      </w:r>
+    </w:p>
     <w:p>
       <w:pPr>
         <w:pStyle w:val="Heading5"/>
       </w:pPr>
       <w:r>
-        <w:t>Exercise 4. Spot the bug (level 4)</w:t>
+        <w:t>Exercise 1. Multiple choice (level 1)</w:t>
       </w:r>
     </w:p>
     <w:p>
@@ -6366,7 +6298,105 @@
           <w:b w:val="0"/>
           <w:i w:val="0"/>
         </w:rPr>
-        <w:t>Writing gold takes 45 minutes on a 16-core cluster, and the Spark UI shows one busy task. Tap the line, then fix the function.</w:t>
+        <w:t>You join a 40-million-row respondent table with a 200-row region lookup. Which strategy should the plan show?</w:t>
+      </w:r>
+    </w:p>
+    <w:p>
+      <w:pPr>
+        <w:pStyle w:val="ListBullet"/>
+      </w:pPr>
+      <w:r>
+        <w:rPr>
+          <w:b w:val="0"/>
+          <w:i w:val="0"/>
+        </w:rPr>
+        <w:t>a) SortMergeJoin, shuffling both sides</w:t>
+      </w:r>
+    </w:p>
+    <w:p>
+      <w:pPr>
+        <w:pStyle w:val="ListBullet"/>
+      </w:pPr>
+      <w:r>
+        <w:rPr>
+          <w:b w:val="0"/>
+          <w:i w:val="0"/>
+        </w:rPr>
+        <w:t>b) BroadcastHashJoin, with the lookup sent to every executor</w:t>
+      </w:r>
+    </w:p>
+    <w:p>
+      <w:pPr>
+        <w:pStyle w:val="ListBullet"/>
+      </w:pPr>
+      <w:r>
+        <w:rPr>
+          <w:b w:val="0"/>
+          <w:i w:val="0"/>
+        </w:rPr>
+        <w:t>c) Collect the lookup and use a Python UDF</w:t>
+      </w:r>
+    </w:p>
+    <w:p>
+      <w:pPr>
+        <w:pStyle w:val="ListBullet"/>
+      </w:pPr>
+      <w:r>
+        <w:rPr>
+          <w:b w:val="0"/>
+          <w:i w:val="0"/>
+        </w:rPr>
+        <w:t>d) A cross join, then a filter</w:t>
+      </w:r>
+    </w:p>
+    <w:p>
+      <w:r>
+        <w:rPr>
+          <w:b/>
+          <w:i w:val="0"/>
+        </w:rPr>
+        <w:t>Why?</w:t>
+      </w:r>
+    </w:p>
+    <w:p>
+      <w:pPr>
+        <w:pStyle w:val="ListBullet"/>
+      </w:pPr>
+      <w:r>
+        <w:rPr>
+          <w:b w:val="0"/>
+          <w:i w:val="0"/>
+        </w:rPr>
+        <w:t>r1) Broadcasting the small side avoids shuffling the large side.</w:t>
+      </w:r>
+    </w:p>
+    <w:p>
+      <w:pPr>
+        <w:pStyle w:val="ListBullet"/>
+      </w:pPr>
+      <w:r>
+        <w:rPr>
+          <w:b w:val="0"/>
+          <w:i w:val="0"/>
+        </w:rPr>
+        <w:t>r2) Broadcast joins always use less memory.</w:t>
+      </w:r>
+    </w:p>
+    <w:p>
+      <w:pPr>
+        <w:pStyle w:val="Heading5"/>
+      </w:pPr>
+      <w:r>
+        <w:t>Exercise 2. Predict the output (level 2)</w:t>
+      </w:r>
+    </w:p>
+    <w:p>
+      <w:r>
+        <w:rPr>
+          <w:b w:val="0"/>
+          <w:i w:val="0"/>
+        </w:rPr>
+        <w:t>Which join node name appears in the physical plan printed by this code on Spark 4.0?</w:t>
       </w:r>
     </w:p>
     <w:tbl>
@@ -6404,7 +6434,7 @@
                 <w:b w:val="0"/>
                 <w:sz w:val="16"/>
               </w:rPr>
-              <w:t>def write_gold(metrics: DataFrame, table: str) -&gt; None:</w:t>
+              <w:t>joined = fact.join(F.broadcast(regions), "region_code", "left")</w:t>
             </w:r>
           </w:p>
           <w:p>
@@ -6427,7 +6457,66 @@
                 <w:b w:val="0"/>
                 <w:sz w:val="16"/>
               </w:rPr>
-              <w:t xml:space="preserve">    """Write gold metrics for the wave."""</w:t>
+              <w:t>joined.explain()</w:t>
+            </w:r>
+          </w:p>
+        </w:tc>
+      </w:tr>
+    </w:tbl>
+    <w:p/>
+    <w:p>
+      <w:pPr>
+        <w:pStyle w:val="Heading5"/>
+      </w:pPr>
+      <w:r>
+        <w:t>Exercise 3. Fill the gap (level 3)</w:t>
+      </w:r>
+    </w:p>
+    <w:p>
+      <w:r>
+        <w:rPr>
+          <w:b w:val="0"/>
+          <w:i w:val="0"/>
+        </w:rPr>
+        <w:t>Broadcast the lookup, keep every fact row, then print the detailed plan.</w:t>
+      </w:r>
+    </w:p>
+    <w:tbl>
+      <w:tblPr>
+        <w:tblW w:type="auto" w:w="0"/>
+        <w:jc w:val="left"/>
+        <w:tblLook w:firstColumn="1" w:firstRow="1" w:lastColumn="0" w:lastRow="0" w:noHBand="0" w:noVBand="1" w:val="04A0"/>
+      </w:tblPr>
+      <w:tblGrid>
+        <w:gridCol w:w="8221"/>
+      </w:tblGrid>
+      <w:tr>
+        <w:tc>
+          <w:tcPr>
+            <w:tcW w:type="dxa" w:w="8221"/>
+            <w:shd w:val="clear" w:color="auto" w:fill="F2F4F7"/>
+          </w:tcPr>
+          <w:p>
+            <w:pPr>
+              <w:spacing w:before="0" w:after="0" w:line="240" w:lineRule="auto"/>
+              <w:ind w:left="567" w:hanging="567"/>
+            </w:pPr>
+            <w:r>
+              <w:rPr>
+                <w:rFonts w:ascii="Consolas" w:hAnsi="Consolas" w:eastAsia="Consolas"/>
+                <w:b w:val="0"/>
+                <w:color w:val="5B6875"/>
+                <w:sz w:val="16"/>
+              </w:rPr>
+              <w:t xml:space="preserve">   1  </w:t>
+            </w:r>
+            <w:r>
+              <w:rPr>
+                <w:rFonts w:ascii="Consolas" w:hAnsi="Consolas" w:eastAsia="Consolas"/>
+                <w:b w:val="0"/>
+                <w:sz w:val="16"/>
+              </w:rPr>
+              <w:t>joined = fact.join(F._____(1)(regions), on="region_code", how="_____(2)")</w:t>
             </w:r>
           </w:p>
           <w:p>
@@ -6442,15 +6531,74 @@
                 <w:color w:val="5B6875"/>
                 <w:sz w:val="16"/>
               </w:rPr>
-              <w:t xml:space="preserve">   3  </w:t>
-            </w:r>
-            <w:r>
-              <w:rPr>
-                <w:rFonts w:ascii="Consolas" w:hAnsi="Consolas" w:eastAsia="Consolas"/>
-                <w:b w:val="0"/>
-                <w:sz w:val="16"/>
-              </w:rPr>
-              <w:t xml:space="preserve">    (</w:t>
+              <w:t xml:space="preserve">   2  </w:t>
+            </w:r>
+            <w:r>
+              <w:rPr>
+                <w:rFonts w:ascii="Consolas" w:hAnsi="Consolas" w:eastAsia="Consolas"/>
+                <w:b w:val="0"/>
+                <w:sz w:val="16"/>
+              </w:rPr>
+              <w:t>joined.explain(mode="_____(3)")</w:t>
+            </w:r>
+          </w:p>
+        </w:tc>
+      </w:tr>
+    </w:tbl>
+    <w:p/>
+    <w:p>
+      <w:pPr>
+        <w:pStyle w:val="Heading5"/>
+      </w:pPr>
+      <w:r>
+        <w:t>Exercise 4. Spot the bug (level 4)</w:t>
+      </w:r>
+    </w:p>
+    <w:p>
+      <w:r>
+        <w:rPr>
+          <w:b w:val="0"/>
+          <w:i w:val="0"/>
+        </w:rPr>
+        <w:t>Writing gold takes 45 minutes on a 16-core cluster, and the Spark UI shows one busy task. Tap the line, then fix the function.</w:t>
+      </w:r>
+    </w:p>
+    <w:tbl>
+      <w:tblPr>
+        <w:tblW w:type="auto" w:w="0"/>
+        <w:jc w:val="left"/>
+        <w:tblLook w:firstColumn="1" w:firstRow="1" w:lastColumn="0" w:lastRow="0" w:noHBand="0" w:noVBand="1" w:val="04A0"/>
+      </w:tblPr>
+      <w:tblGrid>
+        <w:gridCol w:w="8221"/>
+      </w:tblGrid>
+      <w:tr>
+        <w:tc>
+          <w:tcPr>
+            <w:tcW w:type="dxa" w:w="8221"/>
+            <w:shd w:val="clear" w:color="auto" w:fill="F2F4F7"/>
+          </w:tcPr>
+          <w:p>
+            <w:pPr>
+              <w:spacing w:before="0" w:after="0" w:line="240" w:lineRule="auto"/>
+              <w:ind w:left="567" w:hanging="567"/>
+            </w:pPr>
+            <w:r>
+              <w:rPr>
+                <w:rFonts w:ascii="Consolas" w:hAnsi="Consolas" w:eastAsia="Consolas"/>
+                <w:b w:val="0"/>
+                <w:color w:val="5B6875"/>
+                <w:sz w:val="16"/>
+              </w:rPr>
+              <w:t xml:space="preserve">   1  </w:t>
+            </w:r>
+            <w:r>
+              <w:rPr>
+                <w:rFonts w:ascii="Consolas" w:hAnsi="Consolas" w:eastAsia="Consolas"/>
+                <w:b w:val="0"/>
+                <w:sz w:val="16"/>
+              </w:rPr>
+              <w:t>def write_gold(metrics: DataFrame, table: str) -&gt; None:</w:t>
             </w:r>
           </w:p>
           <w:p>
@@ -6465,15 +6613,15 @@
                 <w:color w:val="5B6875"/>
                 <w:sz w:val="16"/>
               </w:rPr>
-              <w:t xml:space="preserve">   4  </w:t>
-            </w:r>
-            <w:r>
-              <w:rPr>
-                <w:rFonts w:ascii="Consolas" w:hAnsi="Consolas" w:eastAsia="Consolas"/>
-                <w:b w:val="0"/>
-                <w:sz w:val="16"/>
-              </w:rPr>
-              <w:t xml:space="preserve">        metrics.repartition(1)</w:t>
+              <w:t xml:space="preserve">   2  </w:t>
+            </w:r>
+            <w:r>
+              <w:rPr>
+                <w:rFonts w:ascii="Consolas" w:hAnsi="Consolas" w:eastAsia="Consolas"/>
+                <w:b w:val="0"/>
+                <w:sz w:val="16"/>
+              </w:rPr>
+              <w:t xml:space="preserve">    """Write gold metrics for the wave."""</w:t>
             </w:r>
           </w:p>
           <w:p>
@@ -6488,15 +6636,15 @@
                 <w:color w:val="5B6875"/>
                 <w:sz w:val="16"/>
               </w:rPr>
-              <w:t xml:space="preserve">   5  </w:t>
-            </w:r>
-            <w:r>
-              <w:rPr>
-                <w:rFonts w:ascii="Consolas" w:hAnsi="Consolas" w:eastAsia="Consolas"/>
-                <w:b w:val="0"/>
-                <w:sz w:val="16"/>
-              </w:rPr>
-              <w:t xml:space="preserve">        .write.format("delta")</w:t>
+              <w:t xml:space="preserve">   3  </w:t>
+            </w:r>
+            <w:r>
+              <w:rPr>
+                <w:rFonts w:ascii="Consolas" w:hAnsi="Consolas" w:eastAsia="Consolas"/>
+                <w:b w:val="0"/>
+                <w:sz w:val="16"/>
+              </w:rPr>
+              <w:t xml:space="preserve">    (</w:t>
             </w:r>
           </w:p>
           <w:p>
@@ -6511,15 +6659,15 @@
                 <w:color w:val="5B6875"/>
                 <w:sz w:val="16"/>
               </w:rPr>
-              <w:t xml:space="preserve">   6  </w:t>
-            </w:r>
-            <w:r>
-              <w:rPr>
-                <w:rFonts w:ascii="Consolas" w:hAnsi="Consolas" w:eastAsia="Consolas"/>
-                <w:b w:val="0"/>
-                <w:sz w:val="16"/>
-              </w:rPr>
-              <w:t xml:space="preserve">        .mode("append")</w:t>
+              <w:t xml:space="preserve">   4  </w:t>
+            </w:r>
+            <w:r>
+              <w:rPr>
+                <w:rFonts w:ascii="Consolas" w:hAnsi="Consolas" w:eastAsia="Consolas"/>
+                <w:b w:val="0"/>
+                <w:sz w:val="16"/>
+              </w:rPr>
+              <w:t xml:space="preserve">        metrics.repartition(1)</w:t>
             </w:r>
           </w:p>
           <w:p>
@@ -6534,15 +6682,15 @@
                 <w:color w:val="5B6875"/>
                 <w:sz w:val="16"/>
               </w:rPr>
-              <w:t xml:space="preserve">   7  </w:t>
-            </w:r>
-            <w:r>
-              <w:rPr>
-                <w:rFonts w:ascii="Consolas" w:hAnsi="Consolas" w:eastAsia="Consolas"/>
-                <w:b w:val="0"/>
-                <w:sz w:val="16"/>
-              </w:rPr>
-              <w:t xml:space="preserve">        .saveAsTable(table)</w:t>
+              <w:t xml:space="preserve">   5  </w:t>
+            </w:r>
+            <w:r>
+              <w:rPr>
+                <w:rFonts w:ascii="Consolas" w:hAnsi="Consolas" w:eastAsia="Consolas"/>
+                <w:b w:val="0"/>
+                <w:sz w:val="16"/>
+              </w:rPr>
+              <w:t xml:space="preserve">        .write.format("delta")</w:t>
             </w:r>
           </w:p>
           <w:p>
@@ -6557,6 +6705,52 @@
                 <w:color w:val="5B6875"/>
                 <w:sz w:val="16"/>
               </w:rPr>
+              <w:t xml:space="preserve">   6  </w:t>
+            </w:r>
+            <w:r>
+              <w:rPr>
+                <w:rFonts w:ascii="Consolas" w:hAnsi="Consolas" w:eastAsia="Consolas"/>
+                <w:b w:val="0"/>
+                <w:sz w:val="16"/>
+              </w:rPr>
+              <w:t xml:space="preserve">        .mode("append")</w:t>
+            </w:r>
+          </w:p>
+          <w:p>
+            <w:pPr>
+              <w:spacing w:before="0" w:after="0" w:line="240" w:lineRule="auto"/>
+              <w:ind w:left="567" w:hanging="567"/>
+            </w:pPr>
+            <w:r>
+              <w:rPr>
+                <w:rFonts w:ascii="Consolas" w:hAnsi="Consolas" w:eastAsia="Consolas"/>
+                <w:b w:val="0"/>
+                <w:color w:val="5B6875"/>
+                <w:sz w:val="16"/>
+              </w:rPr>
+              <w:t xml:space="preserve">   7  </w:t>
+            </w:r>
+            <w:r>
+              <w:rPr>
+                <w:rFonts w:ascii="Consolas" w:hAnsi="Consolas" w:eastAsia="Consolas"/>
+                <w:b w:val="0"/>
+                <w:sz w:val="16"/>
+              </w:rPr>
+              <w:t xml:space="preserve">        .saveAsTable(table)</w:t>
+            </w:r>
+          </w:p>
+          <w:p>
+            <w:pPr>
+              <w:spacing w:before="0" w:after="0" w:line="240" w:lineRule="auto"/>
+              <w:ind w:left="567" w:hanging="567"/>
+            </w:pPr>
+            <w:r>
+              <w:rPr>
+                <w:rFonts w:ascii="Consolas" w:hAnsi="Consolas" w:eastAsia="Consolas"/>
+                <w:b w:val="0"/>
+                <w:color w:val="5B6875"/>
+                <w:sz w:val="16"/>
+              </w:rPr>
               <w:t xml:space="preserve">   8  </w:t>
             </w:r>
             <w:r>
@@ -6688,6 +6882,218 @@
         <w:t xml:space="preserve"> is NULL, using a single aggregation.</w:t>
       </w:r>
     </w:p>
+    <w:p>
+      <w:r>
+        <w:rPr>
+          <w:b w:val="0"/>
+          <w:i w:val="0"/>
+        </w:rPr>
+        <w:t>Shape of the answer. The reference solution defines these names. Write the bodies yourself.</w:t>
+      </w:r>
+    </w:p>
+    <w:tbl>
+      <w:tblPr>
+        <w:tblW w:type="auto" w:w="0"/>
+        <w:jc w:val="left"/>
+        <w:tblLook w:firstColumn="1" w:firstRow="1" w:lastColumn="0" w:lastRow="0" w:noHBand="0" w:noVBand="1" w:val="04A0"/>
+      </w:tblPr>
+      <w:tblGrid>
+        <w:gridCol w:w="8221"/>
+      </w:tblGrid>
+      <w:tr>
+        <w:tc>
+          <w:tcPr>
+            <w:tcW w:type="dxa" w:w="8221"/>
+            <w:shd w:val="clear" w:color="auto" w:fill="F2F4F7"/>
+          </w:tcPr>
+          <w:p>
+            <w:pPr>
+              <w:spacing w:before="0" w:after="0" w:line="240" w:lineRule="auto"/>
+              <w:ind w:left="567" w:hanging="567"/>
+            </w:pPr>
+            <w:r>
+              <w:rPr>
+                <w:rFonts w:ascii="Consolas" w:hAnsi="Consolas" w:eastAsia="Consolas"/>
+                <w:b w:val="0"/>
+                <w:color w:val="5B6875"/>
+                <w:sz w:val="16"/>
+              </w:rPr>
+              <w:t xml:space="preserve">   1  </w:t>
+            </w:r>
+            <w:r>
+              <w:rPr>
+                <w:rFonts w:ascii="Consolas" w:hAnsi="Consolas" w:eastAsia="Consolas"/>
+                <w:b w:val="0"/>
+                <w:sz w:val="16"/>
+              </w:rPr>
+              <w:t># Left-join fact rows to the small regions lookup, broadcasting the lookup.</w:t>
+            </w:r>
+          </w:p>
+          <w:p>
+            <w:pPr>
+              <w:spacing w:before="0" w:after="0" w:line="240" w:lineRule="auto"/>
+              <w:ind w:left="567" w:hanging="567"/>
+            </w:pPr>
+            <w:r>
+              <w:rPr>
+                <w:rFonts w:ascii="Consolas" w:hAnsi="Consolas" w:eastAsia="Consolas"/>
+                <w:b w:val="0"/>
+                <w:color w:val="5B6875"/>
+                <w:sz w:val="16"/>
+              </w:rPr>
+              <w:t xml:space="preserve">   2  </w:t>
+            </w:r>
+            <w:r>
+              <w:rPr>
+                <w:rFonts w:ascii="Consolas" w:hAnsi="Consolas" w:eastAsia="Consolas"/>
+                <w:b w:val="0"/>
+                <w:sz w:val="16"/>
+              </w:rPr>
+              <w:t>def enrich_with_regions(</w:t>
+            </w:r>
+          </w:p>
+          <w:p>
+            <w:pPr>
+              <w:spacing w:before="0" w:after="0" w:line="240" w:lineRule="auto"/>
+              <w:ind w:left="567" w:hanging="567"/>
+            </w:pPr>
+            <w:r>
+              <w:rPr>
+                <w:rFonts w:ascii="Consolas" w:hAnsi="Consolas" w:eastAsia="Consolas"/>
+                <w:b w:val="0"/>
+                <w:color w:val="5B6875"/>
+                <w:sz w:val="16"/>
+              </w:rPr>
+              <w:t xml:space="preserve">   3  </w:t>
+            </w:r>
+            <w:r>
+              <w:rPr>
+                <w:rFonts w:ascii="Consolas" w:hAnsi="Consolas" w:eastAsia="Consolas"/>
+                <w:b w:val="0"/>
+                <w:sz w:val="16"/>
+              </w:rPr>
+              <w:t xml:space="preserve">    fact: DataFrame,</w:t>
+            </w:r>
+          </w:p>
+          <w:p>
+            <w:pPr>
+              <w:spacing w:before="0" w:after="0" w:line="240" w:lineRule="auto"/>
+              <w:ind w:left="567" w:hanging="567"/>
+            </w:pPr>
+            <w:r>
+              <w:rPr>
+                <w:rFonts w:ascii="Consolas" w:hAnsi="Consolas" w:eastAsia="Consolas"/>
+                <w:b w:val="0"/>
+                <w:color w:val="5B6875"/>
+                <w:sz w:val="16"/>
+              </w:rPr>
+              <w:t xml:space="preserve">   4  </w:t>
+            </w:r>
+            <w:r>
+              <w:rPr>
+                <w:rFonts w:ascii="Consolas" w:hAnsi="Consolas" w:eastAsia="Consolas"/>
+                <w:b w:val="0"/>
+                <w:sz w:val="16"/>
+              </w:rPr>
+              <w:t xml:space="preserve">    regions: DataFrame,</w:t>
+            </w:r>
+          </w:p>
+          <w:p>
+            <w:pPr>
+              <w:spacing w:before="0" w:after="0" w:line="240" w:lineRule="auto"/>
+              <w:ind w:left="567" w:hanging="567"/>
+            </w:pPr>
+            <w:r>
+              <w:rPr>
+                <w:rFonts w:ascii="Consolas" w:hAnsi="Consolas" w:eastAsia="Consolas"/>
+                <w:b w:val="0"/>
+                <w:color w:val="5B6875"/>
+                <w:sz w:val="16"/>
+              </w:rPr>
+              <w:t xml:space="preserve">   5  </w:t>
+            </w:r>
+            <w:r>
+              <w:rPr>
+                <w:rFonts w:ascii="Consolas" w:hAnsi="Consolas" w:eastAsia="Consolas"/>
+                <w:b w:val="0"/>
+                <w:sz w:val="16"/>
+              </w:rPr>
+              <w:t>) -&gt; DataFrame: ...</w:t>
+            </w:r>
+          </w:p>
+          <w:p>
+            <w:pPr>
+              <w:spacing w:before="0" w:after="0" w:line="240" w:lineRule="auto"/>
+              <w:ind w:left="567" w:hanging="567"/>
+            </w:pPr>
+            <w:r>
+              <w:rPr>
+                <w:rFonts w:ascii="Consolas" w:hAnsi="Consolas" w:eastAsia="Consolas"/>
+                <w:b w:val="0"/>
+                <w:color w:val="5B6875"/>
+                <w:sz w:val="16"/>
+              </w:rPr>
+              <w:t xml:space="preserve">   6  </w:t>
+            </w:r>
+            <w:r>
+              <w:rPr>
+                <w:rFonts w:ascii="Consolas" w:hAnsi="Consolas" w:eastAsia="Consolas"/>
+                <w:b w:val="0"/>
+                <w:sz w:val="16"/>
+              </w:rPr>
+              <w:t xml:space="preserve"> </w:t>
+            </w:r>
+          </w:p>
+          <w:p>
+            <w:pPr>
+              <w:spacing w:before="0" w:after="0" w:line="240" w:lineRule="auto"/>
+              <w:ind w:left="567" w:hanging="567"/>
+            </w:pPr>
+            <w:r>
+              <w:rPr>
+                <w:rFonts w:ascii="Consolas" w:hAnsi="Consolas" w:eastAsia="Consolas"/>
+                <w:b w:val="0"/>
+                <w:color w:val="5B6875"/>
+                <w:sz w:val="16"/>
+              </w:rPr>
+              <w:t xml:space="preserve">   7  </w:t>
+            </w:r>
+            <w:r>
+              <w:rPr>
+                <w:rFonts w:ascii="Consolas" w:hAnsi="Consolas" w:eastAsia="Consolas"/>
+                <w:b w:val="0"/>
+                <w:sz w:val="16"/>
+              </w:rPr>
+              <w:t># Rows whose region_code had no match in the lookup.</w:t>
+            </w:r>
+          </w:p>
+          <w:p>
+            <w:pPr>
+              <w:spacing w:before="0" w:after="0" w:line="240" w:lineRule="auto"/>
+              <w:ind w:left="567" w:hanging="567"/>
+            </w:pPr>
+            <w:r>
+              <w:rPr>
+                <w:rFonts w:ascii="Consolas" w:hAnsi="Consolas" w:eastAsia="Consolas"/>
+                <w:b w:val="0"/>
+                <w:color w:val="5B6875"/>
+                <w:sz w:val="16"/>
+              </w:rPr>
+              <w:t xml:space="preserve">   8  </w:t>
+            </w:r>
+            <w:r>
+              <w:rPr>
+                <w:rFonts w:ascii="Consolas" w:hAnsi="Consolas" w:eastAsia="Consolas"/>
+                <w:b w:val="0"/>
+                <w:sz w:val="16"/>
+              </w:rPr>
+              <w:t>def unmatched_codes(enriched: DataFrame) -&gt; int: ...</w:t>
+            </w:r>
+          </w:p>
+        </w:tc>
+      </w:tr>
+    </w:tbl>
+    <w:p/>
     <w:p>
       <w:r>
         <w:rPr>
